--- a/Documentación Proyecto.docx
+++ b/Documentación Proyecto.docx
@@ -19,7 +19,15 @@
         </w:numPr>
       </w:pPr>
       <w:r>
-        <w:t>Botones Volver(Hecho)</w:t>
+        <w:t>Botones Volver</w:t>
+      </w:r>
+      <w:r>
+        <w:rPr>
+          <w:b/>
+          <w:bCs/>
+          <w:color w:val="4EA72E" w:themeColor="accent6"/>
+        </w:rPr>
+        <w:t>☑</w:t>
       </w:r>
     </w:p>
     <w:p>
@@ -42,8 +50,16 @@
         <w:t>Muestre el Código y el nombre de la sala.</w:t>
       </w:r>
       <w:r>
-        <w:t>(Hecho)</w:t>
-      </w:r>
+        <w:t xml:space="preserve"> </w:t>
+      </w:r>
+      <w:proofErr w:type="gramStart"/>
+      <w:r>
+        <w:rPr>
+          <w:color w:val="4EA72E" w:themeColor="accent6"/>
+        </w:rPr>
+        <w:t>☑</w:t>
+      </w:r>
+      <w:proofErr w:type="gramEnd"/>
     </w:p>
     <w:p>
       <w:pPr>
@@ -52,11 +68,19 @@
           <w:lang w:val="en-GB"/>
         </w:rPr>
       </w:pPr>
-      <w:r>
-        <w:rPr>
-          <w:lang w:val="en-GB"/>
-        </w:rPr>
-        <w:t>Activity(Lista)</w:t>
+      <w:proofErr w:type="gramStart"/>
+      <w:r>
+        <w:rPr>
+          <w:lang w:val="en-GB"/>
+        </w:rPr>
+        <w:t>Activity(</w:t>
+      </w:r>
+      <w:proofErr w:type="gramEnd"/>
+      <w:r>
+        <w:rPr>
+          <w:lang w:val="en-GB"/>
+        </w:rPr>
+        <w:t>Lista)</w:t>
       </w:r>
     </w:p>
     <w:p>
@@ -74,43 +98,87 @@
         <w:t xml:space="preserve"> de</w:t>
       </w:r>
       <w:r>
-        <w:t xml:space="preserve"> Salas con el Código y Nombre.(Hecho)</w:t>
-      </w:r>
-    </w:p>
-    <w:p>
-      <w:pPr>
-        <w:pStyle w:val="Prrafodelista"/>
-        <w:numPr>
-          <w:ilvl w:val="0"/>
-          <w:numId w:val="1"/>
-        </w:numPr>
-      </w:pPr>
-      <w:r>
-        <w:t>Boton Añadir Nueva.(Hecho)</w:t>
-      </w:r>
-    </w:p>
-    <w:p>
-      <w:pPr>
-        <w:pStyle w:val="Prrafodelista"/>
-        <w:numPr>
-          <w:ilvl w:val="0"/>
-          <w:numId w:val="1"/>
-        </w:numPr>
-      </w:pPr>
-      <w:r>
-        <w:t>Que pase el código de la sala al Activity_Info_Sala.(Hecho)</w:t>
-      </w:r>
-    </w:p>
-    <w:p>
-      <w:pPr>
-        <w:pStyle w:val="Prrafodelista"/>
-        <w:numPr>
-          <w:ilvl w:val="0"/>
-          <w:numId w:val="1"/>
-        </w:numPr>
-      </w:pPr>
-      <w:r>
-        <w:t>Al pulsar en la lista que vaya a la Activity_Info_Sala.(Hecho)</w:t>
+        <w:t xml:space="preserve"> Salas con el Código y Nombre.</w:t>
+      </w:r>
+      <w:r>
+        <w:rPr>
+          <w:color w:val="4EA72E" w:themeColor="accent6"/>
+        </w:rPr>
+        <w:t xml:space="preserve"> </w:t>
+      </w:r>
+      <w:r>
+        <w:rPr>
+          <w:color w:val="4EA72E" w:themeColor="accent6"/>
+        </w:rPr>
+        <w:t>☑</w:t>
+      </w:r>
+    </w:p>
+    <w:p>
+      <w:pPr>
+        <w:pStyle w:val="Prrafodelista"/>
+        <w:numPr>
+          <w:ilvl w:val="0"/>
+          <w:numId w:val="1"/>
+        </w:numPr>
+      </w:pPr>
+      <w:r>
+        <w:t xml:space="preserve">Boton Añadir </w:t>
+      </w:r>
+      <w:proofErr w:type="gramStart"/>
+      <w:r>
+        <w:t>Nueva.</w:t>
+      </w:r>
+      <w:r>
+        <w:t>☑</w:t>
+      </w:r>
+      <w:proofErr w:type="gramEnd"/>
+    </w:p>
+    <w:p>
+      <w:pPr>
+        <w:pStyle w:val="Prrafodelista"/>
+        <w:numPr>
+          <w:ilvl w:val="0"/>
+          <w:numId w:val="1"/>
+        </w:numPr>
+      </w:pPr>
+      <w:r>
+        <w:t>Que pase el código de la sala al Activity_Info_Sala.</w:t>
+      </w:r>
+      <w:r>
+        <w:rPr>
+          <w:color w:val="4EA72E" w:themeColor="accent6"/>
+        </w:rPr>
+        <w:t xml:space="preserve"> </w:t>
+      </w:r>
+      <w:r>
+        <w:rPr>
+          <w:color w:val="4EA72E" w:themeColor="accent6"/>
+        </w:rPr>
+        <w:t>☑</w:t>
+      </w:r>
+    </w:p>
+    <w:p>
+      <w:pPr>
+        <w:pStyle w:val="Prrafodelista"/>
+        <w:numPr>
+          <w:ilvl w:val="0"/>
+          <w:numId w:val="1"/>
+        </w:numPr>
+      </w:pPr>
+      <w:r>
+        <w:t>Al pulsar en la lista que vaya a la Activity_Info_Sala.</w:t>
+      </w:r>
+      <w:r>
+        <w:rPr>
+          <w:color w:val="4EA72E" w:themeColor="accent6"/>
+        </w:rPr>
+        <w:t xml:space="preserve"> </w:t>
+      </w:r>
+      <w:r>
+        <w:rPr>
+          <w:color w:val="4EA72E" w:themeColor="accent6"/>
+        </w:rPr>
+        <w:t>☑</w:t>
       </w:r>
     </w:p>
     <w:p>
@@ -124,7 +192,21 @@
         <w:rPr>
           <w:lang w:val="en-GB"/>
         </w:rPr>
-        <w:t>Activity_Info(Ficha)</w:t>
+        <w:t>Activity_</w:t>
+      </w:r>
+      <w:proofErr w:type="gramStart"/>
+      <w:r>
+        <w:rPr>
+          <w:lang w:val="en-GB"/>
+        </w:rPr>
+        <w:t>Info(</w:t>
+      </w:r>
+      <w:proofErr w:type="gramEnd"/>
+      <w:r>
+        <w:rPr>
+          <w:lang w:val="en-GB"/>
+        </w:rPr>
+        <w:t>Ficha)</w:t>
       </w:r>
       <w:r>
         <w:rPr>
@@ -145,31 +227,67 @@
         <w:t xml:space="preserve">Modificación de los datos </w:t>
       </w:r>
       <w:r>
-        <w:t>de los editText.(Hecho)</w:t>
-      </w:r>
-    </w:p>
-    <w:p>
-      <w:pPr>
-        <w:pStyle w:val="Prrafodelista"/>
-        <w:numPr>
-          <w:ilvl w:val="0"/>
-          <w:numId w:val="1"/>
-        </w:numPr>
-      </w:pPr>
-      <w:r>
-        <w:t>Ocultar los campos del código cuando sea una nueva Sala.(Hecho)</w:t>
-      </w:r>
-    </w:p>
-    <w:p>
-      <w:pPr>
-        <w:pStyle w:val="Prrafodelista"/>
-        <w:numPr>
-          <w:ilvl w:val="0"/>
-          <w:numId w:val="1"/>
-        </w:numPr>
-      </w:pPr>
-      <w:r>
-        <w:t>Guardar una sala.(Hecho)</w:t>
+        <w:t>de los editText.</w:t>
+      </w:r>
+      <w:r>
+        <w:rPr>
+          <w:color w:val="4EA72E" w:themeColor="accent6"/>
+        </w:rPr>
+        <w:t xml:space="preserve"> </w:t>
+      </w:r>
+      <w:r>
+        <w:rPr>
+          <w:color w:val="4EA72E" w:themeColor="accent6"/>
+        </w:rPr>
+        <w:t>☑</w:t>
+      </w:r>
+    </w:p>
+    <w:p>
+      <w:pPr>
+        <w:pStyle w:val="Prrafodelista"/>
+        <w:numPr>
+          <w:ilvl w:val="0"/>
+          <w:numId w:val="1"/>
+        </w:numPr>
+      </w:pPr>
+      <w:r>
+        <w:t>Ocultar los campos del código cuando sea una nueva Sala.</w:t>
+      </w:r>
+      <w:r>
+        <w:rPr>
+          <w:color w:val="4EA72E" w:themeColor="accent6"/>
+        </w:rPr>
+        <w:t xml:space="preserve"> </w:t>
+      </w:r>
+      <w:r>
+        <w:rPr>
+          <w:color w:val="4EA72E" w:themeColor="accent6"/>
+        </w:rPr>
+        <w:t>☑</w:t>
+      </w:r>
+    </w:p>
+    <w:p>
+      <w:pPr>
+        <w:pStyle w:val="Prrafodelista"/>
+        <w:numPr>
+          <w:ilvl w:val="0"/>
+          <w:numId w:val="1"/>
+        </w:numPr>
+      </w:pPr>
+      <w:r>
+        <w:t>Guardar una sala.</w:t>
+      </w:r>
+      <w:r>
+        <w:rPr>
+          <w:color w:val="4EA72E" w:themeColor="accent6"/>
+        </w:rPr>
+        <w:t xml:space="preserve"> </w:t>
+      </w:r>
+      <w:r>
+        <w:rPr>
+          <w:color w:val="4EA72E" w:themeColor="accent6"/>
+        </w:rPr>
+        <w:t>☑</w:t>
       </w:r>
     </w:p>
     <w:p>
@@ -189,7 +307,13 @@
         </w:numPr>
       </w:pPr>
       <w:r>
-        <w:t>Botones Volver(Hecho)</w:t>
+        <w:t>Botones Volver</w:t>
+      </w:r>
+      <w:r>
+        <w:rPr>
+          <w:color w:val="4EA72E" w:themeColor="accent6"/>
+        </w:rPr>
+        <w:t>☑</w:t>
       </w:r>
     </w:p>
     <w:p>
@@ -212,7 +336,16 @@
         <w:t>Muestre el Código y el nombre del Tipo.</w:t>
       </w:r>
       <w:r>
-        <w:t>(Hecho)</w:t>
+        <w:rPr>
+          <w:color w:val="4EA72E" w:themeColor="accent6"/>
+        </w:rPr>
+        <w:t xml:space="preserve"> </w:t>
+      </w:r>
+      <w:r>
+        <w:rPr>
+          <w:color w:val="4EA72E" w:themeColor="accent6"/>
+        </w:rPr>
+        <w:t>☑</w:t>
       </w:r>
     </w:p>
     <w:p>
@@ -222,47 +355,91 @@
           <w:lang w:val="en-GB"/>
         </w:rPr>
       </w:pPr>
-      <w:r>
-        <w:rPr>
-          <w:lang w:val="en-GB"/>
-        </w:rPr>
-        <w:t>Activity(Lista)</w:t>
-      </w:r>
-    </w:p>
-    <w:p>
-      <w:pPr>
-        <w:pStyle w:val="Prrafodelista"/>
-        <w:numPr>
-          <w:ilvl w:val="0"/>
-          <w:numId w:val="1"/>
-        </w:numPr>
-      </w:pPr>
-      <w:r>
-        <w:t>Mostrar lista de Tipos con el Código y Nombre.(Hecho)</w:t>
-      </w:r>
-    </w:p>
-    <w:p>
-      <w:pPr>
-        <w:pStyle w:val="Prrafodelista"/>
-        <w:numPr>
-          <w:ilvl w:val="0"/>
-          <w:numId w:val="1"/>
-        </w:numPr>
-      </w:pPr>
-      <w:r>
-        <w:t>Boton Añadir Nueva.(Hecho)</w:t>
-      </w:r>
-    </w:p>
-    <w:p>
-      <w:pPr>
-        <w:pStyle w:val="Prrafodelista"/>
-        <w:numPr>
-          <w:ilvl w:val="0"/>
-          <w:numId w:val="1"/>
-        </w:numPr>
-      </w:pPr>
-      <w:r>
-        <w:t>Que pase el código de la sala al Activity_Info_Tipo.(Hecho)</w:t>
+      <w:proofErr w:type="gramStart"/>
+      <w:r>
+        <w:rPr>
+          <w:lang w:val="en-GB"/>
+        </w:rPr>
+        <w:t>Activity(</w:t>
+      </w:r>
+      <w:proofErr w:type="gramEnd"/>
+      <w:r>
+        <w:rPr>
+          <w:lang w:val="en-GB"/>
+        </w:rPr>
+        <w:t>Lista)</w:t>
+      </w:r>
+    </w:p>
+    <w:p>
+      <w:pPr>
+        <w:pStyle w:val="Prrafodelista"/>
+        <w:numPr>
+          <w:ilvl w:val="0"/>
+          <w:numId w:val="1"/>
+        </w:numPr>
+      </w:pPr>
+      <w:r>
+        <w:t>Mostrar lista de Tipos con el Código y Nombre.</w:t>
+      </w:r>
+      <w:r>
+        <w:rPr>
+          <w:color w:val="4EA72E" w:themeColor="accent6"/>
+        </w:rPr>
+        <w:t xml:space="preserve"> </w:t>
+      </w:r>
+      <w:r>
+        <w:rPr>
+          <w:color w:val="4EA72E" w:themeColor="accent6"/>
+        </w:rPr>
+        <w:t>☑</w:t>
+      </w:r>
+    </w:p>
+    <w:p>
+      <w:pPr>
+        <w:pStyle w:val="Prrafodelista"/>
+        <w:numPr>
+          <w:ilvl w:val="0"/>
+          <w:numId w:val="1"/>
+        </w:numPr>
+      </w:pPr>
+      <w:r>
+        <w:t>Boton Añadir Nueva.</w:t>
+      </w:r>
+      <w:r>
+        <w:rPr>
+          <w:color w:val="4EA72E" w:themeColor="accent6"/>
+        </w:rPr>
+        <w:t xml:space="preserve"> </w:t>
+      </w:r>
+      <w:r>
+        <w:rPr>
+          <w:color w:val="4EA72E" w:themeColor="accent6"/>
+        </w:rPr>
+        <w:t>☑</w:t>
+      </w:r>
+    </w:p>
+    <w:p>
+      <w:pPr>
+        <w:pStyle w:val="Prrafodelista"/>
+        <w:numPr>
+          <w:ilvl w:val="0"/>
+          <w:numId w:val="1"/>
+        </w:numPr>
+      </w:pPr>
+      <w:r>
+        <w:t>Que pase el código de la sala al Activity_Info_Tipo.</w:t>
+      </w:r>
+      <w:r>
+        <w:rPr>
+          <w:color w:val="4EA72E" w:themeColor="accent6"/>
+        </w:rPr>
+        <w:t xml:space="preserve"> </w:t>
+      </w:r>
+      <w:r>
+        <w:rPr>
+          <w:color w:val="4EA72E" w:themeColor="accent6"/>
+        </w:rPr>
+        <w:t>☑</w:t>
       </w:r>
     </w:p>
     <w:p>
@@ -280,7 +457,19 @@
         <w:t xml:space="preserve"> </w:t>
       </w:r>
       <w:r>
-        <w:t>Tipo.(Hecho)</w:t>
+        <w:t>Tipo.</w:t>
+      </w:r>
+      <w:r>
+        <w:rPr>
+          <w:color w:val="4EA72E" w:themeColor="accent6"/>
+        </w:rPr>
+        <w:t xml:space="preserve"> </w:t>
+      </w:r>
+      <w:r>
+        <w:rPr>
+          <w:color w:val="4EA72E" w:themeColor="accent6"/>
+        </w:rPr>
+        <w:t>☑</w:t>
       </w:r>
     </w:p>
     <w:p>
@@ -294,7 +483,21 @@
         <w:rPr>
           <w:lang w:val="en-GB"/>
         </w:rPr>
-        <w:t>Activity_Info(Ficha)</w:t>
+        <w:t>Activity_</w:t>
+      </w:r>
+      <w:proofErr w:type="gramStart"/>
+      <w:r>
+        <w:rPr>
+          <w:lang w:val="en-GB"/>
+        </w:rPr>
+        <w:t>Info(</w:t>
+      </w:r>
+      <w:proofErr w:type="gramEnd"/>
+      <w:r>
+        <w:rPr>
+          <w:lang w:val="en-GB"/>
+        </w:rPr>
+        <w:t>Ficha)</w:t>
       </w:r>
       <w:r>
         <w:rPr>
@@ -312,31 +515,67 @@
         </w:numPr>
       </w:pPr>
       <w:r>
-        <w:t>Modificación de los datos de los editText.(Hecho)</w:t>
-      </w:r>
-    </w:p>
-    <w:p>
-      <w:pPr>
-        <w:pStyle w:val="Prrafodelista"/>
-        <w:numPr>
-          <w:ilvl w:val="0"/>
-          <w:numId w:val="1"/>
-        </w:numPr>
-      </w:pPr>
-      <w:r>
-        <w:t>Ocultar los campos del código cuando sea un nuevo Tipo.(Hecho)</w:t>
-      </w:r>
-    </w:p>
-    <w:p>
-      <w:pPr>
-        <w:pStyle w:val="Prrafodelista"/>
-        <w:numPr>
-          <w:ilvl w:val="0"/>
-          <w:numId w:val="1"/>
-        </w:numPr>
-      </w:pPr>
-      <w:r>
-        <w:t>Guardar un Tipo.(Hecho)</w:t>
+        <w:t>Modificación de los datos de los editText.</w:t>
+      </w:r>
+      <w:r>
+        <w:rPr>
+          <w:color w:val="4EA72E" w:themeColor="accent6"/>
+        </w:rPr>
+        <w:t xml:space="preserve"> </w:t>
+      </w:r>
+      <w:r>
+        <w:rPr>
+          <w:color w:val="4EA72E" w:themeColor="accent6"/>
+        </w:rPr>
+        <w:t>☑</w:t>
+      </w:r>
+    </w:p>
+    <w:p>
+      <w:pPr>
+        <w:pStyle w:val="Prrafodelista"/>
+        <w:numPr>
+          <w:ilvl w:val="0"/>
+          <w:numId w:val="1"/>
+        </w:numPr>
+      </w:pPr>
+      <w:r>
+        <w:t>Ocultar los campos del código cuando sea un nuevo Tipo.</w:t>
+      </w:r>
+      <w:r>
+        <w:rPr>
+          <w:color w:val="4EA72E" w:themeColor="accent6"/>
+        </w:rPr>
+        <w:t xml:space="preserve"> </w:t>
+      </w:r>
+      <w:r>
+        <w:rPr>
+          <w:color w:val="4EA72E" w:themeColor="accent6"/>
+        </w:rPr>
+        <w:t>☑</w:t>
+      </w:r>
+    </w:p>
+    <w:p>
+      <w:pPr>
+        <w:pStyle w:val="Prrafodelista"/>
+        <w:numPr>
+          <w:ilvl w:val="0"/>
+          <w:numId w:val="1"/>
+        </w:numPr>
+      </w:pPr>
+      <w:r>
+        <w:t>Guardar un Tipo.</w:t>
+      </w:r>
+      <w:r>
+        <w:rPr>
+          <w:color w:val="4EA72E" w:themeColor="accent6"/>
+        </w:rPr>
+        <w:t xml:space="preserve"> </w:t>
+      </w:r>
+      <w:r>
+        <w:rPr>
+          <w:color w:val="4EA72E" w:themeColor="accent6"/>
+        </w:rPr>
+        <w:t>☑</w:t>
       </w:r>
     </w:p>
     <w:p>
@@ -362,7 +601,13 @@
         </w:numPr>
       </w:pPr>
       <w:r>
-        <w:t>Botones Volver(Hecho)</w:t>
+        <w:t>Botones Volver</w:t>
+      </w:r>
+      <w:r>
+        <w:rPr>
+          <w:color w:val="4EA72E" w:themeColor="accent6"/>
+        </w:rPr>
+        <w:t>☑</w:t>
       </w:r>
     </w:p>
     <w:p>
@@ -382,7 +627,19 @@
         </w:numPr>
       </w:pPr>
       <w:r>
-        <w:t>Muestre el Código, nombre del Usuario y Nombre del Elemento.(Hecho)</w:t>
+        <w:t>Muestre el Código, nombre del Usuario y Nombre del Elemento.</w:t>
+      </w:r>
+      <w:r>
+        <w:rPr>
+          <w:color w:val="4EA72E" w:themeColor="accent6"/>
+        </w:rPr>
+        <w:t xml:space="preserve"> </w:t>
+      </w:r>
+      <w:r>
+        <w:rPr>
+          <w:color w:val="4EA72E" w:themeColor="accent6"/>
+        </w:rPr>
+        <w:t>☑</w:t>
       </w:r>
     </w:p>
     <w:p>
@@ -392,11 +649,19 @@
           <w:lang w:val="en-GB"/>
         </w:rPr>
       </w:pPr>
-      <w:r>
-        <w:rPr>
-          <w:lang w:val="en-GB"/>
-        </w:rPr>
-        <w:t>Activity(Lista)</w:t>
+      <w:proofErr w:type="gramStart"/>
+      <w:r>
+        <w:rPr>
+          <w:lang w:val="en-GB"/>
+        </w:rPr>
+        <w:t>Activity(</w:t>
+      </w:r>
+      <w:proofErr w:type="gramEnd"/>
+      <w:r>
+        <w:rPr>
+          <w:lang w:val="en-GB"/>
+        </w:rPr>
+        <w:t>Lista)</w:t>
       </w:r>
     </w:p>
     <w:p>
@@ -408,31 +673,67 @@
         </w:numPr>
       </w:pPr>
       <w:r>
-        <w:t>Mostrar lista de Prestamos con el Código, nombre del Usuario y Nombre del Elemento.(Hecho)</w:t>
-      </w:r>
-    </w:p>
-    <w:p>
-      <w:pPr>
-        <w:pStyle w:val="Prrafodelista"/>
-        <w:numPr>
-          <w:ilvl w:val="0"/>
-          <w:numId w:val="1"/>
-        </w:numPr>
-      </w:pPr>
-      <w:r>
-        <w:t>Boton Añadir Nueva.(Hecho)</w:t>
-      </w:r>
-    </w:p>
-    <w:p>
-      <w:pPr>
-        <w:pStyle w:val="Prrafodelista"/>
-        <w:numPr>
-          <w:ilvl w:val="0"/>
-          <w:numId w:val="1"/>
-        </w:numPr>
-      </w:pPr>
-      <w:r>
-        <w:t>Que pase el código del prestamo al Activity_Info_Prestamo.(Hecho)</w:t>
+        <w:t>Mostrar lista de Prestamos con el Código, nombre del Usuario y Nombre del Elemento.</w:t>
+      </w:r>
+      <w:r>
+        <w:rPr>
+          <w:color w:val="4EA72E" w:themeColor="accent6"/>
+        </w:rPr>
+        <w:t xml:space="preserve"> </w:t>
+      </w:r>
+      <w:r>
+        <w:rPr>
+          <w:color w:val="4EA72E" w:themeColor="accent6"/>
+        </w:rPr>
+        <w:t>☑</w:t>
+      </w:r>
+    </w:p>
+    <w:p>
+      <w:pPr>
+        <w:pStyle w:val="Prrafodelista"/>
+        <w:numPr>
+          <w:ilvl w:val="0"/>
+          <w:numId w:val="1"/>
+        </w:numPr>
+      </w:pPr>
+      <w:r>
+        <w:t>Boton Añadir Nueva.</w:t>
+      </w:r>
+      <w:r>
+        <w:rPr>
+          <w:color w:val="4EA72E" w:themeColor="accent6"/>
+        </w:rPr>
+        <w:t xml:space="preserve"> </w:t>
+      </w:r>
+      <w:r>
+        <w:rPr>
+          <w:color w:val="4EA72E" w:themeColor="accent6"/>
+        </w:rPr>
+        <w:t>☑</w:t>
+      </w:r>
+    </w:p>
+    <w:p>
+      <w:pPr>
+        <w:pStyle w:val="Prrafodelista"/>
+        <w:numPr>
+          <w:ilvl w:val="0"/>
+          <w:numId w:val="1"/>
+        </w:numPr>
+      </w:pPr>
+      <w:r>
+        <w:t>Que pase el código del prestamo al Activity_Info_Prestamo.</w:t>
+      </w:r>
+      <w:r>
+        <w:rPr>
+          <w:color w:val="4EA72E" w:themeColor="accent6"/>
+        </w:rPr>
+        <w:t xml:space="preserve"> </w:t>
+      </w:r>
+      <w:r>
+        <w:rPr>
+          <w:color w:val="4EA72E" w:themeColor="accent6"/>
+        </w:rPr>
+        <w:t>☑</w:t>
       </w:r>
     </w:p>
     <w:p>
@@ -450,7 +751,19 @@
         <w:t xml:space="preserve"> </w:t>
       </w:r>
       <w:r>
-        <w:t>Prestamo.(Hecho)</w:t>
+        <w:t>Prestamo.</w:t>
+      </w:r>
+      <w:r>
+        <w:rPr>
+          <w:color w:val="4EA72E" w:themeColor="accent6"/>
+        </w:rPr>
+        <w:t xml:space="preserve"> </w:t>
+      </w:r>
+      <w:r>
+        <w:rPr>
+          <w:color w:val="4EA72E" w:themeColor="accent6"/>
+        </w:rPr>
+        <w:t>☑</w:t>
       </w:r>
     </w:p>
     <w:p>
@@ -464,7 +777,21 @@
         <w:rPr>
           <w:lang w:val="en-GB"/>
         </w:rPr>
-        <w:t>Activity_Info(Ficha)</w:t>
+        <w:t>Activity_</w:t>
+      </w:r>
+      <w:proofErr w:type="gramStart"/>
+      <w:r>
+        <w:rPr>
+          <w:lang w:val="en-GB"/>
+        </w:rPr>
+        <w:t>Info(</w:t>
+      </w:r>
+      <w:proofErr w:type="gramEnd"/>
+      <w:r>
+        <w:rPr>
+          <w:lang w:val="en-GB"/>
+        </w:rPr>
+        <w:t>Ficha)</w:t>
       </w:r>
       <w:r>
         <w:rPr>
@@ -482,20 +809,43 @@
         </w:numPr>
       </w:pPr>
       <w:r>
-        <w:t>Modificación de los datos de los editText.(Hecho)</w:t>
-      </w:r>
-    </w:p>
-    <w:p>
-      <w:pPr>
-        <w:pStyle w:val="Prrafodelista"/>
-        <w:numPr>
-          <w:ilvl w:val="0"/>
-          <w:numId w:val="1"/>
-        </w:numPr>
-      </w:pPr>
-      <w:r>
-        <w:t>Ocultar los campos del código cuando sea un nuevo Prestamo.(Hecho)</w:t>
-      </w:r>
+        <w:t>Modificación de los datos de los editText.</w:t>
+      </w:r>
+      <w:r>
+        <w:rPr>
+          <w:color w:val="4EA72E" w:themeColor="accent6"/>
+        </w:rPr>
+        <w:t xml:space="preserve"> </w:t>
+      </w:r>
+      <w:r>
+        <w:rPr>
+          <w:color w:val="4EA72E" w:themeColor="accent6"/>
+        </w:rPr>
+        <w:t>☑</w:t>
+      </w:r>
+    </w:p>
+    <w:p>
+      <w:pPr>
+        <w:pStyle w:val="Prrafodelista"/>
+        <w:numPr>
+          <w:ilvl w:val="0"/>
+          <w:numId w:val="1"/>
+        </w:numPr>
+      </w:pPr>
+      <w:r>
+        <w:t>Ocultar los campos del código cuando sea un nuevo Prestamo</w:t>
+      </w:r>
+      <w:r>
+        <w:t xml:space="preserve">. </w:t>
+      </w:r>
+      <w:proofErr w:type="gramStart"/>
+      <w:r>
+        <w:rPr>
+          <w:color w:val="4EA72E" w:themeColor="accent6"/>
+        </w:rPr>
+        <w:t>☑</w:t>
+      </w:r>
+      <w:proofErr w:type="gramEnd"/>
     </w:p>
     <w:p>
       <w:pPr>
@@ -506,8 +856,19 @@
         </w:numPr>
       </w:pPr>
       <w:r>
-        <w:t>DatePickers.(Hechos)</w:t>
-      </w:r>
+        <w:t>DatePickers</w:t>
+      </w:r>
+      <w:r>
+        <w:t xml:space="preserve">. </w:t>
+      </w:r>
+      <w:proofErr w:type="gramStart"/>
+      <w:r>
+        <w:rPr>
+          <w:color w:val="4EA72E" w:themeColor="accent6"/>
+        </w:rPr>
+        <w:t>☑</w:t>
+      </w:r>
+      <w:proofErr w:type="gramEnd"/>
     </w:p>
     <w:p>
       <w:pPr>
@@ -518,13 +879,19 @@
         </w:numPr>
       </w:pPr>
       <w:r>
-        <w:t>Guardar las fechas.(</w:t>
-      </w:r>
-      <w:r>
-        <w:t>Hecho</w:t>
-      </w:r>
-      <w:r>
-        <w:t>)</w:t>
+        <w:t>Guardar las fechas.</w:t>
+      </w:r>
+      <w:r>
+        <w:rPr>
+          <w:color w:val="4EA72E" w:themeColor="accent6"/>
+        </w:rPr>
+        <w:t xml:space="preserve"> </w:t>
+      </w:r>
+      <w:r>
+        <w:rPr>
+          <w:color w:val="4EA72E" w:themeColor="accent6"/>
+        </w:rPr>
+        <w:t>☑</w:t>
       </w:r>
     </w:p>
     <w:p>
@@ -536,7 +903,19 @@
         </w:numPr>
       </w:pPr>
       <w:r>
-        <w:t>Mostrar Spinner Usuarios.(Hecho)</w:t>
+        <w:t>Mostrar Spinner Usuarios.</w:t>
+      </w:r>
+      <w:r>
+        <w:rPr>
+          <w:color w:val="4EA72E" w:themeColor="accent6"/>
+        </w:rPr>
+        <w:t xml:space="preserve"> </w:t>
+      </w:r>
+      <w:r>
+        <w:rPr>
+          <w:color w:val="4EA72E" w:themeColor="accent6"/>
+        </w:rPr>
+        <w:t>☑</w:t>
       </w:r>
     </w:p>
     <w:p>
@@ -548,7 +927,19 @@
         </w:numPr>
       </w:pPr>
       <w:r>
-        <w:t>Mostrar Spinner Elementos.(Hecho)</w:t>
+        <w:t>Mostrar Spinner Elementos.</w:t>
+      </w:r>
+      <w:r>
+        <w:rPr>
+          <w:color w:val="4EA72E" w:themeColor="accent6"/>
+        </w:rPr>
+        <w:t xml:space="preserve"> </w:t>
+      </w:r>
+      <w:r>
+        <w:rPr>
+          <w:color w:val="4EA72E" w:themeColor="accent6"/>
+        </w:rPr>
+        <w:t>☑</w:t>
       </w:r>
     </w:p>
     <w:p>
@@ -560,7 +951,19 @@
         </w:numPr>
       </w:pPr>
       <w:r>
-        <w:t>Guardar Spinner Usuarios.(Falta)</w:t>
+        <w:t>Guardar Spinner Usuarios.</w:t>
+      </w:r>
+      <w:r>
+        <w:rPr>
+          <w:color w:val="4EA72E" w:themeColor="accent6"/>
+        </w:rPr>
+        <w:t xml:space="preserve"> </w:t>
+      </w:r>
+      <w:r>
+        <w:rPr>
+          <w:color w:val="4EA72E" w:themeColor="accent6"/>
+        </w:rPr>
+        <w:t>☑</w:t>
       </w:r>
     </w:p>
     <w:p>
@@ -572,7 +975,19 @@
         </w:numPr>
       </w:pPr>
       <w:r>
-        <w:t>Guardar Spinner Elementos.(Falta)</w:t>
+        <w:t>Guardar Spinner Elementos.</w:t>
+      </w:r>
+      <w:r>
+        <w:rPr>
+          <w:color w:val="4EA72E" w:themeColor="accent6"/>
+        </w:rPr>
+        <w:t xml:space="preserve"> </w:t>
+      </w:r>
+      <w:r>
+        <w:rPr>
+          <w:color w:val="4EA72E" w:themeColor="accent6"/>
+        </w:rPr>
+        <w:t>☑</w:t>
       </w:r>
     </w:p>
     <w:p>
@@ -590,7 +1005,19 @@
         <w:t>Prestamo</w:t>
       </w:r>
       <w:r>
-        <w:t>.(Hecho)</w:t>
+        <w:t>.</w:t>
+      </w:r>
+      <w:r>
+        <w:rPr>
+          <w:color w:val="4EA72E" w:themeColor="accent6"/>
+        </w:rPr>
+        <w:t xml:space="preserve"> </w:t>
+      </w:r>
+      <w:r>
+        <w:rPr>
+          <w:color w:val="4EA72E" w:themeColor="accent6"/>
+        </w:rPr>
+        <w:t>☑</w:t>
       </w:r>
     </w:p>
     <w:p>
@@ -610,8 +1037,19 @@
         </w:numPr>
       </w:pPr>
       <w:r>
-        <w:t>Botones Volver(Hecho)</w:t>
-      </w:r>
+        <w:t>Botones Volver</w:t>
+      </w:r>
+      <w:r>
+        <w:t xml:space="preserve">. </w:t>
+      </w:r>
+      <w:proofErr w:type="gramStart"/>
+      <w:r>
+        <w:rPr>
+          <w:color w:val="4EA72E" w:themeColor="accent6"/>
+        </w:rPr>
+        <w:t>☑</w:t>
+      </w:r>
+      <w:proofErr w:type="gramEnd"/>
     </w:p>
     <w:p>
       <w:pPr>
@@ -630,19 +1068,25 @@
         </w:numPr>
       </w:pPr>
       <w:r>
-        <w:t xml:space="preserve">Muestre el Código, </w:t>
-      </w:r>
-      <w:r>
-        <w:t>código de Ubicación</w:t>
-      </w:r>
-      <w:r>
-        <w:t xml:space="preserve"> y </w:t>
-      </w:r>
-      <w:r>
-        <w:t>Descripcion de la Ubicación</w:t>
-      </w:r>
-      <w:r>
-        <w:t>.(Hecho)</w:t>
+        <w:t xml:space="preserve">Muestre el Código, código de Ubicación y </w:t>
+      </w:r>
+      <w:r>
+        <w:t>Sala</w:t>
+      </w:r>
+      <w:r>
+        <w:t xml:space="preserve"> de la Ubicación.</w:t>
+      </w:r>
+      <w:r>
+        <w:rPr>
+          <w:color w:val="4EA72E" w:themeColor="accent6"/>
+        </w:rPr>
+        <w:t xml:space="preserve"> </w:t>
+      </w:r>
+      <w:r>
+        <w:rPr>
+          <w:color w:val="4EA72E" w:themeColor="accent6"/>
+        </w:rPr>
+        <w:t>☑</w:t>
       </w:r>
     </w:p>
     <w:p>
@@ -652,11 +1096,147 @@
           <w:lang w:val="en-GB"/>
         </w:rPr>
       </w:pPr>
-      <w:r>
-        <w:rPr>
-          <w:lang w:val="en-GB"/>
-        </w:rPr>
-        <w:t>Activity(Lista)</w:t>
+      <w:proofErr w:type="gramStart"/>
+      <w:r>
+        <w:rPr>
+          <w:lang w:val="en-GB"/>
+        </w:rPr>
+        <w:t>Activity(</w:t>
+      </w:r>
+      <w:proofErr w:type="gramEnd"/>
+      <w:r>
+        <w:rPr>
+          <w:lang w:val="en-GB"/>
+        </w:rPr>
+        <w:t>Lista)</w:t>
+      </w:r>
+    </w:p>
+    <w:p>
+      <w:pPr>
+        <w:pStyle w:val="Prrafodelista"/>
+        <w:numPr>
+          <w:ilvl w:val="0"/>
+          <w:numId w:val="2"/>
+        </w:numPr>
+      </w:pPr>
+      <w:r>
+        <w:t xml:space="preserve">Mostrar lista de </w:t>
+      </w:r>
+      <w:r>
+        <w:t>Ubicaciones</w:t>
+      </w:r>
+      <w:r>
+        <w:t xml:space="preserve"> con el Código</w:t>
+      </w:r>
+      <w:r>
+        <w:t xml:space="preserve"> y el nombre de la Sala. </w:t>
+      </w:r>
+      <w:r>
+        <w:rPr>
+          <w:color w:val="4EA72E" w:themeColor="accent6"/>
+        </w:rPr>
+        <w:t>☑</w:t>
+      </w:r>
+    </w:p>
+    <w:p>
+      <w:pPr>
+        <w:pStyle w:val="Prrafodelista"/>
+        <w:numPr>
+          <w:ilvl w:val="0"/>
+          <w:numId w:val="1"/>
+        </w:numPr>
+      </w:pPr>
+      <w:r>
+        <w:t>Boton Añadir Nueva.</w:t>
+      </w:r>
+      <w:r>
+        <w:rPr>
+          <w:color w:val="4EA72E" w:themeColor="accent6"/>
+        </w:rPr>
+        <w:t xml:space="preserve"> </w:t>
+      </w:r>
+      <w:r>
+        <w:rPr>
+          <w:color w:val="4EA72E" w:themeColor="accent6"/>
+        </w:rPr>
+        <w:t>☑</w:t>
+      </w:r>
+    </w:p>
+    <w:p>
+      <w:pPr>
+        <w:pStyle w:val="Prrafodelista"/>
+        <w:numPr>
+          <w:ilvl w:val="0"/>
+          <w:numId w:val="1"/>
+        </w:numPr>
+      </w:pPr>
+      <w:r>
+        <w:t>Que pase el código de</w:t>
+      </w:r>
+      <w:r>
+        <w:t xml:space="preserve"> la ubicación </w:t>
+      </w:r>
+      <w:proofErr w:type="gramStart"/>
+      <w:r>
+        <w:t>y  el</w:t>
+      </w:r>
+      <w:proofErr w:type="gramEnd"/>
+      <w:r>
+        <w:t xml:space="preserve"> de la sala </w:t>
+      </w:r>
+      <w:r>
+        <w:t>al Activity_Info_</w:t>
+      </w:r>
+      <w:r>
+        <w:t>Ubicación</w:t>
+      </w:r>
+      <w:r>
+        <w:t>.</w:t>
+      </w:r>
+      <w:r>
+        <w:rPr>
+          <w:color w:val="4EA72E" w:themeColor="accent6"/>
+        </w:rPr>
+        <w:t xml:space="preserve"> </w:t>
+      </w:r>
+      <w:r>
+        <w:rPr>
+          <w:color w:val="4EA72E" w:themeColor="accent6"/>
+        </w:rPr>
+        <w:t>☑</w:t>
+      </w:r>
+    </w:p>
+    <w:p>
+      <w:pPr>
+        <w:pStyle w:val="Prrafodelista"/>
+        <w:numPr>
+          <w:ilvl w:val="0"/>
+          <w:numId w:val="1"/>
+        </w:numPr>
+      </w:pPr>
+      <w:r>
+        <w:t>Al pulsar en la lista que vaya a la Activity_Info_</w:t>
+      </w:r>
+      <w:r>
+        <w:t xml:space="preserve"> </w:t>
+      </w:r>
+      <w:r>
+        <w:t>Ubicación</w:t>
+      </w:r>
+      <w:r>
+        <w:t>.</w:t>
+      </w:r>
+      <w:r>
+        <w:rPr>
+          <w:color w:val="4EA72E" w:themeColor="accent6"/>
+        </w:rPr>
+        <w:t xml:space="preserve"> </w:t>
+      </w:r>
+      <w:r>
+        <w:rPr>
+          <w:color w:val="4EA72E" w:themeColor="accent6"/>
+        </w:rPr>
+        <w:t>☑</w:t>
       </w:r>
     </w:p>
     <w:p>
@@ -670,7 +1250,22 @@
         <w:rPr>
           <w:lang w:val="en-GB"/>
         </w:rPr>
-        <w:t>Activity_Info(Ficha)</w:t>
+        <w:lastRenderedPageBreak/>
+        <w:t>Activity_</w:t>
+      </w:r>
+      <w:proofErr w:type="gramStart"/>
+      <w:r>
+        <w:rPr>
+          <w:lang w:val="en-GB"/>
+        </w:rPr>
+        <w:t>Info(</w:t>
+      </w:r>
+      <w:proofErr w:type="gramEnd"/>
+      <w:r>
+        <w:rPr>
+          <w:lang w:val="en-GB"/>
+        </w:rPr>
+        <w:t>Ficha)</w:t>
       </w:r>
       <w:r>
         <w:rPr>
@@ -681,6 +1276,245 @@
     </w:p>
     <w:p>
       <w:pPr>
+        <w:pStyle w:val="Prrafodelista"/>
+        <w:numPr>
+          <w:ilvl w:val="0"/>
+          <w:numId w:val="1"/>
+        </w:numPr>
+      </w:pPr>
+      <w:r>
+        <w:t>Modificación de los datos de los editText</w:t>
+      </w:r>
+      <w:r>
+        <w:t xml:space="preserve">. </w:t>
+      </w:r>
+      <w:proofErr w:type="gramStart"/>
+      <w:r>
+        <w:rPr>
+          <w:color w:val="4EA72E" w:themeColor="accent6"/>
+        </w:rPr>
+        <w:t>☑</w:t>
+      </w:r>
+      <w:proofErr w:type="gramEnd"/>
+    </w:p>
+    <w:p>
+      <w:pPr>
+        <w:pStyle w:val="Prrafodelista"/>
+        <w:numPr>
+          <w:ilvl w:val="0"/>
+          <w:numId w:val="1"/>
+        </w:numPr>
+      </w:pPr>
+      <w:r>
+        <w:t>Ocultar los campos del código cuando sea un</w:t>
+      </w:r>
+      <w:r>
+        <w:t>a nueva ubicación</w:t>
+      </w:r>
+      <w:r>
+        <w:t>.</w:t>
+      </w:r>
+      <w:r>
+        <w:rPr>
+          <w:color w:val="4EA72E" w:themeColor="accent6"/>
+        </w:rPr>
+        <w:t xml:space="preserve"> </w:t>
+      </w:r>
+      <w:r>
+        <w:rPr>
+          <w:color w:val="4EA72E" w:themeColor="accent6"/>
+        </w:rPr>
+        <w:t>☑</w:t>
+      </w:r>
+    </w:p>
+    <w:p>
+      <w:pPr>
+        <w:pStyle w:val="Prrafodelista"/>
+        <w:numPr>
+          <w:ilvl w:val="0"/>
+          <w:numId w:val="3"/>
+        </w:numPr>
+      </w:pPr>
+      <w:r>
+        <w:t>DatePickers</w:t>
+      </w:r>
+      <w:r>
+        <w:t xml:space="preserve">. </w:t>
+      </w:r>
+      <w:proofErr w:type="gramStart"/>
+      <w:r>
+        <w:rPr>
+          <w:color w:val="4EA72E" w:themeColor="accent6"/>
+        </w:rPr>
+        <w:t>☑</w:t>
+      </w:r>
+      <w:proofErr w:type="gramEnd"/>
+    </w:p>
+    <w:p>
+      <w:pPr>
+        <w:pStyle w:val="Prrafodelista"/>
+        <w:numPr>
+          <w:ilvl w:val="0"/>
+          <w:numId w:val="3"/>
+        </w:numPr>
+      </w:pPr>
+      <w:r>
+        <w:t>Guardar las fechas.</w:t>
+      </w:r>
+      <w:r>
+        <w:rPr>
+          <w:color w:val="4EA72E" w:themeColor="accent6"/>
+        </w:rPr>
+        <w:t xml:space="preserve"> </w:t>
+      </w:r>
+      <w:r>
+        <w:rPr>
+          <w:color w:val="4EA72E" w:themeColor="accent6"/>
+        </w:rPr>
+        <w:t>☑</w:t>
+      </w:r>
+    </w:p>
+    <w:p>
+      <w:pPr>
+        <w:pStyle w:val="Prrafodelista"/>
+        <w:numPr>
+          <w:ilvl w:val="0"/>
+          <w:numId w:val="3"/>
+        </w:numPr>
+      </w:pPr>
+      <w:r>
+        <w:t xml:space="preserve">Mostrar Spinner </w:t>
+      </w:r>
+      <w:r>
+        <w:t>Salas</w:t>
+      </w:r>
+      <w:r>
+        <w:t>.</w:t>
+      </w:r>
+      <w:r>
+        <w:t xml:space="preserve"> </w:t>
+      </w:r>
+      <w:r>
+        <w:rPr>
+          <w:color w:val="4EA72E" w:themeColor="accent6"/>
+        </w:rPr>
+        <w:t>☑</w:t>
+      </w:r>
+    </w:p>
+    <w:p>
+      <w:pPr>
+        <w:pStyle w:val="Prrafodelista"/>
+        <w:numPr>
+          <w:ilvl w:val="0"/>
+          <w:numId w:val="3"/>
+        </w:numPr>
+      </w:pPr>
+      <w:r>
+        <w:t>Mostrar Spinner Elementos.</w:t>
+      </w:r>
+      <w:r>
+        <w:t xml:space="preserve"> </w:t>
+      </w:r>
+      <w:r>
+        <w:rPr>
+          <w:color w:val="4EA72E" w:themeColor="accent6"/>
+        </w:rPr>
+        <w:t>☑</w:t>
+      </w:r>
+    </w:p>
+    <w:p>
+      <w:pPr>
+        <w:pStyle w:val="Prrafodelista"/>
+        <w:numPr>
+          <w:ilvl w:val="0"/>
+          <w:numId w:val="3"/>
+        </w:numPr>
+      </w:pPr>
+      <w:r>
+        <w:t xml:space="preserve">Guardar Spinner </w:t>
+      </w:r>
+      <w:r>
+        <w:t>Salas</w:t>
+      </w:r>
+      <w:r>
+        <w:t>.</w:t>
+      </w:r>
+      <w:r>
+        <w:rPr>
+          <w:color w:val="4EA72E" w:themeColor="accent6"/>
+        </w:rPr>
+        <w:t xml:space="preserve"> </w:t>
+      </w:r>
+      <w:r>
+        <w:rPr>
+          <w:color w:val="4EA72E" w:themeColor="accent6"/>
+        </w:rPr>
+        <w:t>☑</w:t>
+      </w:r>
+    </w:p>
+    <w:p>
+      <w:pPr>
+        <w:pStyle w:val="Prrafodelista"/>
+        <w:numPr>
+          <w:ilvl w:val="0"/>
+          <w:numId w:val="3"/>
+        </w:numPr>
+      </w:pPr>
+      <w:r>
+        <w:t>Guardar Spinner Elementos.</w:t>
+      </w:r>
+      <w:r>
+        <w:rPr>
+          <w:color w:val="4EA72E" w:themeColor="accent6"/>
+        </w:rPr>
+        <w:t xml:space="preserve"> </w:t>
+      </w:r>
+      <w:r>
+        <w:rPr>
+          <w:color w:val="4EA72E" w:themeColor="accent6"/>
+        </w:rPr>
+        <w:t>☑</w:t>
+      </w:r>
+    </w:p>
+    <w:p>
+      <w:pPr>
+        <w:pStyle w:val="Prrafodelista"/>
+        <w:numPr>
+          <w:ilvl w:val="0"/>
+          <w:numId w:val="1"/>
+        </w:numPr>
+      </w:pPr>
+      <w:r>
+        <w:t xml:space="preserve">Guardar un </w:t>
+      </w:r>
+      <w:r>
+        <w:t>Ubicación</w:t>
+      </w:r>
+      <w:r>
+        <w:t>.</w:t>
+      </w:r>
+      <w:r>
+        <w:rPr>
+          <w:color w:val="4EA72E" w:themeColor="accent6"/>
+        </w:rPr>
+        <w:t xml:space="preserve"> </w:t>
+      </w:r>
+      <w:r>
+        <w:rPr>
+          <w:color w:val="4EA72E" w:themeColor="accent6"/>
+        </w:rPr>
+        <w:t>☑</w:t>
+      </w:r>
+    </w:p>
+    <w:p>
+      <w:pPr>
+        <w:rPr>
+          <w:lang w:val="en-GB"/>
+        </w:rPr>
+      </w:pPr>
+    </w:p>
+    <w:p>
+      <w:pPr>
         <w:pStyle w:val="Ttulo1"/>
         <w:rPr>
           <w:lang w:val="en-GB"/>
@@ -702,7 +1536,22 @@
         </w:numPr>
       </w:pPr>
       <w:r>
-        <w:t>Botones Volver(Hecho)</w:t>
+        <w:t>Botones Volver</w:t>
+      </w:r>
+      <w:r>
+        <w:t>.</w:t>
+      </w:r>
+      <w:r>
+        <w:rPr>
+          <w:color w:val="4EA72E" w:themeColor="accent6"/>
+        </w:rPr>
+        <w:t xml:space="preserve"> </w:t>
+      </w:r>
+      <w:r>
+        <w:rPr>
+          <w:color w:val="4EA72E" w:themeColor="accent6"/>
+        </w:rPr>
+        <w:t>☑</w:t>
       </w:r>
     </w:p>
     <w:p>
@@ -710,7 +1559,798 @@
         <w:pStyle w:val="Ttulo2"/>
       </w:pPr>
       <w:r>
+        <w:t>Adaptador</w:t>
+      </w:r>
+    </w:p>
+    <w:p>
+      <w:pPr>
+        <w:pStyle w:val="Prrafodelista"/>
+        <w:numPr>
+          <w:ilvl w:val="0"/>
+          <w:numId w:val="2"/>
+        </w:numPr>
+      </w:pPr>
+      <w:r>
+        <w:t>Muestre el Código y el nombre del Usuario.</w:t>
+      </w:r>
+      <w:r>
+        <w:rPr>
+          <w:color w:val="4EA72E" w:themeColor="accent6"/>
+        </w:rPr>
+        <w:t xml:space="preserve"> </w:t>
+      </w:r>
+      <w:r>
+        <w:rPr>
+          <w:color w:val="4EA72E" w:themeColor="accent6"/>
+        </w:rPr>
+        <w:t>☑</w:t>
+      </w:r>
+    </w:p>
+    <w:p>
+      <w:pPr>
+        <w:pStyle w:val="Ttulo2"/>
+        <w:rPr>
+          <w:lang w:val="en-GB"/>
+        </w:rPr>
+      </w:pPr>
+      <w:proofErr w:type="gramStart"/>
+      <w:r>
+        <w:rPr>
+          <w:lang w:val="en-GB"/>
+        </w:rPr>
+        <w:t>Activity(</w:t>
+      </w:r>
+      <w:proofErr w:type="gramEnd"/>
+      <w:r>
+        <w:rPr>
+          <w:lang w:val="en-GB"/>
+        </w:rPr>
+        <w:t>Lista)</w:t>
+      </w:r>
+    </w:p>
+    <w:p>
+      <w:pPr>
+        <w:pStyle w:val="Prrafodelista"/>
+        <w:numPr>
+          <w:ilvl w:val="0"/>
+          <w:numId w:val="1"/>
+        </w:numPr>
+      </w:pPr>
+      <w:r>
+        <w:t>Mostrar lista de Salas con el Código y Nombre.</w:t>
+      </w:r>
+      <w:r>
+        <w:rPr>
+          <w:color w:val="4EA72E" w:themeColor="accent6"/>
+        </w:rPr>
+        <w:t xml:space="preserve"> </w:t>
+      </w:r>
+      <w:r>
+        <w:rPr>
+          <w:color w:val="4EA72E" w:themeColor="accent6"/>
+        </w:rPr>
+        <w:t>☑</w:t>
+      </w:r>
+    </w:p>
+    <w:p>
+      <w:pPr>
+        <w:pStyle w:val="Prrafodelista"/>
+        <w:numPr>
+          <w:ilvl w:val="0"/>
+          <w:numId w:val="1"/>
+        </w:numPr>
+      </w:pPr>
+      <w:r>
+        <w:t>Boton Añadir Nuevo.</w:t>
+      </w:r>
+      <w:r>
+        <w:rPr>
+          <w:color w:val="4EA72E" w:themeColor="accent6"/>
+        </w:rPr>
+        <w:t xml:space="preserve"> </w:t>
+      </w:r>
+      <w:r>
+        <w:rPr>
+          <w:color w:val="4EA72E" w:themeColor="accent6"/>
+        </w:rPr>
+        <w:t>☑</w:t>
+      </w:r>
+    </w:p>
+    <w:p>
+      <w:pPr>
+        <w:pStyle w:val="Prrafodelista"/>
+        <w:numPr>
+          <w:ilvl w:val="0"/>
+          <w:numId w:val="1"/>
+        </w:numPr>
+      </w:pPr>
+      <w:r>
+        <w:t>Que pase el código del Usuario y Nombre al Activity_Info_Usuario.</w:t>
+      </w:r>
+      <w:r>
+        <w:rPr>
+          <w:color w:val="4EA72E" w:themeColor="accent6"/>
+        </w:rPr>
+        <w:t xml:space="preserve"> </w:t>
+      </w:r>
+      <w:r>
+        <w:rPr>
+          <w:color w:val="4EA72E" w:themeColor="accent6"/>
+        </w:rPr>
+        <w:t>☑</w:t>
+      </w:r>
+    </w:p>
+    <w:p>
+      <w:pPr>
+        <w:pStyle w:val="Prrafodelista"/>
+        <w:numPr>
+          <w:ilvl w:val="0"/>
+          <w:numId w:val="1"/>
+        </w:numPr>
+      </w:pPr>
+      <w:r>
+        <w:t>Al pulsar en la lista que vaya a la Activity_Info_Usuario.</w:t>
+      </w:r>
+      <w:r>
+        <w:rPr>
+          <w:color w:val="4EA72E" w:themeColor="accent6"/>
+        </w:rPr>
+        <w:t xml:space="preserve"> </w:t>
+      </w:r>
+      <w:r>
+        <w:rPr>
+          <w:color w:val="4EA72E" w:themeColor="accent6"/>
+        </w:rPr>
+        <w:t>☑</w:t>
+      </w:r>
+    </w:p>
+    <w:p>
+      <w:pPr>
+        <w:pStyle w:val="Ttulo2"/>
+        <w:rPr>
+          <w:lang w:val="en-GB"/>
+        </w:rPr>
+      </w:pPr>
+      <w:r>
+        <w:rPr>
+          <w:lang w:val="en-GB"/>
+        </w:rPr>
+        <w:t>Activity_</w:t>
+      </w:r>
+      <w:proofErr w:type="gramStart"/>
+      <w:r>
+        <w:rPr>
+          <w:lang w:val="en-GB"/>
+        </w:rPr>
+        <w:t>Info(</w:t>
+      </w:r>
+      <w:proofErr w:type="gramEnd"/>
+      <w:r>
+        <w:rPr>
+          <w:lang w:val="en-GB"/>
+        </w:rPr>
+        <w:t>Ficha)</w:t>
+      </w:r>
+      <w:r>
+        <w:rPr>
+          <w:lang w:val="en-GB"/>
+        </w:rPr>
+        <w:tab/>
+      </w:r>
+    </w:p>
+    <w:p>
+      <w:pPr>
+        <w:pStyle w:val="Prrafodelista"/>
+        <w:numPr>
+          <w:ilvl w:val="0"/>
+          <w:numId w:val="1"/>
+        </w:numPr>
+      </w:pPr>
+      <w:r>
+        <w:t>Modificación de los datos de los editText.</w:t>
+      </w:r>
+      <w:r>
+        <w:rPr>
+          <w:color w:val="4EA72E" w:themeColor="accent6"/>
+        </w:rPr>
+        <w:t xml:space="preserve"> </w:t>
+      </w:r>
+      <w:r>
+        <w:rPr>
+          <w:color w:val="4EA72E" w:themeColor="accent6"/>
+        </w:rPr>
+        <w:t>☑</w:t>
+      </w:r>
+    </w:p>
+    <w:p>
+      <w:pPr>
+        <w:pStyle w:val="Prrafodelista"/>
+        <w:numPr>
+          <w:ilvl w:val="0"/>
+          <w:numId w:val="1"/>
+        </w:numPr>
+      </w:pPr>
+      <w:r>
+        <w:t xml:space="preserve">Ocultar los campos del código cuando sea una nueva </w:t>
+      </w:r>
+      <w:r>
+        <w:t>Usuario</w:t>
+      </w:r>
+      <w:r>
+        <w:t>.</w:t>
+      </w:r>
+      <w:r>
+        <w:rPr>
+          <w:color w:val="4EA72E" w:themeColor="accent6"/>
+        </w:rPr>
+        <w:t xml:space="preserve"> </w:t>
+      </w:r>
+      <w:r>
+        <w:rPr>
+          <w:color w:val="4EA72E" w:themeColor="accent6"/>
+        </w:rPr>
+        <w:t>☑</w:t>
+      </w:r>
+    </w:p>
+    <w:p>
+      <w:pPr>
+        <w:pStyle w:val="Prrafodelista"/>
+        <w:numPr>
+          <w:ilvl w:val="0"/>
+          <w:numId w:val="1"/>
+        </w:numPr>
+      </w:pPr>
+      <w:r>
+        <w:t xml:space="preserve">Guardar una </w:t>
+      </w:r>
+      <w:r>
+        <w:t>Usuario</w:t>
+      </w:r>
+      <w:r>
+        <w:t>.</w:t>
+      </w:r>
+      <w:r>
+        <w:rPr>
+          <w:color w:val="4EA72E" w:themeColor="accent6"/>
+        </w:rPr>
+        <w:t xml:space="preserve"> </w:t>
+      </w:r>
+      <w:r>
+        <w:rPr>
+          <w:color w:val="4EA72E" w:themeColor="accent6"/>
+        </w:rPr>
+        <w:t>☑</w:t>
+      </w:r>
+    </w:p>
+    <w:p>
+      <w:pPr>
+        <w:rPr>
+          <w:lang w:val="en-GB"/>
+        </w:rPr>
+      </w:pPr>
+    </w:p>
+    <w:p>
+      <w:pPr>
+        <w:pStyle w:val="Ttulo1"/>
+        <w:rPr>
+          <w:lang w:val="en-GB"/>
+        </w:rPr>
+      </w:pPr>
+      <w:r>
+        <w:rPr>
+          <w:lang w:val="en-GB"/>
+        </w:rPr>
+        <w:t>Elemento</w:t>
+      </w:r>
+    </w:p>
+    <w:p>
+      <w:pPr>
+        <w:pStyle w:val="Prrafodelista"/>
+        <w:numPr>
+          <w:ilvl w:val="0"/>
+          <w:numId w:val="2"/>
+        </w:numPr>
+      </w:pPr>
+      <w:r>
+        <w:t>Botones Volver</w:t>
+      </w:r>
+      <w:r>
+        <w:t>.</w:t>
+      </w:r>
+      <w:r>
+        <w:rPr>
+          <w:color w:val="4EA72E" w:themeColor="accent6"/>
+        </w:rPr>
+        <w:t xml:space="preserve"> </w:t>
+      </w:r>
+      <w:r>
+        <w:rPr>
+          <w:color w:val="4EA72E" w:themeColor="accent6"/>
+        </w:rPr>
+        <w:t>☑</w:t>
+      </w:r>
+    </w:p>
+    <w:p>
+      <w:pPr>
+        <w:pStyle w:val="Ttulo2"/>
+      </w:pPr>
+      <w:r>
+        <w:t>Adaptador</w:t>
+      </w:r>
+    </w:p>
+    <w:p>
+      <w:pPr>
+        <w:pStyle w:val="Prrafodelista"/>
+        <w:numPr>
+          <w:ilvl w:val="0"/>
+          <w:numId w:val="2"/>
+        </w:numPr>
+      </w:pPr>
+      <w:r>
+        <w:t xml:space="preserve">Muestre el Código, nombre del </w:t>
+      </w:r>
+      <w:r>
+        <w:t>Elemento</w:t>
+      </w:r>
+      <w:r>
+        <w:t>.</w:t>
+      </w:r>
+      <w:r>
+        <w:rPr>
+          <w:color w:val="4EA72E" w:themeColor="accent6"/>
+        </w:rPr>
+        <w:t xml:space="preserve"> </w:t>
+      </w:r>
+      <w:r>
+        <w:rPr>
+          <w:color w:val="4EA72E" w:themeColor="accent6"/>
+        </w:rPr>
+        <w:t>☑</w:t>
+      </w:r>
+    </w:p>
+    <w:p>
+      <w:pPr>
+        <w:pStyle w:val="Ttulo2"/>
+        <w:rPr>
+          <w:lang w:val="en-GB"/>
+        </w:rPr>
+      </w:pPr>
+      <w:proofErr w:type="gramStart"/>
+      <w:r>
+        <w:rPr>
+          <w:lang w:val="en-GB"/>
+        </w:rPr>
         <w:lastRenderedPageBreak/>
+        <w:t>Activity(</w:t>
+      </w:r>
+      <w:proofErr w:type="gramEnd"/>
+      <w:r>
+        <w:rPr>
+          <w:lang w:val="en-GB"/>
+        </w:rPr>
+        <w:t>Lista)</w:t>
+      </w:r>
+    </w:p>
+    <w:p>
+      <w:pPr>
+        <w:pStyle w:val="Prrafodelista"/>
+        <w:numPr>
+          <w:ilvl w:val="0"/>
+          <w:numId w:val="2"/>
+        </w:numPr>
+      </w:pPr>
+      <w:r>
+        <w:t xml:space="preserve">Mostrar lista de </w:t>
+      </w:r>
+      <w:r>
+        <w:t>Elementos</w:t>
+      </w:r>
+      <w:r>
+        <w:t xml:space="preserve"> con el Código y Nombre del Elemento.</w:t>
+      </w:r>
+      <w:r>
+        <w:rPr>
+          <w:color w:val="4EA72E" w:themeColor="accent6"/>
+        </w:rPr>
+        <w:t xml:space="preserve"> </w:t>
+      </w:r>
+      <w:r>
+        <w:rPr>
+          <w:color w:val="4EA72E" w:themeColor="accent6"/>
+        </w:rPr>
+        <w:t>☑</w:t>
+      </w:r>
+    </w:p>
+    <w:p>
+      <w:pPr>
+        <w:pStyle w:val="Prrafodelista"/>
+        <w:numPr>
+          <w:ilvl w:val="0"/>
+          <w:numId w:val="1"/>
+        </w:numPr>
+      </w:pPr>
+      <w:r>
+        <w:t>Boton Añadir Nuev</w:t>
+      </w:r>
+      <w:r>
+        <w:t>o</w:t>
+      </w:r>
+      <w:r>
+        <w:t>.</w:t>
+      </w:r>
+      <w:r>
+        <w:rPr>
+          <w:color w:val="4EA72E" w:themeColor="accent6"/>
+        </w:rPr>
+        <w:t xml:space="preserve"> </w:t>
+      </w:r>
+      <w:r>
+        <w:rPr>
+          <w:color w:val="4EA72E" w:themeColor="accent6"/>
+        </w:rPr>
+        <w:t>☑</w:t>
+      </w:r>
+    </w:p>
+    <w:p>
+      <w:pPr>
+        <w:pStyle w:val="Prrafodelista"/>
+        <w:numPr>
+          <w:ilvl w:val="0"/>
+          <w:numId w:val="1"/>
+        </w:numPr>
+      </w:pPr>
+      <w:r>
+        <w:t xml:space="preserve">Que pase el código del </w:t>
+      </w:r>
+      <w:r>
+        <w:t>elemento</w:t>
+      </w:r>
+      <w:r>
+        <w:t xml:space="preserve"> al Activity_Info_</w:t>
+      </w:r>
+      <w:r>
+        <w:t>Elemento</w:t>
+      </w:r>
+      <w:r>
+        <w:t>.</w:t>
+      </w:r>
+      <w:r>
+        <w:rPr>
+          <w:color w:val="4EA72E" w:themeColor="accent6"/>
+        </w:rPr>
+        <w:t xml:space="preserve"> </w:t>
+      </w:r>
+      <w:r>
+        <w:rPr>
+          <w:color w:val="4EA72E" w:themeColor="accent6"/>
+        </w:rPr>
+        <w:t>☑</w:t>
+      </w:r>
+    </w:p>
+    <w:p>
+      <w:pPr>
+        <w:pStyle w:val="Prrafodelista"/>
+        <w:numPr>
+          <w:ilvl w:val="0"/>
+          <w:numId w:val="1"/>
+        </w:numPr>
+      </w:pPr>
+      <w:r>
+        <w:t>Al pulsar en la lista que vaya a la Activity_Info_</w:t>
+      </w:r>
+      <w:r>
+        <w:t xml:space="preserve"> </w:t>
+      </w:r>
+      <w:r>
+        <w:t>Elemento.</w:t>
+      </w:r>
+      <w:r>
+        <w:rPr>
+          <w:color w:val="4EA72E" w:themeColor="accent6"/>
+        </w:rPr>
+        <w:t xml:space="preserve"> </w:t>
+      </w:r>
+      <w:r>
+        <w:rPr>
+          <w:color w:val="4EA72E" w:themeColor="accent6"/>
+        </w:rPr>
+        <w:t>☑</w:t>
+      </w:r>
+    </w:p>
+    <w:p>
+      <w:pPr>
+        <w:pStyle w:val="Ttulo2"/>
+        <w:rPr>
+          <w:lang w:val="en-GB"/>
+        </w:rPr>
+      </w:pPr>
+      <w:r>
+        <w:rPr>
+          <w:lang w:val="en-GB"/>
+        </w:rPr>
+        <w:t>Activity_</w:t>
+      </w:r>
+      <w:proofErr w:type="gramStart"/>
+      <w:r>
+        <w:rPr>
+          <w:lang w:val="en-GB"/>
+        </w:rPr>
+        <w:t>Info(</w:t>
+      </w:r>
+      <w:proofErr w:type="gramEnd"/>
+      <w:r>
+        <w:rPr>
+          <w:lang w:val="en-GB"/>
+        </w:rPr>
+        <w:t>Ficha)</w:t>
+      </w:r>
+      <w:r>
+        <w:rPr>
+          <w:lang w:val="en-GB"/>
+        </w:rPr>
+        <w:tab/>
+      </w:r>
+    </w:p>
+    <w:p>
+      <w:pPr>
+        <w:pStyle w:val="Prrafodelista"/>
+        <w:numPr>
+          <w:ilvl w:val="0"/>
+          <w:numId w:val="1"/>
+        </w:numPr>
+      </w:pPr>
+      <w:r>
+        <w:t>Modificación de los datos de los editText.</w:t>
+      </w:r>
+      <w:r>
+        <w:rPr>
+          <w:color w:val="4EA72E" w:themeColor="accent6"/>
+        </w:rPr>
+        <w:t xml:space="preserve"> </w:t>
+      </w:r>
+      <w:r>
+        <w:rPr>
+          <w:color w:val="4EA72E" w:themeColor="accent6"/>
+        </w:rPr>
+        <w:t>☑</w:t>
+      </w:r>
+    </w:p>
+    <w:p>
+      <w:pPr>
+        <w:pStyle w:val="Prrafodelista"/>
+        <w:numPr>
+          <w:ilvl w:val="0"/>
+          <w:numId w:val="1"/>
+        </w:numPr>
+      </w:pPr>
+      <w:r>
+        <w:t xml:space="preserve">Ocultar los campos del código cuando sea un nuevo </w:t>
+      </w:r>
+      <w:r>
+        <w:t>Elemento</w:t>
+      </w:r>
+      <w:r>
+        <w:t>.</w:t>
+      </w:r>
+      <w:r>
+        <w:rPr>
+          <w:color w:val="4EA72E" w:themeColor="accent6"/>
+        </w:rPr>
+        <w:t xml:space="preserve"> </w:t>
+      </w:r>
+      <w:r>
+        <w:rPr>
+          <w:color w:val="4EA72E" w:themeColor="accent6"/>
+        </w:rPr>
+        <w:t>☑</w:t>
+      </w:r>
+    </w:p>
+    <w:p>
+      <w:pPr>
+        <w:pStyle w:val="Prrafodelista"/>
+        <w:numPr>
+          <w:ilvl w:val="0"/>
+          <w:numId w:val="3"/>
+        </w:numPr>
+      </w:pPr>
+      <w:r>
+        <w:t>DatePickers.</w:t>
+      </w:r>
+      <w:r>
+        <w:rPr>
+          <w:color w:val="4EA72E" w:themeColor="accent6"/>
+        </w:rPr>
+        <w:t xml:space="preserve"> </w:t>
+      </w:r>
+      <w:r>
+        <w:rPr>
+          <w:color w:val="4EA72E" w:themeColor="accent6"/>
+        </w:rPr>
+        <w:t>☑</w:t>
+      </w:r>
+    </w:p>
+    <w:p>
+      <w:pPr>
+        <w:pStyle w:val="Prrafodelista"/>
+        <w:numPr>
+          <w:ilvl w:val="0"/>
+          <w:numId w:val="3"/>
+        </w:numPr>
+      </w:pPr>
+      <w:r>
+        <w:t>Guardar las fechas.</w:t>
+      </w:r>
+      <w:r>
+        <w:rPr>
+          <w:color w:val="4EA72E" w:themeColor="accent6"/>
+        </w:rPr>
+        <w:t xml:space="preserve"> </w:t>
+      </w:r>
+      <w:r>
+        <w:rPr>
+          <w:color w:val="4EA72E" w:themeColor="accent6"/>
+        </w:rPr>
+        <w:t>☑</w:t>
+      </w:r>
+    </w:p>
+    <w:p>
+      <w:pPr>
+        <w:pStyle w:val="Prrafodelista"/>
+        <w:numPr>
+          <w:ilvl w:val="0"/>
+          <w:numId w:val="3"/>
+        </w:numPr>
+      </w:pPr>
+      <w:r>
+        <w:t>Mostrar Spinner Usuarios.</w:t>
+      </w:r>
+      <w:r>
+        <w:rPr>
+          <w:color w:val="4EA72E" w:themeColor="accent6"/>
+        </w:rPr>
+        <w:t xml:space="preserve"> </w:t>
+      </w:r>
+      <w:r>
+        <w:rPr>
+          <w:color w:val="4EA72E" w:themeColor="accent6"/>
+        </w:rPr>
+        <w:t>☑</w:t>
+      </w:r>
+    </w:p>
+    <w:p>
+      <w:pPr>
+        <w:pStyle w:val="Prrafodelista"/>
+        <w:numPr>
+          <w:ilvl w:val="0"/>
+          <w:numId w:val="3"/>
+        </w:numPr>
+      </w:pPr>
+      <w:r>
+        <w:t>Mostrar Spinner Elementos.</w:t>
+      </w:r>
+      <w:r>
+        <w:rPr>
+          <w:color w:val="4EA72E" w:themeColor="accent6"/>
+        </w:rPr>
+        <w:t xml:space="preserve"> </w:t>
+      </w:r>
+      <w:r>
+        <w:rPr>
+          <w:color w:val="4EA72E" w:themeColor="accent6"/>
+        </w:rPr>
+        <w:t>☑</w:t>
+      </w:r>
+    </w:p>
+    <w:p>
+      <w:pPr>
+        <w:pStyle w:val="Prrafodelista"/>
+        <w:numPr>
+          <w:ilvl w:val="0"/>
+          <w:numId w:val="3"/>
+        </w:numPr>
+      </w:pPr>
+      <w:r>
+        <w:t>Guardar Spinner Usuarios.</w:t>
+      </w:r>
+      <w:r>
+        <w:t xml:space="preserve"> </w:t>
+      </w:r>
+      <w:r>
+        <w:rPr>
+          <w:color w:val="4EA72E" w:themeColor="accent6"/>
+        </w:rPr>
+        <w:t>☑</w:t>
+      </w:r>
+    </w:p>
+    <w:p>
+      <w:pPr>
+        <w:pStyle w:val="Prrafodelista"/>
+        <w:numPr>
+          <w:ilvl w:val="0"/>
+          <w:numId w:val="3"/>
+        </w:numPr>
+      </w:pPr>
+      <w:r>
+        <w:t>Guardar Spinner Elementos.</w:t>
+      </w:r>
+      <w:r>
+        <w:t xml:space="preserve"> </w:t>
+      </w:r>
+      <w:r>
+        <w:rPr>
+          <w:color w:val="4EA72E" w:themeColor="accent6"/>
+        </w:rPr>
+        <w:t>☑</w:t>
+      </w:r>
+    </w:p>
+    <w:p>
+      <w:pPr>
+        <w:pStyle w:val="Prrafodelista"/>
+        <w:numPr>
+          <w:ilvl w:val="0"/>
+          <w:numId w:val="1"/>
+        </w:numPr>
+      </w:pPr>
+      <w:r>
+        <w:t>Guardar un Prestamo.</w:t>
+      </w:r>
+      <w:r>
+        <w:t xml:space="preserve"> </w:t>
+      </w:r>
+      <w:r>
+        <w:rPr>
+          <w:color w:val="4EA72E" w:themeColor="accent6"/>
+        </w:rPr>
+        <w:t>☑</w:t>
+      </w:r>
+    </w:p>
+    <w:p>
+      <w:pPr>
+        <w:rPr>
+          <w:lang w:val="en-GB"/>
+        </w:rPr>
+      </w:pPr>
+    </w:p>
+    <w:p>
+      <w:pPr>
+        <w:pStyle w:val="Ttulo1"/>
+        <w:rPr>
+          <w:lang w:val="en-GB"/>
+        </w:rPr>
+      </w:pPr>
+      <w:r>
+        <w:rPr>
+          <w:lang w:val="en-GB"/>
+        </w:rPr>
+        <w:t>Incidencias</w:t>
+      </w:r>
+    </w:p>
+    <w:p>
+      <w:pPr>
+        <w:pStyle w:val="Prrafodelista"/>
+        <w:numPr>
+          <w:ilvl w:val="0"/>
+          <w:numId w:val="2"/>
+        </w:numPr>
+      </w:pPr>
+      <w:r>
+        <w:t>Botones Volver</w:t>
+      </w:r>
+      <w:r>
+        <w:t xml:space="preserve">. </w:t>
+      </w:r>
+      <w:r>
+        <w:rPr>
+          <w:color w:val="4EA72E" w:themeColor="accent6"/>
+        </w:rPr>
+        <w:t>☑</w:t>
+      </w:r>
+    </w:p>
+    <w:p>
+      <w:pPr>
+        <w:pStyle w:val="Ttulo2"/>
+      </w:pPr>
+      <w:r>
         <w:t>Adaptador</w:t>
       </w:r>
     </w:p>
@@ -723,16 +2363,146 @@
         </w:numPr>
       </w:pPr>
       <w:r>
-        <w:t>Muestre el Código y el nombre de</w:t>
-      </w:r>
-      <w:r>
-        <w:t>l Usuario</w:t>
+        <w:t>Muestre el Código, nombre del Usuario y Nombre del Elemento.</w:t>
+      </w:r>
+      <w:r>
+        <w:t xml:space="preserve"> </w:t>
+      </w:r>
+      <w:r>
+        <w:rPr>
+          <w:color w:val="4EA72E" w:themeColor="accent6"/>
+        </w:rPr>
+        <w:t>☑</w:t>
+      </w:r>
+    </w:p>
+    <w:p>
+      <w:pPr>
+        <w:pStyle w:val="Ttulo2"/>
+        <w:rPr>
+          <w:lang w:val="en-GB"/>
+        </w:rPr>
+      </w:pPr>
+      <w:proofErr w:type="gramStart"/>
+      <w:r>
+        <w:rPr>
+          <w:lang w:val="en-GB"/>
+        </w:rPr>
+        <w:t>Activity(</w:t>
+      </w:r>
+      <w:proofErr w:type="gramEnd"/>
+      <w:r>
+        <w:rPr>
+          <w:lang w:val="en-GB"/>
+        </w:rPr>
+        <w:t>Lista)</w:t>
+      </w:r>
+    </w:p>
+    <w:p>
+      <w:pPr>
+        <w:pStyle w:val="Prrafodelista"/>
+        <w:numPr>
+          <w:ilvl w:val="0"/>
+          <w:numId w:val="2"/>
+        </w:numPr>
+      </w:pPr>
+      <w:r>
+        <w:t>Mostrar lista de Prestamos con el Código, nombre del Usuario y Nombre del Elemento.</w:t>
+      </w:r>
+      <w:r>
+        <w:t xml:space="preserve"> </w:t>
+      </w:r>
+      <w:r>
+        <w:rPr>
+          <w:color w:val="4EA72E" w:themeColor="accent6"/>
+        </w:rPr>
+        <w:t>☑</w:t>
+      </w:r>
+    </w:p>
+    <w:p>
+      <w:pPr>
+        <w:pStyle w:val="Prrafodelista"/>
+        <w:numPr>
+          <w:ilvl w:val="0"/>
+          <w:numId w:val="1"/>
+        </w:numPr>
+      </w:pPr>
+      <w:r>
+        <w:t>Boton Añadir Nueva.</w:t>
+      </w:r>
+      <w:r>
+        <w:t xml:space="preserve"> </w:t>
+      </w:r>
+      <w:r>
+        <w:rPr>
+          <w:color w:val="4EA72E" w:themeColor="accent6"/>
+        </w:rPr>
+        <w:t>☑</w:t>
+      </w:r>
+    </w:p>
+    <w:p>
+      <w:pPr>
+        <w:pStyle w:val="Prrafodelista"/>
+        <w:numPr>
+          <w:ilvl w:val="0"/>
+          <w:numId w:val="1"/>
+        </w:numPr>
+      </w:pPr>
+      <w:r>
+        <w:t xml:space="preserve">Que pase el código </w:t>
+      </w:r>
+      <w:r>
+        <w:t>de la incidencia</w:t>
+      </w:r>
+      <w:r>
+        <w:t xml:space="preserve"> al Activity_Info_</w:t>
+      </w:r>
+      <w:r>
+        <w:t>Incidencia</w:t>
       </w:r>
       <w:r>
         <w:t>.</w:t>
       </w:r>
       <w:r>
-        <w:t>(Hecho)</w:t>
+        <w:t xml:space="preserve"> </w:t>
+      </w:r>
+      <w:r>
+        <w:rPr>
+          <w:color w:val="4EA72E" w:themeColor="accent6"/>
+        </w:rPr>
+        <w:t>☑</w:t>
+      </w:r>
+    </w:p>
+    <w:p>
+      <w:pPr>
+        <w:pStyle w:val="Prrafodelista"/>
+        <w:numPr>
+          <w:ilvl w:val="0"/>
+          <w:numId w:val="1"/>
+        </w:numPr>
+      </w:pPr>
+      <w:r>
+        <w:t>Al pulsar en la lista que vaya a la Activity_Info_</w:t>
+      </w:r>
+      <w:r>
+        <w:t xml:space="preserve"> </w:t>
+      </w:r>
+      <w:r>
+        <w:t>Incidencia</w:t>
+      </w:r>
+      <w:r>
+        <w:t>.</w:t>
+      </w:r>
+      <w:r>
+        <w:rPr>
+          <w:color w:val="4EA72E" w:themeColor="accent6"/>
+        </w:rPr>
+        <w:t xml:space="preserve"> </w:t>
+      </w:r>
+      <w:r>
+        <w:rPr>
+          <w:color w:val="4EA72E" w:themeColor="accent6"/>
+        </w:rPr>
+        <w:t>☑</w:t>
       </w:r>
     </w:p>
     <w:p>
@@ -746,93 +2516,21 @@
         <w:rPr>
           <w:lang w:val="en-GB"/>
         </w:rPr>
-        <w:t>Activity(Lista)</w:t>
-      </w:r>
-    </w:p>
-    <w:p>
-      <w:pPr>
-        <w:pStyle w:val="Prrafodelista"/>
-        <w:numPr>
-          <w:ilvl w:val="0"/>
-          <w:numId w:val="1"/>
-        </w:numPr>
-      </w:pPr>
-      <w:r>
-        <w:t>Mostrar lista de Salas con el Código y Nombre.(Hecho)</w:t>
-      </w:r>
-    </w:p>
-    <w:p>
-      <w:pPr>
-        <w:pStyle w:val="Prrafodelista"/>
-        <w:numPr>
-          <w:ilvl w:val="0"/>
-          <w:numId w:val="1"/>
-        </w:numPr>
-      </w:pPr>
-      <w:r>
-        <w:t>Boton Añadir Nuev</w:t>
-      </w:r>
-      <w:r>
-        <w:t>o</w:t>
-      </w:r>
-      <w:r>
-        <w:t>.(Hecho)</w:t>
-      </w:r>
-    </w:p>
-    <w:p>
-      <w:pPr>
-        <w:pStyle w:val="Prrafodelista"/>
-        <w:numPr>
-          <w:ilvl w:val="0"/>
-          <w:numId w:val="1"/>
-        </w:numPr>
-      </w:pPr>
-      <w:r>
-        <w:t>Que pase el código de</w:t>
-      </w:r>
-      <w:r>
-        <w:t xml:space="preserve">l Usuario y Nombre </w:t>
-      </w:r>
-      <w:r>
-        <w:t>al Activity_Info_</w:t>
-      </w:r>
-      <w:r>
-        <w:t>Usuario</w:t>
-      </w:r>
-      <w:r>
-        <w:t>.(Hecho)</w:t>
-      </w:r>
-    </w:p>
-    <w:p>
-      <w:pPr>
-        <w:pStyle w:val="Prrafodelista"/>
-        <w:numPr>
-          <w:ilvl w:val="0"/>
-          <w:numId w:val="1"/>
-        </w:numPr>
-      </w:pPr>
-      <w:r>
-        <w:t>Al pulsar en la lista que vaya a la Activity_Info_</w:t>
-      </w:r>
-      <w:r>
-        <w:t>Usuario</w:t>
-      </w:r>
-      <w:r>
-        <w:t>.(Hecho)</w:t>
-      </w:r>
-    </w:p>
-    <w:p>
-      <w:pPr>
-        <w:pStyle w:val="Ttulo2"/>
-        <w:rPr>
-          <w:lang w:val="en-GB"/>
-        </w:rPr>
-      </w:pPr>
-      <w:r>
-        <w:rPr>
-          <w:lang w:val="en-GB"/>
-        </w:rPr>
-        <w:t>Activity_Info(Ficha)</w:t>
+        <w:t>Activity_</w:t>
+      </w:r>
+      <w:proofErr w:type="gramStart"/>
+      <w:r>
+        <w:rPr>
+          <w:lang w:val="en-GB"/>
+        </w:rPr>
+        <w:t>Info(</w:t>
+      </w:r>
+      <w:proofErr w:type="gramEnd"/>
+      <w:r>
+        <w:rPr>
+          <w:lang w:val="en-GB"/>
+        </w:rPr>
+        <w:t>Ficha)</w:t>
       </w:r>
       <w:r>
         <w:rPr>
@@ -850,66 +2548,212 @@
         </w:numPr>
       </w:pPr>
       <w:r>
-        <w:t>Modificación de los datos de los editText.(Hecho)</w:t>
-      </w:r>
-    </w:p>
-    <w:p>
-      <w:pPr>
-        <w:pStyle w:val="Prrafodelista"/>
-        <w:numPr>
-          <w:ilvl w:val="0"/>
-          <w:numId w:val="1"/>
-        </w:numPr>
-      </w:pPr>
-      <w:r>
-        <w:t>Ocultar los campos del código cuando sea una nueva Sala.(Hecho)</w:t>
-      </w:r>
-    </w:p>
-    <w:p>
-      <w:pPr>
-        <w:pStyle w:val="Prrafodelista"/>
-        <w:numPr>
-          <w:ilvl w:val="0"/>
-          <w:numId w:val="1"/>
-        </w:numPr>
-      </w:pPr>
-      <w:r>
-        <w:t>Guardar una sala.(Hecho)</w:t>
-      </w:r>
-    </w:p>
-    <w:p>
-      <w:pPr>
-        <w:rPr>
-          <w:lang w:val="en-GB"/>
-        </w:rPr>
-      </w:pPr>
-    </w:p>
-    <w:p>
-      <w:pPr>
-        <w:pStyle w:val="Ttulo1"/>
-        <w:rPr>
-          <w:lang w:val="en-GB"/>
-        </w:rPr>
-      </w:pPr>
-      <w:r>
-        <w:rPr>
-          <w:lang w:val="en-GB"/>
-        </w:rPr>
-        <w:t>Elemento</w:t>
-      </w:r>
-    </w:p>
-    <w:p>
-      <w:pPr>
-        <w:pStyle w:val="Ttulo1"/>
-        <w:rPr>
-          <w:lang w:val="en-GB"/>
-        </w:rPr>
-      </w:pPr>
-      <w:r>
-        <w:rPr>
-          <w:lang w:val="en-GB"/>
-        </w:rPr>
-        <w:t>Incidencias</w:t>
+        <w:t>Modificación de los datos de los editText.</w:t>
+      </w:r>
+      <w:r>
+        <w:t xml:space="preserve"> </w:t>
+      </w:r>
+      <w:r>
+        <w:rPr>
+          <w:color w:val="4EA72E" w:themeColor="accent6"/>
+        </w:rPr>
+        <w:t>☑</w:t>
+      </w:r>
+    </w:p>
+    <w:p>
+      <w:pPr>
+        <w:pStyle w:val="Prrafodelista"/>
+        <w:numPr>
+          <w:ilvl w:val="0"/>
+          <w:numId w:val="1"/>
+        </w:numPr>
+      </w:pPr>
+      <w:r>
+        <w:t xml:space="preserve">Ocultar los campos del código cuando sea un nuevo </w:t>
+      </w:r>
+      <w:r>
+        <w:t>Incidencia</w:t>
+      </w:r>
+      <w:r>
+        <w:t>.</w:t>
+      </w:r>
+      <w:r>
+        <w:t xml:space="preserve"> </w:t>
+      </w:r>
+      <w:r>
+        <w:rPr>
+          <w:color w:val="4EA72E" w:themeColor="accent6"/>
+        </w:rPr>
+        <w:t>☑</w:t>
+      </w:r>
+    </w:p>
+    <w:p>
+      <w:pPr>
+        <w:pStyle w:val="Prrafodelista"/>
+        <w:numPr>
+          <w:ilvl w:val="0"/>
+          <w:numId w:val="3"/>
+        </w:numPr>
+      </w:pPr>
+      <w:r>
+        <w:t>DatePickers.</w:t>
+      </w:r>
+      <w:r>
+        <w:t xml:space="preserve"> </w:t>
+      </w:r>
+      <w:r>
+        <w:rPr>
+          <w:color w:val="4EA72E" w:themeColor="accent6"/>
+        </w:rPr>
+        <w:t>☑</w:t>
+      </w:r>
+    </w:p>
+    <w:p>
+      <w:pPr>
+        <w:pStyle w:val="Prrafodelista"/>
+        <w:numPr>
+          <w:ilvl w:val="0"/>
+          <w:numId w:val="3"/>
+        </w:numPr>
+      </w:pPr>
+      <w:r>
+        <w:t>Guardar las fechas.</w:t>
+      </w:r>
+      <w:r>
+        <w:t xml:space="preserve"> </w:t>
+      </w:r>
+      <w:r>
+        <w:rPr>
+          <w:color w:val="4EA72E" w:themeColor="accent6"/>
+        </w:rPr>
+        <w:t>☑</w:t>
+      </w:r>
+    </w:p>
+    <w:p>
+      <w:pPr>
+        <w:pStyle w:val="Prrafodelista"/>
+        <w:numPr>
+          <w:ilvl w:val="0"/>
+          <w:numId w:val="3"/>
+        </w:numPr>
+      </w:pPr>
+      <w:r>
+        <w:t>Mostrar Spinner Usuario</w:t>
+      </w:r>
+      <w:r>
+        <w:t>s de Creación</w:t>
+      </w:r>
+      <w:r>
+        <w:t>.</w:t>
+      </w:r>
+      <w:r>
+        <w:t xml:space="preserve"> </w:t>
+      </w:r>
+      <w:r>
+        <w:rPr>
+          <w:color w:val="4EA72E" w:themeColor="accent6"/>
+        </w:rPr>
+        <w:t>☑</w:t>
+      </w:r>
+    </w:p>
+    <w:p>
+      <w:pPr>
+        <w:pStyle w:val="Prrafodelista"/>
+        <w:numPr>
+          <w:ilvl w:val="0"/>
+          <w:numId w:val="3"/>
+        </w:numPr>
+      </w:pPr>
+      <w:r>
+        <w:t>Mostrar Spinner Elementos.</w:t>
+      </w:r>
+      <w:r>
+        <w:t xml:space="preserve"> </w:t>
+      </w:r>
+      <w:r>
+        <w:rPr>
+          <w:color w:val="4EA72E" w:themeColor="accent6"/>
+        </w:rPr>
+        <w:t>☑</w:t>
+      </w:r>
+    </w:p>
+    <w:p>
+      <w:pPr>
+        <w:pStyle w:val="Prrafodelista"/>
+        <w:numPr>
+          <w:ilvl w:val="0"/>
+          <w:numId w:val="3"/>
+        </w:numPr>
+      </w:pPr>
+      <w:r>
+        <w:lastRenderedPageBreak/>
+        <w:t>Guardar Spinner Usuarios</w:t>
+      </w:r>
+      <w:r>
+        <w:t xml:space="preserve"> </w:t>
+      </w:r>
+      <w:r>
+        <w:t>de Creación</w:t>
+      </w:r>
+      <w:r>
+        <w:t>.</w:t>
+      </w:r>
+      <w:r>
+        <w:t xml:space="preserve"> </w:t>
+      </w:r>
+      <w:r>
+        <w:rPr>
+          <w:color w:val="4EA72E" w:themeColor="accent6"/>
+        </w:rPr>
+        <w:t>☑</w:t>
+      </w:r>
+    </w:p>
+    <w:p>
+      <w:pPr>
+        <w:pStyle w:val="Prrafodelista"/>
+        <w:numPr>
+          <w:ilvl w:val="0"/>
+          <w:numId w:val="3"/>
+        </w:numPr>
+      </w:pPr>
+      <w:r>
+        <w:t>Guardar Spinner Elementos.</w:t>
+      </w:r>
+      <w:r>
+        <w:t xml:space="preserve"> </w:t>
+      </w:r>
+      <w:r>
+        <w:rPr>
+          <w:color w:val="4EA72E" w:themeColor="accent6"/>
+        </w:rPr>
+        <w:t>☑</w:t>
+      </w:r>
+    </w:p>
+    <w:p>
+      <w:pPr>
+        <w:pStyle w:val="Prrafodelista"/>
+        <w:numPr>
+          <w:ilvl w:val="0"/>
+          <w:numId w:val="1"/>
+        </w:numPr>
+      </w:pPr>
+      <w:r>
+        <w:t>Guardar u</w:t>
+      </w:r>
+      <w:r>
+        <w:t>na Incidencia</w:t>
+      </w:r>
+      <w:r>
+        <w:t>.</w:t>
+      </w:r>
+      <w:r>
+        <w:t xml:space="preserve"> </w:t>
+      </w:r>
+      <w:r>
+        <w:rPr>
+          <w:color w:val="4EA72E" w:themeColor="accent6"/>
+        </w:rPr>
+        <w:t>☑</w:t>
       </w:r>
     </w:p>
     <w:p>
@@ -1167,7 +3011,7 @@
   <w:abstractNum w:abstractNumId="2" w15:restartNumberingAfterBreak="0">
     <w:nsid w:val="71E77318"/>
     <w:multiLevelType w:val="hybridMultilevel"/>
-    <w:tmpl w:val="4B1CD284"/>
+    <w:tmpl w:val="7EBA294E"/>
     <w:lvl w:ilvl="0" w:tplc="0C0A0001">
       <w:start w:val="1"/>
       <w:numFmt w:val="bullet"/>
@@ -1891,7 +3735,6 @@
   <w:style w:type="character" w:default="1" w:styleId="Fuentedeprrafopredeter">
     <w:name w:val="Default Paragraph Font"/>
     <w:uiPriority w:val="1"/>
-    <w:semiHidden/>
     <w:unhideWhenUsed/>
   </w:style>
   <w:style w:type="table" w:default="1" w:styleId="Tablanormal">

--- a/Documentación Proyecto.docx
+++ b/Documentación Proyecto.docx
@@ -7,6 +7,9 @@
         <w:pStyle w:val="Ttulo1"/>
       </w:pPr>
       <w:r>
+        <w:t xml:space="preserve"> </w:t>
+      </w:r>
+      <w:r>
         <w:t>Salas</w:t>
       </w:r>
     </w:p>
@@ -66,11 +69,19 @@
           <w:lang w:val="en-GB"/>
         </w:rPr>
       </w:pPr>
-      <w:r>
-        <w:rPr>
-          <w:lang w:val="en-GB"/>
-        </w:rPr>
-        <w:t>Activity(Lista)</w:t>
+      <w:proofErr w:type="gramStart"/>
+      <w:r>
+        <w:rPr>
+          <w:lang w:val="en-GB"/>
+        </w:rPr>
+        <w:t>Activity(</w:t>
+      </w:r>
+      <w:proofErr w:type="gramEnd"/>
+      <w:r>
+        <w:rPr>
+          <w:lang w:val="en-GB"/>
+        </w:rPr>
+        <w:t>Lista)</w:t>
       </w:r>
     </w:p>
     <w:p>
@@ -105,12 +116,22 @@
           <w:numId w:val="1"/>
         </w:numPr>
       </w:pPr>
-      <w:r>
-        <w:t>Boton Añadir Nueva.</w:t>
+      <w:proofErr w:type="spellStart"/>
+      <w:r>
+        <w:t>Boton</w:t>
+      </w:r>
+      <w:proofErr w:type="spellEnd"/>
+      <w:r>
+        <w:t xml:space="preserve"> Añadir </w:t>
+      </w:r>
+      <w:proofErr w:type="gramStart"/>
+      <w:r>
+        <w:t>Nueva.</w:t>
       </w:r>
       <w:r>
         <w:t>☑</w:t>
       </w:r>
+      <w:proofErr w:type="gramEnd"/>
     </w:p>
     <w:p>
       <w:pPr>
@@ -121,7 +142,15 @@
         </w:numPr>
       </w:pPr>
       <w:r>
-        <w:t>Que pase el código de la sala al Activity_Info_Sala.</w:t>
+        <w:t xml:space="preserve">Que pase el código de la sala al </w:t>
+      </w:r>
+      <w:proofErr w:type="spellStart"/>
+      <w:r>
+        <w:t>Activity_Info_Sala</w:t>
+      </w:r>
+      <w:proofErr w:type="spellEnd"/>
+      <w:r>
+        <w:t>.</w:t>
       </w:r>
       <w:r>
         <w:rPr>
@@ -139,7 +168,15 @@
         </w:numPr>
       </w:pPr>
       <w:r>
-        <w:t>Al pulsar en la lista que vaya a la Activity_Info_Sala.</w:t>
+        <w:t xml:space="preserve">Al pulsar en la lista que vaya a la </w:t>
+      </w:r>
+      <w:proofErr w:type="spellStart"/>
+      <w:r>
+        <w:t>Activity_Info_Sala</w:t>
+      </w:r>
+      <w:proofErr w:type="spellEnd"/>
+      <w:r>
+        <w:t>.</w:t>
       </w:r>
       <w:r>
         <w:rPr>
@@ -155,11 +192,41 @@
           <w:lang w:val="en-GB"/>
         </w:rPr>
       </w:pPr>
-      <w:r>
-        <w:rPr>
-          <w:lang w:val="en-GB"/>
-        </w:rPr>
-        <w:t>Activity_Info(Ficha)</w:t>
+      <w:proofErr w:type="spellStart"/>
+      <w:r>
+        <w:rPr>
+          <w:lang w:val="en-GB"/>
+        </w:rPr>
+        <w:t>Activity_</w:t>
+      </w:r>
+      <w:proofErr w:type="gramStart"/>
+      <w:r>
+        <w:rPr>
+          <w:lang w:val="en-GB"/>
+        </w:rPr>
+        <w:t>Info</w:t>
+      </w:r>
+      <w:proofErr w:type="spellEnd"/>
+      <w:r>
+        <w:rPr>
+          <w:lang w:val="en-GB"/>
+        </w:rPr>
+        <w:t>(</w:t>
+      </w:r>
+      <w:proofErr w:type="spellStart"/>
+      <w:proofErr w:type="gramEnd"/>
+      <w:r>
+        <w:rPr>
+          <w:lang w:val="en-GB"/>
+        </w:rPr>
+        <w:t>Ficha</w:t>
+      </w:r>
+      <w:proofErr w:type="spellEnd"/>
+      <w:r>
+        <w:rPr>
+          <w:lang w:val="en-GB"/>
+        </w:rPr>
+        <w:t>)</w:t>
       </w:r>
       <w:r>
         <w:rPr>
@@ -180,7 +247,15 @@
         <w:t xml:space="preserve">Modificación de los datos </w:t>
       </w:r>
       <w:r>
-        <w:t>de los editText.</w:t>
+        <w:t xml:space="preserve">de los </w:t>
+      </w:r>
+      <w:proofErr w:type="spellStart"/>
+      <w:r>
+        <w:t>editText</w:t>
+      </w:r>
+      <w:proofErr w:type="spellEnd"/>
+      <w:r>
+        <w:t>.</w:t>
       </w:r>
       <w:r>
         <w:rPr>
@@ -284,11 +359,19 @@
           <w:lang w:val="en-GB"/>
         </w:rPr>
       </w:pPr>
-      <w:r>
-        <w:rPr>
-          <w:lang w:val="en-GB"/>
-        </w:rPr>
-        <w:t>Activity(Lista)</w:t>
+      <w:proofErr w:type="gramStart"/>
+      <w:r>
+        <w:rPr>
+          <w:lang w:val="en-GB"/>
+        </w:rPr>
+        <w:t>Activity(</w:t>
+      </w:r>
+      <w:proofErr w:type="gramEnd"/>
+      <w:r>
+        <w:rPr>
+          <w:lang w:val="en-GB"/>
+        </w:rPr>
+        <w:t>Lista)</w:t>
       </w:r>
     </w:p>
     <w:p>
@@ -317,8 +400,13 @@
           <w:numId w:val="1"/>
         </w:numPr>
       </w:pPr>
-      <w:r>
-        <w:t>Boton Añadir Nueva.</w:t>
+      <w:proofErr w:type="spellStart"/>
+      <w:r>
+        <w:t>Boton</w:t>
+      </w:r>
+      <w:proofErr w:type="spellEnd"/>
+      <w:r>
+        <w:t xml:space="preserve"> Añadir Nueva.</w:t>
       </w:r>
       <w:r>
         <w:rPr>
@@ -336,7 +424,15 @@
         </w:numPr>
       </w:pPr>
       <w:r>
-        <w:t>Que pase el código de la sala al Activity_Info_Tipo.</w:t>
+        <w:t xml:space="preserve">Que pase el código de la sala al </w:t>
+      </w:r>
+      <w:proofErr w:type="spellStart"/>
+      <w:r>
+        <w:t>Activity_Info_Tipo</w:t>
+      </w:r>
+      <w:proofErr w:type="spellEnd"/>
+      <w:r>
+        <w:t>.</w:t>
       </w:r>
       <w:r>
         <w:rPr>
@@ -354,7 +450,15 @@
         </w:numPr>
       </w:pPr>
       <w:r>
-        <w:t>Al pulsar en la lista que vaya a la Activity_Info_</w:t>
+        <w:t xml:space="preserve">Al pulsar en la lista que vaya a la </w:t>
+      </w:r>
+      <w:proofErr w:type="spellStart"/>
+      <w:r>
+        <w:t>Activity_Info</w:t>
+      </w:r>
+      <w:proofErr w:type="spellEnd"/>
+      <w:r>
+        <w:t>_</w:t>
       </w:r>
       <w:r>
         <w:t xml:space="preserve"> </w:t>
@@ -376,11 +480,41 @@
           <w:lang w:val="en-GB"/>
         </w:rPr>
       </w:pPr>
-      <w:r>
-        <w:rPr>
-          <w:lang w:val="en-GB"/>
-        </w:rPr>
-        <w:t>Activity_Info(Ficha)</w:t>
+      <w:proofErr w:type="spellStart"/>
+      <w:r>
+        <w:rPr>
+          <w:lang w:val="en-GB"/>
+        </w:rPr>
+        <w:t>Activity_</w:t>
+      </w:r>
+      <w:proofErr w:type="gramStart"/>
+      <w:r>
+        <w:rPr>
+          <w:lang w:val="en-GB"/>
+        </w:rPr>
+        <w:t>Info</w:t>
+      </w:r>
+      <w:proofErr w:type="spellEnd"/>
+      <w:r>
+        <w:rPr>
+          <w:lang w:val="en-GB"/>
+        </w:rPr>
+        <w:t>(</w:t>
+      </w:r>
+      <w:proofErr w:type="spellStart"/>
+      <w:proofErr w:type="gramEnd"/>
+      <w:r>
+        <w:rPr>
+          <w:lang w:val="en-GB"/>
+        </w:rPr>
+        <w:t>Ficha</w:t>
+      </w:r>
+      <w:proofErr w:type="spellEnd"/>
+      <w:r>
+        <w:rPr>
+          <w:lang w:val="en-GB"/>
+        </w:rPr>
+        <w:t>)</w:t>
       </w:r>
       <w:r>
         <w:rPr>
@@ -398,7 +532,15 @@
         </w:numPr>
       </w:pPr>
       <w:r>
-        <w:t>Modificación de los datos de los editText.</w:t>
+        <w:t xml:space="preserve">Modificación de los datos de los </w:t>
+      </w:r>
+      <w:proofErr w:type="spellStart"/>
+      <w:r>
+        <w:t>editText</w:t>
+      </w:r>
+      <w:proofErr w:type="spellEnd"/>
+      <w:r>
+        <w:t>.</w:t>
       </w:r>
       <w:r>
         <w:rPr>
@@ -508,11 +650,19 @@
           <w:lang w:val="en-GB"/>
         </w:rPr>
       </w:pPr>
-      <w:r>
-        <w:rPr>
-          <w:lang w:val="en-GB"/>
-        </w:rPr>
-        <w:t>Activity(Lista)</w:t>
+      <w:proofErr w:type="gramStart"/>
+      <w:r>
+        <w:rPr>
+          <w:lang w:val="en-GB"/>
+        </w:rPr>
+        <w:t>Activity(</w:t>
+      </w:r>
+      <w:proofErr w:type="gramEnd"/>
+      <w:r>
+        <w:rPr>
+          <w:lang w:val="en-GB"/>
+        </w:rPr>
+        <w:t>Lista)</w:t>
       </w:r>
     </w:p>
     <w:p>
@@ -541,8 +691,13 @@
           <w:numId w:val="1"/>
         </w:numPr>
       </w:pPr>
-      <w:r>
-        <w:t>Boton Añadir Nueva.</w:t>
+      <w:proofErr w:type="spellStart"/>
+      <w:r>
+        <w:t>Boton</w:t>
+      </w:r>
+      <w:proofErr w:type="spellEnd"/>
+      <w:r>
+        <w:t xml:space="preserve"> Añadir Nueva.</w:t>
       </w:r>
       <w:r>
         <w:rPr>
@@ -560,7 +715,23 @@
         </w:numPr>
       </w:pPr>
       <w:r>
-        <w:t>Que pase el código del prestamo al Activity_Info_Prestamo.</w:t>
+        <w:t xml:space="preserve">Que pase el código del </w:t>
+      </w:r>
+      <w:proofErr w:type="spellStart"/>
+      <w:r>
+        <w:t>prestamo</w:t>
+      </w:r>
+      <w:proofErr w:type="spellEnd"/>
+      <w:r>
+        <w:t xml:space="preserve"> al </w:t>
+      </w:r>
+      <w:proofErr w:type="spellStart"/>
+      <w:r>
+        <w:t>Activity_Info_Prestamo</w:t>
+      </w:r>
+      <w:proofErr w:type="spellEnd"/>
+      <w:r>
+        <w:t>.</w:t>
       </w:r>
       <w:r>
         <w:rPr>
@@ -578,13 +749,26 @@
         </w:numPr>
       </w:pPr>
       <w:r>
-        <w:t>Al pulsar en la lista que vaya a la Activity_Info_</w:t>
+        <w:t xml:space="preserve">Al pulsar en la lista que vaya a la </w:t>
+      </w:r>
+      <w:proofErr w:type="spellStart"/>
+      <w:r>
+        <w:t>Activity_Info</w:t>
+      </w:r>
+      <w:proofErr w:type="spellEnd"/>
+      <w:r>
+        <w:t>_</w:t>
       </w:r>
       <w:r>
         <w:t xml:space="preserve"> </w:t>
       </w:r>
-      <w:r>
-        <w:t>Prestamo.</w:t>
+      <w:proofErr w:type="spellStart"/>
+      <w:r>
+        <w:t>Prestamo</w:t>
+      </w:r>
+      <w:proofErr w:type="spellEnd"/>
+      <w:r>
+        <w:t>.</w:t>
       </w:r>
       <w:r>
         <w:rPr>
@@ -600,11 +784,41 @@
           <w:lang w:val="en-GB"/>
         </w:rPr>
       </w:pPr>
-      <w:r>
-        <w:rPr>
-          <w:lang w:val="en-GB"/>
-        </w:rPr>
-        <w:t>Activity_Info(Ficha)</w:t>
+      <w:proofErr w:type="spellStart"/>
+      <w:r>
+        <w:rPr>
+          <w:lang w:val="en-GB"/>
+        </w:rPr>
+        <w:t>Activity_</w:t>
+      </w:r>
+      <w:proofErr w:type="gramStart"/>
+      <w:r>
+        <w:rPr>
+          <w:lang w:val="en-GB"/>
+        </w:rPr>
+        <w:t>Info</w:t>
+      </w:r>
+      <w:proofErr w:type="spellEnd"/>
+      <w:r>
+        <w:rPr>
+          <w:lang w:val="en-GB"/>
+        </w:rPr>
+        <w:t>(</w:t>
+      </w:r>
+      <w:proofErr w:type="spellStart"/>
+      <w:proofErr w:type="gramEnd"/>
+      <w:r>
+        <w:rPr>
+          <w:lang w:val="en-GB"/>
+        </w:rPr>
+        <w:t>Ficha</w:t>
+      </w:r>
+      <w:proofErr w:type="spellEnd"/>
+      <w:r>
+        <w:rPr>
+          <w:lang w:val="en-GB"/>
+        </w:rPr>
+        <w:t>)</w:t>
       </w:r>
       <w:r>
         <w:rPr>
@@ -622,7 +836,15 @@
         </w:numPr>
       </w:pPr>
       <w:r>
-        <w:t>Modificación de los datos de los editText.</w:t>
+        <w:t xml:space="preserve">Modificación de los datos de los </w:t>
+      </w:r>
+      <w:proofErr w:type="spellStart"/>
+      <w:r>
+        <w:t>editText</w:t>
+      </w:r>
+      <w:proofErr w:type="spellEnd"/>
+      <w:r>
+        <w:t>.</w:t>
       </w:r>
       <w:r>
         <w:rPr>
@@ -640,8 +862,13 @@
         </w:numPr>
       </w:pPr>
       <w:r>
-        <w:t>Ocultar los campos del código cuando sea un nuevo Prestamo</w:t>
-      </w:r>
+        <w:t xml:space="preserve">Ocultar los campos del código cuando sea un nuevo </w:t>
+      </w:r>
+      <w:proofErr w:type="spellStart"/>
+      <w:r>
+        <w:t>Prestamo</w:t>
+      </w:r>
+      <w:proofErr w:type="spellEnd"/>
       <w:r>
         <w:t xml:space="preserve">. </w:t>
       </w:r>
@@ -660,9 +887,11 @@
           <w:numId w:val="3"/>
         </w:numPr>
       </w:pPr>
+      <w:proofErr w:type="spellStart"/>
       <w:r>
         <w:t>DatePickers</w:t>
       </w:r>
+      <w:proofErr w:type="spellEnd"/>
       <w:r>
         <w:t xml:space="preserve">. </w:t>
       </w:r>
@@ -700,7 +929,15 @@
         </w:numPr>
       </w:pPr>
       <w:r>
-        <w:t>Mostrar Spinner Usuarios.</w:t>
+        <w:t xml:space="preserve">Mostrar </w:t>
+      </w:r>
+      <w:proofErr w:type="spellStart"/>
+      <w:r>
+        <w:t>Spinner</w:t>
+      </w:r>
+      <w:proofErr w:type="spellEnd"/>
+      <w:r>
+        <w:t xml:space="preserve"> Usuarios.</w:t>
       </w:r>
       <w:r>
         <w:rPr>
@@ -718,7 +955,15 @@
         </w:numPr>
       </w:pPr>
       <w:r>
-        <w:t>Mostrar Spinner Elementos.</w:t>
+        <w:t xml:space="preserve">Mostrar </w:t>
+      </w:r>
+      <w:proofErr w:type="spellStart"/>
+      <w:r>
+        <w:t>Spinner</w:t>
+      </w:r>
+      <w:proofErr w:type="spellEnd"/>
+      <w:r>
+        <w:t xml:space="preserve"> Elementos.</w:t>
       </w:r>
       <w:r>
         <w:rPr>
@@ -736,7 +981,15 @@
         </w:numPr>
       </w:pPr>
       <w:r>
-        <w:t>Guardar Spinner Usuarios.</w:t>
+        <w:t xml:space="preserve">Guardar </w:t>
+      </w:r>
+      <w:proofErr w:type="spellStart"/>
+      <w:r>
+        <w:t>Spinner</w:t>
+      </w:r>
+      <w:proofErr w:type="spellEnd"/>
+      <w:r>
+        <w:t xml:space="preserve"> Usuarios.</w:t>
       </w:r>
       <w:r>
         <w:rPr>
@@ -754,7 +1007,15 @@
         </w:numPr>
       </w:pPr>
       <w:r>
-        <w:t>Guardar Spinner Elementos.</w:t>
+        <w:t xml:space="preserve">Guardar </w:t>
+      </w:r>
+      <w:proofErr w:type="spellStart"/>
+      <w:r>
+        <w:t>Spinner</w:t>
+      </w:r>
+      <w:proofErr w:type="spellEnd"/>
+      <w:r>
+        <w:t xml:space="preserve"> Elementos.</w:t>
       </w:r>
       <w:r>
         <w:rPr>
@@ -774,9 +1035,11 @@
       <w:r>
         <w:t xml:space="preserve">Guardar un </w:t>
       </w:r>
+      <w:proofErr w:type="spellStart"/>
       <w:r>
         <w:t>Prestamo</w:t>
       </w:r>
+      <w:proofErr w:type="spellEnd"/>
       <w:r>
         <w:t>.</w:t>
       </w:r>
@@ -855,11 +1118,19 @@
           <w:lang w:val="en-GB"/>
         </w:rPr>
       </w:pPr>
-      <w:r>
-        <w:rPr>
-          <w:lang w:val="en-GB"/>
-        </w:rPr>
-        <w:t>Activity(Lista)</w:t>
+      <w:proofErr w:type="gramStart"/>
+      <w:r>
+        <w:rPr>
+          <w:lang w:val="en-GB"/>
+        </w:rPr>
+        <w:t>Activity(</w:t>
+      </w:r>
+      <w:proofErr w:type="gramEnd"/>
+      <w:r>
+        <w:rPr>
+          <w:lang w:val="en-GB"/>
+        </w:rPr>
+        <w:t>Lista)</w:t>
       </w:r>
     </w:p>
     <w:p>
@@ -888,8 +1159,13 @@
           <w:numId w:val="1"/>
         </w:numPr>
       </w:pPr>
-      <w:r>
-        <w:t>Boton Añadir Nueva.</w:t>
+      <w:proofErr w:type="spellStart"/>
+      <w:r>
+        <w:t>Boton</w:t>
+      </w:r>
+      <w:proofErr w:type="spellEnd"/>
+      <w:r>
+        <w:t xml:space="preserve"> Añadir Nueva.</w:t>
       </w:r>
       <w:r>
         <w:rPr>
@@ -907,7 +1183,23 @@
         </w:numPr>
       </w:pPr>
       <w:r>
-        <w:t>Que pase el código de la ubicación y  el de la sala al Activity_Info_Ubicación.</w:t>
+        <w:t xml:space="preserve">Que pase el código de la ubicación </w:t>
+      </w:r>
+      <w:proofErr w:type="gramStart"/>
+      <w:r>
+        <w:t>y  el</w:t>
+      </w:r>
+      <w:proofErr w:type="gramEnd"/>
+      <w:r>
+        <w:t xml:space="preserve"> de la sala al </w:t>
+      </w:r>
+      <w:proofErr w:type="spellStart"/>
+      <w:r>
+        <w:t>Activity_Info_Ubicación</w:t>
+      </w:r>
+      <w:proofErr w:type="spellEnd"/>
+      <w:r>
+        <w:t>.</w:t>
       </w:r>
       <w:r>
         <w:rPr>
@@ -925,7 +1217,15 @@
         </w:numPr>
       </w:pPr>
       <w:r>
-        <w:t>Al pulsar en la lista que vaya a la Activity_Info_</w:t>
+        <w:t xml:space="preserve">Al pulsar en la lista que vaya a la </w:t>
+      </w:r>
+      <w:proofErr w:type="spellStart"/>
+      <w:r>
+        <w:t>Activity_Info</w:t>
+      </w:r>
+      <w:proofErr w:type="spellEnd"/>
+      <w:r>
+        <w:t>_</w:t>
       </w:r>
       <w:r>
         <w:t xml:space="preserve"> </w:t>
@@ -947,12 +1247,42 @@
           <w:lang w:val="en-GB"/>
         </w:rPr>
       </w:pPr>
+      <w:proofErr w:type="spellStart"/>
       <w:r>
         <w:rPr>
           <w:lang w:val="en-GB"/>
         </w:rPr>
         <w:lastRenderedPageBreak/>
-        <w:t>Activity_Info(Ficha)</w:t>
+        <w:t>Activity_</w:t>
+      </w:r>
+      <w:proofErr w:type="gramStart"/>
+      <w:r>
+        <w:rPr>
+          <w:lang w:val="en-GB"/>
+        </w:rPr>
+        <w:t>Info</w:t>
+      </w:r>
+      <w:proofErr w:type="spellEnd"/>
+      <w:r>
+        <w:rPr>
+          <w:lang w:val="en-GB"/>
+        </w:rPr>
+        <w:t>(</w:t>
+      </w:r>
+      <w:proofErr w:type="spellStart"/>
+      <w:proofErr w:type="gramEnd"/>
+      <w:r>
+        <w:rPr>
+          <w:lang w:val="en-GB"/>
+        </w:rPr>
+        <w:t>Ficha</w:t>
+      </w:r>
+      <w:proofErr w:type="spellEnd"/>
+      <w:r>
+        <w:rPr>
+          <w:lang w:val="en-GB"/>
+        </w:rPr>
+        <w:t>)</w:t>
       </w:r>
       <w:r>
         <w:rPr>
@@ -970,8 +1300,13 @@
         </w:numPr>
       </w:pPr>
       <w:r>
-        <w:t>Modificación de los datos de los editText</w:t>
-      </w:r>
+        <w:t xml:space="preserve">Modificación de los datos de los </w:t>
+      </w:r>
+      <w:proofErr w:type="spellStart"/>
+      <w:r>
+        <w:t>editText</w:t>
+      </w:r>
+      <w:proofErr w:type="spellEnd"/>
       <w:r>
         <w:t xml:space="preserve">. </w:t>
       </w:r>
@@ -1008,9 +1343,11 @@
           <w:numId w:val="3"/>
         </w:numPr>
       </w:pPr>
+      <w:proofErr w:type="spellStart"/>
       <w:r>
         <w:t>DatePickers</w:t>
       </w:r>
+      <w:proofErr w:type="spellEnd"/>
       <w:r>
         <w:t xml:space="preserve">. </w:t>
       </w:r>
@@ -1048,7 +1385,15 @@
         </w:numPr>
       </w:pPr>
       <w:r>
-        <w:t>Mostrar Spinner Salas.</w:t>
+        <w:t xml:space="preserve">Mostrar </w:t>
+      </w:r>
+      <w:proofErr w:type="spellStart"/>
+      <w:r>
+        <w:t>Spinner</w:t>
+      </w:r>
+      <w:proofErr w:type="spellEnd"/>
+      <w:r>
+        <w:t xml:space="preserve"> Salas.</w:t>
       </w:r>
       <w:r>
         <w:t xml:space="preserve"> </w:t>
@@ -1069,7 +1414,15 @@
         </w:numPr>
       </w:pPr>
       <w:r>
-        <w:t>Mostrar Spinner Elementos.</w:t>
+        <w:t xml:space="preserve">Mostrar </w:t>
+      </w:r>
+      <w:proofErr w:type="spellStart"/>
+      <w:r>
+        <w:t>Spinner</w:t>
+      </w:r>
+      <w:proofErr w:type="spellEnd"/>
+      <w:r>
+        <w:t xml:space="preserve"> Elementos.</w:t>
       </w:r>
       <w:r>
         <w:t xml:space="preserve"> </w:t>
@@ -1090,7 +1443,15 @@
         </w:numPr>
       </w:pPr>
       <w:r>
-        <w:t xml:space="preserve">Guardar Spinner </w:t>
+        <w:t xml:space="preserve">Guardar </w:t>
+      </w:r>
+      <w:proofErr w:type="spellStart"/>
+      <w:r>
+        <w:t>Spinner</w:t>
+      </w:r>
+      <w:proofErr w:type="spellEnd"/>
+      <w:r>
+        <w:t xml:space="preserve"> </w:t>
       </w:r>
       <w:r>
         <w:t>Salas</w:t>
@@ -1114,7 +1475,15 @@
         </w:numPr>
       </w:pPr>
       <w:r>
-        <w:t>Guardar Spinner Elementos.</w:t>
+        <w:t xml:space="preserve">Guardar </w:t>
+      </w:r>
+      <w:proofErr w:type="spellStart"/>
+      <w:r>
+        <w:t>Spinner</w:t>
+      </w:r>
+      <w:proofErr w:type="spellEnd"/>
+      <w:r>
+        <w:t xml:space="preserve"> Elementos.</w:t>
       </w:r>
       <w:r>
         <w:rPr>
@@ -1161,12 +1530,14 @@
           <w:lang w:val="en-GB"/>
         </w:rPr>
       </w:pPr>
+      <w:proofErr w:type="spellStart"/>
       <w:r>
         <w:rPr>
           <w:lang w:val="en-GB"/>
         </w:rPr>
         <w:t>Usuario</w:t>
       </w:r>
+      <w:proofErr w:type="spellEnd"/>
     </w:p>
     <w:p>
       <w:pPr>
@@ -1222,11 +1593,19 @@
           <w:lang w:val="en-GB"/>
         </w:rPr>
       </w:pPr>
-      <w:r>
-        <w:rPr>
-          <w:lang w:val="en-GB"/>
-        </w:rPr>
-        <w:t>Activity(Lista)</w:t>
+      <w:proofErr w:type="gramStart"/>
+      <w:r>
+        <w:rPr>
+          <w:lang w:val="en-GB"/>
+        </w:rPr>
+        <w:t>Activity(</w:t>
+      </w:r>
+      <w:proofErr w:type="gramEnd"/>
+      <w:r>
+        <w:rPr>
+          <w:lang w:val="en-GB"/>
+        </w:rPr>
+        <w:t>Lista)</w:t>
       </w:r>
     </w:p>
     <w:p>
@@ -1255,8 +1634,13 @@
           <w:numId w:val="1"/>
         </w:numPr>
       </w:pPr>
-      <w:r>
-        <w:t>Boton Añadir Nuevo.</w:t>
+      <w:proofErr w:type="spellStart"/>
+      <w:r>
+        <w:t>Boton</w:t>
+      </w:r>
+      <w:proofErr w:type="spellEnd"/>
+      <w:r>
+        <w:t xml:space="preserve"> Añadir Nuevo.</w:t>
       </w:r>
       <w:r>
         <w:rPr>
@@ -1274,7 +1658,15 @@
         </w:numPr>
       </w:pPr>
       <w:r>
-        <w:t>Que pase el código del Usuario y Nombre al Activity_Info_Usuario.</w:t>
+        <w:t xml:space="preserve">Que pase el código del Usuario y Nombre al </w:t>
+      </w:r>
+      <w:proofErr w:type="spellStart"/>
+      <w:r>
+        <w:t>Activity_Info_Usuario</w:t>
+      </w:r>
+      <w:proofErr w:type="spellEnd"/>
+      <w:r>
+        <w:t>.</w:t>
       </w:r>
       <w:r>
         <w:rPr>
@@ -1292,7 +1684,15 @@
         </w:numPr>
       </w:pPr>
       <w:r>
-        <w:t>Al pulsar en la lista que vaya a la Activity_Info_Usuario.</w:t>
+        <w:t xml:space="preserve">Al pulsar en la lista que vaya a la </w:t>
+      </w:r>
+      <w:proofErr w:type="spellStart"/>
+      <w:r>
+        <w:t>Activity_Info_Usuario</w:t>
+      </w:r>
+      <w:proofErr w:type="spellEnd"/>
+      <w:r>
+        <w:t>.</w:t>
       </w:r>
       <w:r>
         <w:rPr>
@@ -1308,11 +1708,41 @@
           <w:lang w:val="en-GB"/>
         </w:rPr>
       </w:pPr>
-      <w:r>
-        <w:rPr>
-          <w:lang w:val="en-GB"/>
-        </w:rPr>
-        <w:t>Activity_Info(Ficha)</w:t>
+      <w:proofErr w:type="spellStart"/>
+      <w:r>
+        <w:rPr>
+          <w:lang w:val="en-GB"/>
+        </w:rPr>
+        <w:t>Activity_</w:t>
+      </w:r>
+      <w:proofErr w:type="gramStart"/>
+      <w:r>
+        <w:rPr>
+          <w:lang w:val="en-GB"/>
+        </w:rPr>
+        <w:t>Info</w:t>
+      </w:r>
+      <w:proofErr w:type="spellEnd"/>
+      <w:r>
+        <w:rPr>
+          <w:lang w:val="en-GB"/>
+        </w:rPr>
+        <w:t>(</w:t>
+      </w:r>
+      <w:proofErr w:type="spellStart"/>
+      <w:proofErr w:type="gramEnd"/>
+      <w:r>
+        <w:rPr>
+          <w:lang w:val="en-GB"/>
+        </w:rPr>
+        <w:t>Ficha</w:t>
+      </w:r>
+      <w:proofErr w:type="spellEnd"/>
+      <w:r>
+        <w:rPr>
+          <w:lang w:val="en-GB"/>
+        </w:rPr>
+        <w:t>)</w:t>
       </w:r>
       <w:r>
         <w:rPr>
@@ -1330,7 +1760,15 @@
         </w:numPr>
       </w:pPr>
       <w:r>
-        <w:t>Modificación de los datos de los editText.</w:t>
+        <w:t xml:space="preserve">Modificación de los datos de los </w:t>
+      </w:r>
+      <w:proofErr w:type="spellStart"/>
+      <w:r>
+        <w:t>editText</w:t>
+      </w:r>
+      <w:proofErr w:type="spellEnd"/>
+      <w:r>
+        <w:t>.</w:t>
       </w:r>
       <w:r>
         <w:rPr>
@@ -1401,12 +1839,14 @@
           <w:lang w:val="en-GB"/>
         </w:rPr>
       </w:pPr>
+      <w:proofErr w:type="spellStart"/>
       <w:r>
         <w:rPr>
           <w:lang w:val="en-GB"/>
         </w:rPr>
         <w:t>Elemento</w:t>
       </w:r>
+      <w:proofErr w:type="spellEnd"/>
     </w:p>
     <w:p>
       <w:pPr>
@@ -1462,12 +1902,20 @@
           <w:lang w:val="en-GB"/>
         </w:rPr>
       </w:pPr>
+      <w:proofErr w:type="gramStart"/>
       <w:r>
         <w:rPr>
           <w:lang w:val="en-GB"/>
         </w:rPr>
         <w:lastRenderedPageBreak/>
-        <w:t>Activity(Lista)</w:t>
+        <w:t>Activity(</w:t>
+      </w:r>
+      <w:proofErr w:type="gramEnd"/>
+      <w:r>
+        <w:rPr>
+          <w:lang w:val="en-GB"/>
+        </w:rPr>
+        <w:t>Lista)</w:t>
       </w:r>
     </w:p>
     <w:p>
@@ -1496,8 +1944,13 @@
           <w:numId w:val="1"/>
         </w:numPr>
       </w:pPr>
-      <w:r>
-        <w:t>Boton Añadir Nuevo.</w:t>
+      <w:proofErr w:type="spellStart"/>
+      <w:r>
+        <w:t>Boton</w:t>
+      </w:r>
+      <w:proofErr w:type="spellEnd"/>
+      <w:r>
+        <w:t xml:space="preserve"> Añadir Nuevo.</w:t>
       </w:r>
       <w:r>
         <w:rPr>
@@ -1515,7 +1968,15 @@
         </w:numPr>
       </w:pPr>
       <w:r>
-        <w:t>Que pase el código del elemento al Activity_Info_Elemento.</w:t>
+        <w:t xml:space="preserve">Que pase el código del elemento al </w:t>
+      </w:r>
+      <w:proofErr w:type="spellStart"/>
+      <w:r>
+        <w:t>Activity_Info_Elemento</w:t>
+      </w:r>
+      <w:proofErr w:type="spellEnd"/>
+      <w:r>
+        <w:t>.</w:t>
       </w:r>
       <w:r>
         <w:rPr>
@@ -1533,7 +1994,15 @@
         </w:numPr>
       </w:pPr>
       <w:r>
-        <w:t>Al pulsar en la lista que vaya a la Activity_Info_</w:t>
+        <w:t xml:space="preserve">Al pulsar en la lista que vaya a la </w:t>
+      </w:r>
+      <w:proofErr w:type="spellStart"/>
+      <w:r>
+        <w:t>Activity_Info</w:t>
+      </w:r>
+      <w:proofErr w:type="spellEnd"/>
+      <w:r>
+        <w:t>_</w:t>
       </w:r>
       <w:r>
         <w:t xml:space="preserve"> </w:t>
@@ -1555,11 +2024,41 @@
           <w:lang w:val="en-GB"/>
         </w:rPr>
       </w:pPr>
-      <w:r>
-        <w:rPr>
-          <w:lang w:val="en-GB"/>
-        </w:rPr>
-        <w:t>Activity_Info(Ficha)</w:t>
+      <w:proofErr w:type="spellStart"/>
+      <w:r>
+        <w:rPr>
+          <w:lang w:val="en-GB"/>
+        </w:rPr>
+        <w:t>Activity_</w:t>
+      </w:r>
+      <w:proofErr w:type="gramStart"/>
+      <w:r>
+        <w:rPr>
+          <w:lang w:val="en-GB"/>
+        </w:rPr>
+        <w:t>Info</w:t>
+      </w:r>
+      <w:proofErr w:type="spellEnd"/>
+      <w:r>
+        <w:rPr>
+          <w:lang w:val="en-GB"/>
+        </w:rPr>
+        <w:t>(</w:t>
+      </w:r>
+      <w:proofErr w:type="spellStart"/>
+      <w:proofErr w:type="gramEnd"/>
+      <w:r>
+        <w:rPr>
+          <w:lang w:val="en-GB"/>
+        </w:rPr>
+        <w:t>Ficha</w:t>
+      </w:r>
+      <w:proofErr w:type="spellEnd"/>
+      <w:r>
+        <w:rPr>
+          <w:lang w:val="en-GB"/>
+        </w:rPr>
+        <w:t>)</w:t>
       </w:r>
       <w:r>
         <w:rPr>
@@ -1577,7 +2076,15 @@
         </w:numPr>
       </w:pPr>
       <w:r>
-        <w:t>Modificación de los datos de los editText.</w:t>
+        <w:t xml:space="preserve">Modificación de los datos de los </w:t>
+      </w:r>
+      <w:proofErr w:type="spellStart"/>
+      <w:r>
+        <w:t>editText</w:t>
+      </w:r>
+      <w:proofErr w:type="spellEnd"/>
+      <w:r>
+        <w:t>.</w:t>
       </w:r>
       <w:r>
         <w:rPr>
@@ -1612,8 +2119,13 @@
           <w:numId w:val="3"/>
         </w:numPr>
       </w:pPr>
-      <w:r>
-        <w:t>DatePickers.</w:t>
+      <w:proofErr w:type="spellStart"/>
+      <w:r>
+        <w:t>DatePickers</w:t>
+      </w:r>
+      <w:proofErr w:type="spellEnd"/>
+      <w:r>
+        <w:t>.</w:t>
       </w:r>
       <w:r>
         <w:rPr>
@@ -1649,7 +2161,15 @@
         </w:numPr>
       </w:pPr>
       <w:r>
-        <w:t>Mostrar Spinner Usuarios.</w:t>
+        <w:t xml:space="preserve">Mostrar </w:t>
+      </w:r>
+      <w:proofErr w:type="spellStart"/>
+      <w:r>
+        <w:t>Spinner</w:t>
+      </w:r>
+      <w:proofErr w:type="spellEnd"/>
+      <w:r>
+        <w:t xml:space="preserve"> Usuarios.</w:t>
       </w:r>
       <w:r>
         <w:rPr>
@@ -1667,7 +2187,15 @@
         </w:numPr>
       </w:pPr>
       <w:r>
-        <w:t>Mostrar Spinner Elementos.</w:t>
+        <w:t xml:space="preserve">Mostrar </w:t>
+      </w:r>
+      <w:proofErr w:type="spellStart"/>
+      <w:r>
+        <w:t>Spinner</w:t>
+      </w:r>
+      <w:proofErr w:type="spellEnd"/>
+      <w:r>
+        <w:t xml:space="preserve"> Elementos.</w:t>
       </w:r>
       <w:r>
         <w:rPr>
@@ -1685,7 +2213,15 @@
         </w:numPr>
       </w:pPr>
       <w:r>
-        <w:t>Guardar Spinner Usuarios.</w:t>
+        <w:t xml:space="preserve">Guardar </w:t>
+      </w:r>
+      <w:proofErr w:type="spellStart"/>
+      <w:r>
+        <w:t>Spinner</w:t>
+      </w:r>
+      <w:proofErr w:type="spellEnd"/>
+      <w:r>
+        <w:t xml:space="preserve"> Usuarios.</w:t>
       </w:r>
       <w:r>
         <w:t xml:space="preserve"> </w:t>
@@ -1706,7 +2242,15 @@
         </w:numPr>
       </w:pPr>
       <w:r>
-        <w:t>Guardar Spinner Elementos.</w:t>
+        <w:t xml:space="preserve">Guardar </w:t>
+      </w:r>
+      <w:proofErr w:type="spellStart"/>
+      <w:r>
+        <w:t>Spinner</w:t>
+      </w:r>
+      <w:proofErr w:type="spellEnd"/>
+      <w:r>
+        <w:t xml:space="preserve"> Elementos.</w:t>
       </w:r>
       <w:r>
         <w:t xml:space="preserve"> </w:t>
@@ -1727,7 +2271,15 @@
         </w:numPr>
       </w:pPr>
       <w:r>
-        <w:t>Guardar un Prestamo.</w:t>
+        <w:t xml:space="preserve">Guardar un </w:t>
+      </w:r>
+      <w:proofErr w:type="spellStart"/>
+      <w:r>
+        <w:t>Prestamo</w:t>
+      </w:r>
+      <w:proofErr w:type="spellEnd"/>
+      <w:r>
+        <w:t>.</w:t>
       </w:r>
       <w:r>
         <w:t xml:space="preserve"> </w:t>
@@ -1753,12 +2305,14 @@
           <w:lang w:val="en-GB"/>
         </w:rPr>
       </w:pPr>
+      <w:proofErr w:type="spellStart"/>
       <w:r>
         <w:rPr>
           <w:lang w:val="en-GB"/>
         </w:rPr>
         <w:t>Incidencias</w:t>
       </w:r>
+      <w:proofErr w:type="spellEnd"/>
     </w:p>
     <w:p>
       <w:pPr>
@@ -1817,11 +2371,19 @@
           <w:lang w:val="en-GB"/>
         </w:rPr>
       </w:pPr>
-      <w:r>
-        <w:rPr>
-          <w:lang w:val="en-GB"/>
-        </w:rPr>
-        <w:t>Activity(Lista)</w:t>
+      <w:proofErr w:type="gramStart"/>
+      <w:r>
+        <w:rPr>
+          <w:lang w:val="en-GB"/>
+        </w:rPr>
+        <w:t>Activity(</w:t>
+      </w:r>
+      <w:proofErr w:type="gramEnd"/>
+      <w:r>
+        <w:rPr>
+          <w:lang w:val="en-GB"/>
+        </w:rPr>
+        <w:t>Lista)</w:t>
       </w:r>
     </w:p>
     <w:p>
@@ -1853,8 +2415,13 @@
           <w:numId w:val="1"/>
         </w:numPr>
       </w:pPr>
-      <w:r>
-        <w:t>Boton Añadir Nueva.</w:t>
+      <w:proofErr w:type="spellStart"/>
+      <w:r>
+        <w:t>Boton</w:t>
+      </w:r>
+      <w:proofErr w:type="spellEnd"/>
+      <w:r>
+        <w:t xml:space="preserve"> Añadir Nueva.</w:t>
       </w:r>
       <w:r>
         <w:t xml:space="preserve"> </w:t>
@@ -1881,11 +2448,16 @@
         <w:t>de la incidencia</w:t>
       </w:r>
       <w:r>
-        <w:t xml:space="preserve"> al Activity_Info_</w:t>
+        <w:t xml:space="preserve"> al </w:t>
+      </w:r>
+      <w:proofErr w:type="spellStart"/>
+      <w:r>
+        <w:t>Activity_Info_</w:t>
       </w:r>
       <w:r>
         <w:t>Incidencia</w:t>
       </w:r>
+      <w:proofErr w:type="spellEnd"/>
       <w:r>
         <w:t>.</w:t>
       </w:r>
@@ -1908,7 +2480,15 @@
         </w:numPr>
       </w:pPr>
       <w:r>
-        <w:t>Al pulsar en la lista que vaya a la Activity_Info_</w:t>
+        <w:t xml:space="preserve">Al pulsar en la lista que vaya a la </w:t>
+      </w:r>
+      <w:proofErr w:type="spellStart"/>
+      <w:r>
+        <w:t>Activity_Info</w:t>
+      </w:r>
+      <w:proofErr w:type="spellEnd"/>
+      <w:r>
+        <w:t>_</w:t>
       </w:r>
       <w:r>
         <w:t xml:space="preserve"> </w:t>
@@ -1933,11 +2513,41 @@
           <w:lang w:val="en-GB"/>
         </w:rPr>
       </w:pPr>
-      <w:r>
-        <w:rPr>
-          <w:lang w:val="en-GB"/>
-        </w:rPr>
-        <w:t>Activity_Info(Ficha)</w:t>
+      <w:proofErr w:type="spellStart"/>
+      <w:r>
+        <w:rPr>
+          <w:lang w:val="en-GB"/>
+        </w:rPr>
+        <w:t>Activity_</w:t>
+      </w:r>
+      <w:proofErr w:type="gramStart"/>
+      <w:r>
+        <w:rPr>
+          <w:lang w:val="en-GB"/>
+        </w:rPr>
+        <w:t>Info</w:t>
+      </w:r>
+      <w:proofErr w:type="spellEnd"/>
+      <w:r>
+        <w:rPr>
+          <w:lang w:val="en-GB"/>
+        </w:rPr>
+        <w:t>(</w:t>
+      </w:r>
+      <w:proofErr w:type="spellStart"/>
+      <w:proofErr w:type="gramEnd"/>
+      <w:r>
+        <w:rPr>
+          <w:lang w:val="en-GB"/>
+        </w:rPr>
+        <w:t>Ficha</w:t>
+      </w:r>
+      <w:proofErr w:type="spellEnd"/>
+      <w:r>
+        <w:rPr>
+          <w:lang w:val="en-GB"/>
+        </w:rPr>
+        <w:t>)</w:t>
       </w:r>
       <w:r>
         <w:rPr>
@@ -1955,7 +2565,15 @@
         </w:numPr>
       </w:pPr>
       <w:r>
-        <w:t>Modificación de los datos de los editText.</w:t>
+        <w:t xml:space="preserve">Modificación de los datos de los </w:t>
+      </w:r>
+      <w:proofErr w:type="spellStart"/>
+      <w:r>
+        <w:t>editText</w:t>
+      </w:r>
+      <w:proofErr w:type="spellEnd"/>
+      <w:r>
+        <w:t>.</w:t>
       </w:r>
       <w:r>
         <w:t xml:space="preserve"> </w:t>
@@ -2002,8 +2620,13 @@
           <w:numId w:val="3"/>
         </w:numPr>
       </w:pPr>
-      <w:r>
-        <w:t>DatePickers.</w:t>
+      <w:proofErr w:type="spellStart"/>
+      <w:r>
+        <w:t>DatePickers</w:t>
+      </w:r>
+      <w:proofErr w:type="spellEnd"/>
+      <w:r>
+        <w:t>.</w:t>
       </w:r>
       <w:r>
         <w:t xml:space="preserve"> </w:t>
@@ -2045,7 +2668,15 @@
         </w:numPr>
       </w:pPr>
       <w:r>
-        <w:t>Mostrar Spinner Usuario</w:t>
+        <w:t xml:space="preserve">Mostrar </w:t>
+      </w:r>
+      <w:proofErr w:type="spellStart"/>
+      <w:r>
+        <w:t>Spinner</w:t>
+      </w:r>
+      <w:proofErr w:type="spellEnd"/>
+      <w:r>
+        <w:t xml:space="preserve"> Usuario</w:t>
       </w:r>
       <w:r>
         <w:t>s de Creación</w:t>
@@ -2072,7 +2703,15 @@
         </w:numPr>
       </w:pPr>
       <w:r>
-        <w:t>Mostrar Spinner Elementos.</w:t>
+        <w:t xml:space="preserve">Mostrar </w:t>
+      </w:r>
+      <w:proofErr w:type="spellStart"/>
+      <w:r>
+        <w:t>Spinner</w:t>
+      </w:r>
+      <w:proofErr w:type="spellEnd"/>
+      <w:r>
+        <w:t xml:space="preserve"> Elementos.</w:t>
       </w:r>
       <w:r>
         <w:t xml:space="preserve"> </w:t>
@@ -2094,7 +2733,15 @@
       </w:pPr>
       <w:r>
         <w:lastRenderedPageBreak/>
-        <w:t>Guardar Spinner Usuarios</w:t>
+        <w:t xml:space="preserve">Guardar </w:t>
+      </w:r>
+      <w:proofErr w:type="spellStart"/>
+      <w:r>
+        <w:t>Spinner</w:t>
+      </w:r>
+      <w:proofErr w:type="spellEnd"/>
+      <w:r>
+        <w:t xml:space="preserve"> Usuarios</w:t>
       </w:r>
       <w:r>
         <w:t xml:space="preserve"> de Creación</w:t>
@@ -2121,7 +2768,15 @@
         </w:numPr>
       </w:pPr>
       <w:r>
-        <w:t>Guardar Spinner Elementos.</w:t>
+        <w:t xml:space="preserve">Guardar </w:t>
+      </w:r>
+      <w:proofErr w:type="spellStart"/>
+      <w:r>
+        <w:t>Spinner</w:t>
+      </w:r>
+      <w:proofErr w:type="spellEnd"/>
+      <w:r>
+        <w:t xml:space="preserve"> Elementos.</w:t>
       </w:r>
       <w:r>
         <w:t xml:space="preserve"> </w:t>
@@ -2171,7 +2826,15 @@
     </w:p>
     <w:p>
       <w:r>
-        <w:t>Falta hacer la funcionalidad de todos los searchviews.</w:t>
+        <w:t xml:space="preserve">Falta hacer la funcionalidad de todos los </w:t>
+      </w:r>
+      <w:proofErr w:type="spellStart"/>
+      <w:r>
+        <w:t>searchviews</w:t>
+      </w:r>
+      <w:proofErr w:type="spellEnd"/>
+      <w:r>
+        <w:t>.</w:t>
       </w:r>
     </w:p>
     <w:p>
@@ -2208,13 +2871,26 @@
     </w:p>
     <w:p>
       <w:r>
-        <w:t xml:space="preserve">Incidencia al buscar el nombre que he seleccionado en el Spinner me da </w:t>
-      </w:r>
+        <w:t xml:space="preserve">Incidencia al buscar el nombre que he seleccionado en el </w:t>
+      </w:r>
+      <w:proofErr w:type="spellStart"/>
+      <w:r>
+        <w:t>Spinner</w:t>
+      </w:r>
+      <w:proofErr w:type="spellEnd"/>
+      <w:r>
+        <w:t xml:space="preserve"> me da </w:t>
+      </w:r>
+      <w:proofErr w:type="spellStart"/>
       <w:r>
         <w:t>N</w:t>
       </w:r>
       <w:r>
-        <w:t xml:space="preserve">ullPointerException y no sé </w:t>
+        <w:t>ullPointerException</w:t>
+      </w:r>
+      <w:proofErr w:type="spellEnd"/>
+      <w:r>
+        <w:t xml:space="preserve"> y no sé </w:t>
       </w:r>
       <w:r>
         <w:t>por qué</w:t>
@@ -2225,7 +2901,15 @@
     </w:p>
     <w:p>
       <w:r>
-        <w:t>Ver las fechas en Info_Incidencia.</w:t>
+        <w:t xml:space="preserve">Ver las fechas en </w:t>
+      </w:r>
+      <w:proofErr w:type="spellStart"/>
+      <w:r>
+        <w:t>Info_Incidencia</w:t>
+      </w:r>
+      <w:proofErr w:type="spellEnd"/>
+      <w:r>
+        <w:t>.</w:t>
       </w:r>
     </w:p>
     <w:p/>

--- a/Documentación Proyecto.docx
+++ b/Documentación Proyecto.docx
@@ -142,11 +142,84 @@
         </w:numPr>
       </w:pPr>
       <w:r>
-        <w:t xml:space="preserve">Que pase el código de la sala al </w:t>
+        <w:t>Que pase el código de la sala al Activity_Info_Sala.</w:t>
+      </w:r>
+      <w:r>
+        <w:rPr>
+          <w:color w:val="4EA72E" w:themeColor="accent6"/>
+        </w:rPr>
+        <w:t xml:space="preserve"> ☑</w:t>
+      </w:r>
+    </w:p>
+    <w:p>
+      <w:pPr>
+        <w:pStyle w:val="Prrafodelista"/>
+        <w:numPr>
+          <w:ilvl w:val="0"/>
+          <w:numId w:val="1"/>
+        </w:numPr>
+      </w:pPr>
+      <w:r>
+        <w:t>Al pulsar en la lista que vaya a la Activity_Info_Sala.</w:t>
+      </w:r>
+      <w:r>
+        <w:rPr>
+          <w:color w:val="4EA72E" w:themeColor="accent6"/>
+        </w:rPr>
+        <w:t xml:space="preserve"> ☑</w:t>
+      </w:r>
+    </w:p>
+    <w:p>
+      <w:pPr>
+        <w:pStyle w:val="Ttulo2"/>
+        <w:rPr>
+          <w:lang w:val="en-GB"/>
+        </w:rPr>
+      </w:pPr>
+      <w:r>
+        <w:rPr>
+          <w:lang w:val="en-GB"/>
+        </w:rPr>
+        <w:t>Activity_</w:t>
+      </w:r>
+      <w:proofErr w:type="gramStart"/>
+      <w:r>
+        <w:rPr>
+          <w:lang w:val="en-GB"/>
+        </w:rPr>
+        <w:t>Info(</w:t>
+      </w:r>
+      <w:proofErr w:type="gramEnd"/>
+      <w:r>
+        <w:rPr>
+          <w:lang w:val="en-GB"/>
+        </w:rPr>
+        <w:t>Ficha)</w:t>
+      </w:r>
+      <w:r>
+        <w:rPr>
+          <w:lang w:val="en-GB"/>
+        </w:rPr>
+        <w:tab/>
+      </w:r>
+    </w:p>
+    <w:p>
+      <w:pPr>
+        <w:pStyle w:val="Prrafodelista"/>
+        <w:numPr>
+          <w:ilvl w:val="0"/>
+          <w:numId w:val="1"/>
+        </w:numPr>
+      </w:pPr>
+      <w:r>
+        <w:t xml:space="preserve">Modificación de los datos </w:t>
+      </w:r>
+      <w:r>
+        <w:t xml:space="preserve">de los </w:t>
       </w:r>
       <w:proofErr w:type="spellStart"/>
       <w:r>
-        <w:t>Activity_Info_Sala</w:t>
+        <w:t>editText</w:t>
       </w:r>
       <w:proofErr w:type="spellEnd"/>
       <w:r>
@@ -168,15 +241,182 @@
         </w:numPr>
       </w:pPr>
       <w:r>
-        <w:t xml:space="preserve">Al pulsar en la lista que vaya a la </w:t>
-      </w:r>
+        <w:t>Ocultar los campos del código cuando sea una nueva Sala.</w:t>
+      </w:r>
+      <w:r>
+        <w:rPr>
+          <w:color w:val="4EA72E" w:themeColor="accent6"/>
+        </w:rPr>
+        <w:t xml:space="preserve"> ☑</w:t>
+      </w:r>
+    </w:p>
+    <w:p>
+      <w:pPr>
+        <w:pStyle w:val="Prrafodelista"/>
+        <w:numPr>
+          <w:ilvl w:val="0"/>
+          <w:numId w:val="1"/>
+        </w:numPr>
+      </w:pPr>
+      <w:r>
+        <w:t>Guardar una sala.</w:t>
+      </w:r>
+      <w:r>
+        <w:rPr>
+          <w:color w:val="4EA72E" w:themeColor="accent6"/>
+        </w:rPr>
+        <w:t xml:space="preserve"> ☑</w:t>
+      </w:r>
+    </w:p>
+    <w:p>
+      <w:pPr>
+        <w:pStyle w:val="Ttulo1"/>
+      </w:pPr>
+      <w:r>
+        <w:t>Tipos</w:t>
+      </w:r>
+    </w:p>
+    <w:p>
+      <w:pPr>
+        <w:pStyle w:val="Prrafodelista"/>
+        <w:numPr>
+          <w:ilvl w:val="0"/>
+          <w:numId w:val="2"/>
+        </w:numPr>
+      </w:pPr>
+      <w:r>
+        <w:t>Botones Volver</w:t>
+      </w:r>
+      <w:r>
+        <w:rPr>
+          <w:color w:val="4EA72E" w:themeColor="accent6"/>
+        </w:rPr>
+        <w:t>☑</w:t>
+      </w:r>
+    </w:p>
+    <w:p>
+      <w:pPr>
+        <w:pStyle w:val="Ttulo2"/>
+      </w:pPr>
+      <w:r>
+        <w:t>Adaptador</w:t>
+      </w:r>
+    </w:p>
+    <w:p>
+      <w:pPr>
+        <w:pStyle w:val="Prrafodelista"/>
+        <w:numPr>
+          <w:ilvl w:val="0"/>
+          <w:numId w:val="2"/>
+        </w:numPr>
+      </w:pPr>
+      <w:r>
+        <w:t>Muestre el Código y el nombre del Tipo.</w:t>
+      </w:r>
+      <w:r>
+        <w:rPr>
+          <w:color w:val="4EA72E" w:themeColor="accent6"/>
+        </w:rPr>
+        <w:t xml:space="preserve"> ☑</w:t>
+      </w:r>
+    </w:p>
+    <w:p>
+      <w:pPr>
+        <w:pStyle w:val="Ttulo2"/>
+        <w:rPr>
+          <w:lang w:val="en-GB"/>
+        </w:rPr>
+      </w:pPr>
+      <w:proofErr w:type="gramStart"/>
+      <w:r>
+        <w:rPr>
+          <w:lang w:val="en-GB"/>
+        </w:rPr>
+        <w:t>Activity(</w:t>
+      </w:r>
+      <w:proofErr w:type="gramEnd"/>
+      <w:r>
+        <w:rPr>
+          <w:lang w:val="en-GB"/>
+        </w:rPr>
+        <w:t>Lista)</w:t>
+      </w:r>
+    </w:p>
+    <w:p>
+      <w:pPr>
+        <w:pStyle w:val="Prrafodelista"/>
+        <w:numPr>
+          <w:ilvl w:val="0"/>
+          <w:numId w:val="1"/>
+        </w:numPr>
+      </w:pPr>
+      <w:r>
+        <w:t>Mostrar lista de Tipos con el Código y Nombre.</w:t>
+      </w:r>
+      <w:r>
+        <w:rPr>
+          <w:color w:val="4EA72E" w:themeColor="accent6"/>
+        </w:rPr>
+        <w:t xml:space="preserve"> ☑</w:t>
+      </w:r>
+    </w:p>
+    <w:p>
+      <w:pPr>
+        <w:pStyle w:val="Prrafodelista"/>
+        <w:numPr>
+          <w:ilvl w:val="0"/>
+          <w:numId w:val="1"/>
+        </w:numPr>
+      </w:pPr>
       <w:proofErr w:type="spellStart"/>
       <w:r>
-        <w:t>Activity_Info_Sala</w:t>
+        <w:t>Boton</w:t>
       </w:r>
       <w:proofErr w:type="spellEnd"/>
       <w:r>
-        <w:t>.</w:t>
+        <w:t xml:space="preserve"> Añadir Nueva.</w:t>
+      </w:r>
+      <w:r>
+        <w:rPr>
+          <w:color w:val="4EA72E" w:themeColor="accent6"/>
+        </w:rPr>
+        <w:t xml:space="preserve"> ☑</w:t>
+      </w:r>
+    </w:p>
+    <w:p>
+      <w:pPr>
+        <w:pStyle w:val="Prrafodelista"/>
+        <w:numPr>
+          <w:ilvl w:val="0"/>
+          <w:numId w:val="1"/>
+        </w:numPr>
+      </w:pPr>
+      <w:r>
+        <w:t>Que pase el código de la sala al Activity_Info_Tipo.</w:t>
+      </w:r>
+      <w:r>
+        <w:rPr>
+          <w:color w:val="4EA72E" w:themeColor="accent6"/>
+        </w:rPr>
+        <w:t xml:space="preserve"> ☑</w:t>
+      </w:r>
+    </w:p>
+    <w:p>
+      <w:pPr>
+        <w:pStyle w:val="Prrafodelista"/>
+        <w:numPr>
+          <w:ilvl w:val="0"/>
+          <w:numId w:val="1"/>
+        </w:numPr>
+      </w:pPr>
+      <w:r>
+        <w:t>Al pulsar en la lista que vaya a la Activity_Info_</w:t>
+      </w:r>
+      <w:r>
+        <w:t xml:space="preserve"> </w:t>
+      </w:r>
+      <w:r>
+        <w:t>Tipo.</w:t>
       </w:r>
       <w:r>
         <w:rPr>
@@ -192,7 +432,6 @@
           <w:lang w:val="en-GB"/>
         </w:rPr>
       </w:pPr>
-      <w:proofErr w:type="spellStart"/>
       <w:r>
         <w:rPr>
           <w:lang w:val="en-GB"/>
@@ -204,317 +443,14 @@
         <w:rPr>
           <w:lang w:val="en-GB"/>
         </w:rPr>
-        <w:t>Info</w:t>
-      </w:r>
-      <w:proofErr w:type="spellEnd"/>
-      <w:r>
-        <w:rPr>
-          <w:lang w:val="en-GB"/>
-        </w:rPr>
-        <w:t>(</w:t>
-      </w:r>
-      <w:proofErr w:type="spellStart"/>
+        <w:t>Info(</w:t>
+      </w:r>
       <w:proofErr w:type="gramEnd"/>
       <w:r>
         <w:rPr>
           <w:lang w:val="en-GB"/>
         </w:rPr>
-        <w:t>Ficha</w:t>
-      </w:r>
-      <w:proofErr w:type="spellEnd"/>
-      <w:r>
-        <w:rPr>
-          <w:lang w:val="en-GB"/>
-        </w:rPr>
-        <w:t>)</w:t>
-      </w:r>
-      <w:r>
-        <w:rPr>
-          <w:lang w:val="en-GB"/>
-        </w:rPr>
-        <w:tab/>
-      </w:r>
-    </w:p>
-    <w:p>
-      <w:pPr>
-        <w:pStyle w:val="Prrafodelista"/>
-        <w:numPr>
-          <w:ilvl w:val="0"/>
-          <w:numId w:val="1"/>
-        </w:numPr>
-      </w:pPr>
-      <w:r>
-        <w:t xml:space="preserve">Modificación de los datos </w:t>
-      </w:r>
-      <w:r>
-        <w:t xml:space="preserve">de los </w:t>
-      </w:r>
-      <w:proofErr w:type="spellStart"/>
-      <w:r>
-        <w:t>editText</w:t>
-      </w:r>
-      <w:proofErr w:type="spellEnd"/>
-      <w:r>
-        <w:t>.</w:t>
-      </w:r>
-      <w:r>
-        <w:rPr>
-          <w:color w:val="4EA72E" w:themeColor="accent6"/>
-        </w:rPr>
-        <w:t xml:space="preserve"> ☑</w:t>
-      </w:r>
-    </w:p>
-    <w:p>
-      <w:pPr>
-        <w:pStyle w:val="Prrafodelista"/>
-        <w:numPr>
-          <w:ilvl w:val="0"/>
-          <w:numId w:val="1"/>
-        </w:numPr>
-      </w:pPr>
-      <w:r>
-        <w:t>Ocultar los campos del código cuando sea una nueva Sala.</w:t>
-      </w:r>
-      <w:r>
-        <w:rPr>
-          <w:color w:val="4EA72E" w:themeColor="accent6"/>
-        </w:rPr>
-        <w:t xml:space="preserve"> ☑</w:t>
-      </w:r>
-    </w:p>
-    <w:p>
-      <w:pPr>
-        <w:pStyle w:val="Prrafodelista"/>
-        <w:numPr>
-          <w:ilvl w:val="0"/>
-          <w:numId w:val="1"/>
-        </w:numPr>
-      </w:pPr>
-      <w:r>
-        <w:t>Guardar una sala.</w:t>
-      </w:r>
-      <w:r>
-        <w:rPr>
-          <w:color w:val="4EA72E" w:themeColor="accent6"/>
-        </w:rPr>
-        <w:t xml:space="preserve"> ☑</w:t>
-      </w:r>
-    </w:p>
-    <w:p>
-      <w:pPr>
-        <w:pStyle w:val="Ttulo1"/>
-      </w:pPr>
-      <w:r>
-        <w:t>Tipos</w:t>
-      </w:r>
-    </w:p>
-    <w:p>
-      <w:pPr>
-        <w:pStyle w:val="Prrafodelista"/>
-        <w:numPr>
-          <w:ilvl w:val="0"/>
-          <w:numId w:val="2"/>
-        </w:numPr>
-      </w:pPr>
-      <w:r>
-        <w:t>Botones Volver</w:t>
-      </w:r>
-      <w:r>
-        <w:rPr>
-          <w:color w:val="4EA72E" w:themeColor="accent6"/>
-        </w:rPr>
-        <w:t>☑</w:t>
-      </w:r>
-    </w:p>
-    <w:p>
-      <w:pPr>
-        <w:pStyle w:val="Ttulo2"/>
-      </w:pPr>
-      <w:r>
-        <w:t>Adaptador</w:t>
-      </w:r>
-    </w:p>
-    <w:p>
-      <w:pPr>
-        <w:pStyle w:val="Prrafodelista"/>
-        <w:numPr>
-          <w:ilvl w:val="0"/>
-          <w:numId w:val="2"/>
-        </w:numPr>
-      </w:pPr>
-      <w:r>
-        <w:t>Muestre el Código y el nombre del Tipo.</w:t>
-      </w:r>
-      <w:r>
-        <w:rPr>
-          <w:color w:val="4EA72E" w:themeColor="accent6"/>
-        </w:rPr>
-        <w:t xml:space="preserve"> ☑</w:t>
-      </w:r>
-    </w:p>
-    <w:p>
-      <w:pPr>
-        <w:pStyle w:val="Ttulo2"/>
-        <w:rPr>
-          <w:lang w:val="en-GB"/>
-        </w:rPr>
-      </w:pPr>
-      <w:proofErr w:type="gramStart"/>
-      <w:r>
-        <w:rPr>
-          <w:lang w:val="en-GB"/>
-        </w:rPr>
-        <w:t>Activity(</w:t>
-      </w:r>
-      <w:proofErr w:type="gramEnd"/>
-      <w:r>
-        <w:rPr>
-          <w:lang w:val="en-GB"/>
-        </w:rPr>
-        <w:t>Lista)</w:t>
-      </w:r>
-    </w:p>
-    <w:p>
-      <w:pPr>
-        <w:pStyle w:val="Prrafodelista"/>
-        <w:numPr>
-          <w:ilvl w:val="0"/>
-          <w:numId w:val="1"/>
-        </w:numPr>
-      </w:pPr>
-      <w:r>
-        <w:t>Mostrar lista de Tipos con el Código y Nombre.</w:t>
-      </w:r>
-      <w:r>
-        <w:rPr>
-          <w:color w:val="4EA72E" w:themeColor="accent6"/>
-        </w:rPr>
-        <w:t xml:space="preserve"> ☑</w:t>
-      </w:r>
-    </w:p>
-    <w:p>
-      <w:pPr>
-        <w:pStyle w:val="Prrafodelista"/>
-        <w:numPr>
-          <w:ilvl w:val="0"/>
-          <w:numId w:val="1"/>
-        </w:numPr>
-      </w:pPr>
-      <w:proofErr w:type="spellStart"/>
-      <w:r>
-        <w:t>Boton</w:t>
-      </w:r>
-      <w:proofErr w:type="spellEnd"/>
-      <w:r>
-        <w:t xml:space="preserve"> Añadir Nueva.</w:t>
-      </w:r>
-      <w:r>
-        <w:rPr>
-          <w:color w:val="4EA72E" w:themeColor="accent6"/>
-        </w:rPr>
-        <w:t xml:space="preserve"> ☑</w:t>
-      </w:r>
-    </w:p>
-    <w:p>
-      <w:pPr>
-        <w:pStyle w:val="Prrafodelista"/>
-        <w:numPr>
-          <w:ilvl w:val="0"/>
-          <w:numId w:val="1"/>
-        </w:numPr>
-      </w:pPr>
-      <w:r>
-        <w:t xml:space="preserve">Que pase el código de la sala al </w:t>
-      </w:r>
-      <w:proofErr w:type="spellStart"/>
-      <w:r>
-        <w:t>Activity_Info_Tipo</w:t>
-      </w:r>
-      <w:proofErr w:type="spellEnd"/>
-      <w:r>
-        <w:t>.</w:t>
-      </w:r>
-      <w:r>
-        <w:rPr>
-          <w:color w:val="4EA72E" w:themeColor="accent6"/>
-        </w:rPr>
-        <w:t xml:space="preserve"> ☑</w:t>
-      </w:r>
-    </w:p>
-    <w:p>
-      <w:pPr>
-        <w:pStyle w:val="Prrafodelista"/>
-        <w:numPr>
-          <w:ilvl w:val="0"/>
-          <w:numId w:val="1"/>
-        </w:numPr>
-      </w:pPr>
-      <w:r>
-        <w:t xml:space="preserve">Al pulsar en la lista que vaya a la </w:t>
-      </w:r>
-      <w:proofErr w:type="spellStart"/>
-      <w:r>
-        <w:t>Activity_Info</w:t>
-      </w:r>
-      <w:proofErr w:type="spellEnd"/>
-      <w:r>
-        <w:t>_</w:t>
-      </w:r>
-      <w:r>
-        <w:t xml:space="preserve"> </w:t>
-      </w:r>
-      <w:r>
-        <w:t>Tipo.</w:t>
-      </w:r>
-      <w:r>
-        <w:rPr>
-          <w:color w:val="4EA72E" w:themeColor="accent6"/>
-        </w:rPr>
-        <w:t xml:space="preserve"> ☑</w:t>
-      </w:r>
-    </w:p>
-    <w:p>
-      <w:pPr>
-        <w:pStyle w:val="Ttulo2"/>
-        <w:rPr>
-          <w:lang w:val="en-GB"/>
-        </w:rPr>
-      </w:pPr>
-      <w:proofErr w:type="spellStart"/>
-      <w:r>
-        <w:rPr>
-          <w:lang w:val="en-GB"/>
-        </w:rPr>
-        <w:t>Activity_</w:t>
-      </w:r>
-      <w:proofErr w:type="gramStart"/>
-      <w:r>
-        <w:rPr>
-          <w:lang w:val="en-GB"/>
-        </w:rPr>
-        <w:t>Info</w:t>
-      </w:r>
-      <w:proofErr w:type="spellEnd"/>
-      <w:r>
-        <w:rPr>
-          <w:lang w:val="en-GB"/>
-        </w:rPr>
-        <w:t>(</w:t>
-      </w:r>
-      <w:proofErr w:type="spellStart"/>
-      <w:proofErr w:type="gramEnd"/>
-      <w:r>
-        <w:rPr>
-          <w:lang w:val="en-GB"/>
-        </w:rPr>
-        <w:t>Ficha</w:t>
-      </w:r>
-      <w:proofErr w:type="spellEnd"/>
-      <w:r>
-        <w:rPr>
-          <w:lang w:val="en-GB"/>
-        </w:rPr>
-        <w:t>)</w:t>
+        <w:t>Ficha)</w:t>
       </w:r>
       <w:r>
         <w:rPr>
@@ -749,26 +685,425 @@
         </w:numPr>
       </w:pPr>
       <w:r>
-        <w:t xml:space="preserve">Al pulsar en la lista que vaya a la </w:t>
+        <w:t>Al pulsar en la lista que vaya a la Activity_Info_</w:t>
+      </w:r>
+      <w:r>
+        <w:t xml:space="preserve"> </w:t>
       </w:r>
       <w:proofErr w:type="spellStart"/>
       <w:r>
-        <w:t>Activity_Info</w:t>
+        <w:t>Prestamo</w:t>
       </w:r>
       <w:proofErr w:type="spellEnd"/>
       <w:r>
-        <w:t>_</w:t>
+        <w:t>.</w:t>
+      </w:r>
+      <w:r>
+        <w:rPr>
+          <w:color w:val="4EA72E" w:themeColor="accent6"/>
+        </w:rPr>
+        <w:t xml:space="preserve"> ☑</w:t>
+      </w:r>
+    </w:p>
+    <w:p>
+      <w:pPr>
+        <w:pStyle w:val="Ttulo2"/>
+        <w:rPr>
+          <w:lang w:val="en-GB"/>
+        </w:rPr>
+      </w:pPr>
+      <w:r>
+        <w:rPr>
+          <w:lang w:val="en-GB"/>
+        </w:rPr>
+        <w:t>Activity_</w:t>
+      </w:r>
+      <w:proofErr w:type="gramStart"/>
+      <w:r>
+        <w:rPr>
+          <w:lang w:val="en-GB"/>
+        </w:rPr>
+        <w:t>Info(</w:t>
+      </w:r>
+      <w:proofErr w:type="gramEnd"/>
+      <w:r>
+        <w:rPr>
+          <w:lang w:val="en-GB"/>
+        </w:rPr>
+        <w:t>Ficha)</w:t>
+      </w:r>
+      <w:r>
+        <w:rPr>
+          <w:lang w:val="en-GB"/>
+        </w:rPr>
+        <w:tab/>
+      </w:r>
+    </w:p>
+    <w:p>
+      <w:pPr>
+        <w:pStyle w:val="Prrafodelista"/>
+        <w:numPr>
+          <w:ilvl w:val="0"/>
+          <w:numId w:val="1"/>
+        </w:numPr>
+      </w:pPr>
+      <w:r>
+        <w:t xml:space="preserve">Modificación de los datos de los </w:t>
+      </w:r>
+      <w:proofErr w:type="spellStart"/>
+      <w:r>
+        <w:t>editText</w:t>
+      </w:r>
+      <w:proofErr w:type="spellEnd"/>
+      <w:r>
+        <w:t>.</w:t>
+      </w:r>
+      <w:r>
+        <w:rPr>
+          <w:color w:val="4EA72E" w:themeColor="accent6"/>
+        </w:rPr>
+        <w:t xml:space="preserve"> ☑</w:t>
+      </w:r>
+    </w:p>
+    <w:p>
+      <w:pPr>
+        <w:pStyle w:val="Prrafodelista"/>
+        <w:numPr>
+          <w:ilvl w:val="0"/>
+          <w:numId w:val="1"/>
+        </w:numPr>
+      </w:pPr>
+      <w:r>
+        <w:t xml:space="preserve">Ocultar los campos del código cuando sea un nuevo </w:t>
+      </w:r>
+      <w:proofErr w:type="spellStart"/>
+      <w:r>
+        <w:t>Prestamo</w:t>
+      </w:r>
+      <w:proofErr w:type="spellEnd"/>
+      <w:r>
+        <w:t xml:space="preserve">. </w:t>
+      </w:r>
+      <w:r>
+        <w:rPr>
+          <w:color w:val="4EA72E" w:themeColor="accent6"/>
+        </w:rPr>
+        <w:t>☑</w:t>
+      </w:r>
+    </w:p>
+    <w:p>
+      <w:pPr>
+        <w:pStyle w:val="Prrafodelista"/>
+        <w:numPr>
+          <w:ilvl w:val="0"/>
+          <w:numId w:val="3"/>
+        </w:numPr>
+      </w:pPr>
+      <w:proofErr w:type="spellStart"/>
+      <w:r>
+        <w:t>DatePickers</w:t>
+      </w:r>
+      <w:proofErr w:type="spellEnd"/>
+      <w:r>
+        <w:t xml:space="preserve">. </w:t>
+      </w:r>
+      <w:r>
+        <w:rPr>
+          <w:color w:val="4EA72E" w:themeColor="accent6"/>
+        </w:rPr>
+        <w:t>☑</w:t>
+      </w:r>
+    </w:p>
+    <w:p>
+      <w:pPr>
+        <w:pStyle w:val="Prrafodelista"/>
+        <w:numPr>
+          <w:ilvl w:val="0"/>
+          <w:numId w:val="3"/>
+        </w:numPr>
+      </w:pPr>
+      <w:r>
+        <w:t>Guardar las fechas.</w:t>
+      </w:r>
+      <w:r>
+        <w:rPr>
+          <w:color w:val="4EA72E" w:themeColor="accent6"/>
+        </w:rPr>
+        <w:t xml:space="preserve"> ☑</w:t>
+      </w:r>
+    </w:p>
+    <w:p>
+      <w:pPr>
+        <w:pStyle w:val="Prrafodelista"/>
+        <w:numPr>
+          <w:ilvl w:val="0"/>
+          <w:numId w:val="3"/>
+        </w:numPr>
+      </w:pPr>
+      <w:r>
+        <w:t>Mostrar Spinner Usuarios.</w:t>
+      </w:r>
+      <w:r>
+        <w:rPr>
+          <w:color w:val="4EA72E" w:themeColor="accent6"/>
+        </w:rPr>
+        <w:t xml:space="preserve"> ☑</w:t>
+      </w:r>
+    </w:p>
+    <w:p>
+      <w:pPr>
+        <w:pStyle w:val="Prrafodelista"/>
+        <w:numPr>
+          <w:ilvl w:val="0"/>
+          <w:numId w:val="3"/>
+        </w:numPr>
+      </w:pPr>
+      <w:r>
+        <w:t>Mostrar Spinner Elementos.</w:t>
+      </w:r>
+      <w:r>
+        <w:rPr>
+          <w:color w:val="4EA72E" w:themeColor="accent6"/>
+        </w:rPr>
+        <w:t xml:space="preserve"> ☑</w:t>
+      </w:r>
+    </w:p>
+    <w:p>
+      <w:pPr>
+        <w:pStyle w:val="Prrafodelista"/>
+        <w:numPr>
+          <w:ilvl w:val="0"/>
+          <w:numId w:val="3"/>
+        </w:numPr>
+      </w:pPr>
+      <w:r>
+        <w:t>Guardar Spinner Usuarios.</w:t>
+      </w:r>
+      <w:r>
+        <w:rPr>
+          <w:color w:val="4EA72E" w:themeColor="accent6"/>
+        </w:rPr>
+        <w:t xml:space="preserve"> ☑</w:t>
+      </w:r>
+    </w:p>
+    <w:p>
+      <w:pPr>
+        <w:pStyle w:val="Prrafodelista"/>
+        <w:numPr>
+          <w:ilvl w:val="0"/>
+          <w:numId w:val="3"/>
+        </w:numPr>
+      </w:pPr>
+      <w:r>
+        <w:t>Guardar Spinner Elementos.</w:t>
+      </w:r>
+      <w:r>
+        <w:rPr>
+          <w:color w:val="4EA72E" w:themeColor="accent6"/>
+        </w:rPr>
+        <w:t xml:space="preserve"> ☑</w:t>
+      </w:r>
+    </w:p>
+    <w:p>
+      <w:pPr>
+        <w:pStyle w:val="Prrafodelista"/>
+        <w:numPr>
+          <w:ilvl w:val="0"/>
+          <w:numId w:val="1"/>
+        </w:numPr>
+      </w:pPr>
+      <w:r>
+        <w:t xml:space="preserve">Guardar un </w:t>
+      </w:r>
+      <w:proofErr w:type="spellStart"/>
+      <w:r>
+        <w:t>Prestamo</w:t>
+      </w:r>
+      <w:proofErr w:type="spellEnd"/>
+      <w:r>
+        <w:t>.</w:t>
+      </w:r>
+      <w:r>
+        <w:rPr>
+          <w:color w:val="4EA72E" w:themeColor="accent6"/>
+        </w:rPr>
+        <w:t xml:space="preserve"> ☑</w:t>
+      </w:r>
+    </w:p>
+    <w:p>
+      <w:pPr>
+        <w:pStyle w:val="Ttulo1"/>
+      </w:pPr>
+      <w:r>
+        <w:t>Ubicación</w:t>
+      </w:r>
+    </w:p>
+    <w:p>
+      <w:pPr>
+        <w:pStyle w:val="Prrafodelista"/>
+        <w:numPr>
+          <w:ilvl w:val="0"/>
+          <w:numId w:val="2"/>
+        </w:numPr>
+      </w:pPr>
+      <w:r>
+        <w:t>Botones Volver</w:t>
+      </w:r>
+      <w:r>
+        <w:t xml:space="preserve">. </w:t>
+      </w:r>
+      <w:r>
+        <w:rPr>
+          <w:color w:val="4EA72E" w:themeColor="accent6"/>
+        </w:rPr>
+        <w:t>☑</w:t>
+      </w:r>
+    </w:p>
+    <w:p>
+      <w:pPr>
+        <w:pStyle w:val="Ttulo2"/>
+      </w:pPr>
+      <w:r>
+        <w:t>Adaptador</w:t>
+      </w:r>
+    </w:p>
+    <w:p>
+      <w:pPr>
+        <w:pStyle w:val="Prrafodelista"/>
+        <w:numPr>
+          <w:ilvl w:val="0"/>
+          <w:numId w:val="2"/>
+        </w:numPr>
+      </w:pPr>
+      <w:r>
+        <w:t xml:space="preserve">Muestre el Código, código de Ubicación y </w:t>
+      </w:r>
+      <w:r>
+        <w:t>Sala</w:t>
+      </w:r>
+      <w:r>
+        <w:t xml:space="preserve"> de la Ubicación.</w:t>
+      </w:r>
+      <w:r>
+        <w:rPr>
+          <w:color w:val="4EA72E" w:themeColor="accent6"/>
+        </w:rPr>
+        <w:t xml:space="preserve"> ☑</w:t>
+      </w:r>
+    </w:p>
+    <w:p>
+      <w:pPr>
+        <w:pStyle w:val="Ttulo2"/>
+        <w:rPr>
+          <w:lang w:val="en-GB"/>
+        </w:rPr>
+      </w:pPr>
+      <w:proofErr w:type="gramStart"/>
+      <w:r>
+        <w:rPr>
+          <w:lang w:val="en-GB"/>
+        </w:rPr>
+        <w:t>Activity(</w:t>
+      </w:r>
+      <w:proofErr w:type="gramEnd"/>
+      <w:r>
+        <w:rPr>
+          <w:lang w:val="en-GB"/>
+        </w:rPr>
+        <w:t>Lista)</w:t>
+      </w:r>
+    </w:p>
+    <w:p>
+      <w:pPr>
+        <w:pStyle w:val="Prrafodelista"/>
+        <w:numPr>
+          <w:ilvl w:val="0"/>
+          <w:numId w:val="2"/>
+        </w:numPr>
+      </w:pPr>
+      <w:r>
+        <w:t xml:space="preserve">Mostrar lista de Ubicaciones con el Código y el nombre de la Sala. </w:t>
+      </w:r>
+      <w:r>
+        <w:rPr>
+          <w:color w:val="4EA72E" w:themeColor="accent6"/>
+        </w:rPr>
+        <w:t>☑</w:t>
+      </w:r>
+    </w:p>
+    <w:p>
+      <w:pPr>
+        <w:pStyle w:val="Prrafodelista"/>
+        <w:numPr>
+          <w:ilvl w:val="0"/>
+          <w:numId w:val="1"/>
+        </w:numPr>
+      </w:pPr>
+      <w:proofErr w:type="spellStart"/>
+      <w:r>
+        <w:t>Boton</w:t>
+      </w:r>
+      <w:proofErr w:type="spellEnd"/>
+      <w:r>
+        <w:t xml:space="preserve"> Añadir Nueva.</w:t>
+      </w:r>
+      <w:r>
+        <w:rPr>
+          <w:color w:val="4EA72E" w:themeColor="accent6"/>
+        </w:rPr>
+        <w:t xml:space="preserve"> ☑</w:t>
+      </w:r>
+    </w:p>
+    <w:p>
+      <w:pPr>
+        <w:pStyle w:val="Prrafodelista"/>
+        <w:numPr>
+          <w:ilvl w:val="0"/>
+          <w:numId w:val="1"/>
+        </w:numPr>
+      </w:pPr>
+      <w:r>
+        <w:t xml:space="preserve">Que pase el código de la ubicación </w:t>
+      </w:r>
+      <w:proofErr w:type="gramStart"/>
+      <w:r>
+        <w:t>y  el</w:t>
+      </w:r>
+      <w:proofErr w:type="gramEnd"/>
+      <w:r>
+        <w:t xml:space="preserve"> de la sala al </w:t>
+      </w:r>
+      <w:proofErr w:type="spellStart"/>
+      <w:r>
+        <w:t>Activity_Info_Ubicación</w:t>
+      </w:r>
+      <w:proofErr w:type="spellEnd"/>
+      <w:r>
+        <w:t>.</w:t>
+      </w:r>
+      <w:r>
+        <w:rPr>
+          <w:color w:val="4EA72E" w:themeColor="accent6"/>
+        </w:rPr>
+        <w:t xml:space="preserve"> ☑</w:t>
+      </w:r>
+    </w:p>
+    <w:p>
+      <w:pPr>
+        <w:pStyle w:val="Prrafodelista"/>
+        <w:numPr>
+          <w:ilvl w:val="0"/>
+          <w:numId w:val="1"/>
+        </w:numPr>
+      </w:pPr>
+      <w:r>
+        <w:t>Al pulsar en la lista que vaya a la Activity_Info_</w:t>
       </w:r>
       <w:r>
         <w:t xml:space="preserve"> </w:t>
       </w:r>
-      <w:proofErr w:type="spellStart"/>
-      <w:r>
-        <w:t>Prestamo</w:t>
-      </w:r>
-      <w:proofErr w:type="spellEnd"/>
-      <w:r>
-        <w:t>.</w:t>
+      <w:r>
+        <w:t>Ubicación.</w:t>
       </w:r>
       <w:r>
         <w:rPr>
@@ -784,470 +1119,6 @@
           <w:lang w:val="en-GB"/>
         </w:rPr>
       </w:pPr>
-      <w:proofErr w:type="spellStart"/>
-      <w:r>
-        <w:rPr>
-          <w:lang w:val="en-GB"/>
-        </w:rPr>
-        <w:t>Activity_</w:t>
-      </w:r>
-      <w:proofErr w:type="gramStart"/>
-      <w:r>
-        <w:rPr>
-          <w:lang w:val="en-GB"/>
-        </w:rPr>
-        <w:t>Info</w:t>
-      </w:r>
-      <w:proofErr w:type="spellEnd"/>
-      <w:r>
-        <w:rPr>
-          <w:lang w:val="en-GB"/>
-        </w:rPr>
-        <w:t>(</w:t>
-      </w:r>
-      <w:proofErr w:type="spellStart"/>
-      <w:proofErr w:type="gramEnd"/>
-      <w:r>
-        <w:rPr>
-          <w:lang w:val="en-GB"/>
-        </w:rPr>
-        <w:t>Ficha</w:t>
-      </w:r>
-      <w:proofErr w:type="spellEnd"/>
-      <w:r>
-        <w:rPr>
-          <w:lang w:val="en-GB"/>
-        </w:rPr>
-        <w:t>)</w:t>
-      </w:r>
-      <w:r>
-        <w:rPr>
-          <w:lang w:val="en-GB"/>
-        </w:rPr>
-        <w:tab/>
-      </w:r>
-    </w:p>
-    <w:p>
-      <w:pPr>
-        <w:pStyle w:val="Prrafodelista"/>
-        <w:numPr>
-          <w:ilvl w:val="0"/>
-          <w:numId w:val="1"/>
-        </w:numPr>
-      </w:pPr>
-      <w:r>
-        <w:t xml:space="preserve">Modificación de los datos de los </w:t>
-      </w:r>
-      <w:proofErr w:type="spellStart"/>
-      <w:r>
-        <w:t>editText</w:t>
-      </w:r>
-      <w:proofErr w:type="spellEnd"/>
-      <w:r>
-        <w:t>.</w:t>
-      </w:r>
-      <w:r>
-        <w:rPr>
-          <w:color w:val="4EA72E" w:themeColor="accent6"/>
-        </w:rPr>
-        <w:t xml:space="preserve"> ☑</w:t>
-      </w:r>
-    </w:p>
-    <w:p>
-      <w:pPr>
-        <w:pStyle w:val="Prrafodelista"/>
-        <w:numPr>
-          <w:ilvl w:val="0"/>
-          <w:numId w:val="1"/>
-        </w:numPr>
-      </w:pPr>
-      <w:r>
-        <w:t xml:space="preserve">Ocultar los campos del código cuando sea un nuevo </w:t>
-      </w:r>
-      <w:proofErr w:type="spellStart"/>
-      <w:r>
-        <w:t>Prestamo</w:t>
-      </w:r>
-      <w:proofErr w:type="spellEnd"/>
-      <w:r>
-        <w:t xml:space="preserve">. </w:t>
-      </w:r>
-      <w:r>
-        <w:rPr>
-          <w:color w:val="4EA72E" w:themeColor="accent6"/>
-        </w:rPr>
-        <w:t>☑</w:t>
-      </w:r>
-    </w:p>
-    <w:p>
-      <w:pPr>
-        <w:pStyle w:val="Prrafodelista"/>
-        <w:numPr>
-          <w:ilvl w:val="0"/>
-          <w:numId w:val="3"/>
-        </w:numPr>
-      </w:pPr>
-      <w:proofErr w:type="spellStart"/>
-      <w:r>
-        <w:t>DatePickers</w:t>
-      </w:r>
-      <w:proofErr w:type="spellEnd"/>
-      <w:r>
-        <w:t xml:space="preserve">. </w:t>
-      </w:r>
-      <w:r>
-        <w:rPr>
-          <w:color w:val="4EA72E" w:themeColor="accent6"/>
-        </w:rPr>
-        <w:t>☑</w:t>
-      </w:r>
-    </w:p>
-    <w:p>
-      <w:pPr>
-        <w:pStyle w:val="Prrafodelista"/>
-        <w:numPr>
-          <w:ilvl w:val="0"/>
-          <w:numId w:val="3"/>
-        </w:numPr>
-      </w:pPr>
-      <w:r>
-        <w:t>Guardar las fechas.</w:t>
-      </w:r>
-      <w:r>
-        <w:rPr>
-          <w:color w:val="4EA72E" w:themeColor="accent6"/>
-        </w:rPr>
-        <w:t xml:space="preserve"> ☑</w:t>
-      </w:r>
-    </w:p>
-    <w:p>
-      <w:pPr>
-        <w:pStyle w:val="Prrafodelista"/>
-        <w:numPr>
-          <w:ilvl w:val="0"/>
-          <w:numId w:val="3"/>
-        </w:numPr>
-      </w:pPr>
-      <w:r>
-        <w:t xml:space="preserve">Mostrar </w:t>
-      </w:r>
-      <w:proofErr w:type="spellStart"/>
-      <w:r>
-        <w:t>Spinner</w:t>
-      </w:r>
-      <w:proofErr w:type="spellEnd"/>
-      <w:r>
-        <w:t xml:space="preserve"> Usuarios.</w:t>
-      </w:r>
-      <w:r>
-        <w:rPr>
-          <w:color w:val="4EA72E" w:themeColor="accent6"/>
-        </w:rPr>
-        <w:t xml:space="preserve"> ☑</w:t>
-      </w:r>
-    </w:p>
-    <w:p>
-      <w:pPr>
-        <w:pStyle w:val="Prrafodelista"/>
-        <w:numPr>
-          <w:ilvl w:val="0"/>
-          <w:numId w:val="3"/>
-        </w:numPr>
-      </w:pPr>
-      <w:r>
-        <w:t xml:space="preserve">Mostrar </w:t>
-      </w:r>
-      <w:proofErr w:type="spellStart"/>
-      <w:r>
-        <w:t>Spinner</w:t>
-      </w:r>
-      <w:proofErr w:type="spellEnd"/>
-      <w:r>
-        <w:t xml:space="preserve"> Elementos.</w:t>
-      </w:r>
-      <w:r>
-        <w:rPr>
-          <w:color w:val="4EA72E" w:themeColor="accent6"/>
-        </w:rPr>
-        <w:t xml:space="preserve"> ☑</w:t>
-      </w:r>
-    </w:p>
-    <w:p>
-      <w:pPr>
-        <w:pStyle w:val="Prrafodelista"/>
-        <w:numPr>
-          <w:ilvl w:val="0"/>
-          <w:numId w:val="3"/>
-        </w:numPr>
-      </w:pPr>
-      <w:r>
-        <w:t xml:space="preserve">Guardar </w:t>
-      </w:r>
-      <w:proofErr w:type="spellStart"/>
-      <w:r>
-        <w:t>Spinner</w:t>
-      </w:r>
-      <w:proofErr w:type="spellEnd"/>
-      <w:r>
-        <w:t xml:space="preserve"> Usuarios.</w:t>
-      </w:r>
-      <w:r>
-        <w:rPr>
-          <w:color w:val="4EA72E" w:themeColor="accent6"/>
-        </w:rPr>
-        <w:t xml:space="preserve"> ☑</w:t>
-      </w:r>
-    </w:p>
-    <w:p>
-      <w:pPr>
-        <w:pStyle w:val="Prrafodelista"/>
-        <w:numPr>
-          <w:ilvl w:val="0"/>
-          <w:numId w:val="3"/>
-        </w:numPr>
-      </w:pPr>
-      <w:r>
-        <w:t xml:space="preserve">Guardar </w:t>
-      </w:r>
-      <w:proofErr w:type="spellStart"/>
-      <w:r>
-        <w:t>Spinner</w:t>
-      </w:r>
-      <w:proofErr w:type="spellEnd"/>
-      <w:r>
-        <w:t xml:space="preserve"> Elementos.</w:t>
-      </w:r>
-      <w:r>
-        <w:rPr>
-          <w:color w:val="4EA72E" w:themeColor="accent6"/>
-        </w:rPr>
-        <w:t xml:space="preserve"> ☑</w:t>
-      </w:r>
-    </w:p>
-    <w:p>
-      <w:pPr>
-        <w:pStyle w:val="Prrafodelista"/>
-        <w:numPr>
-          <w:ilvl w:val="0"/>
-          <w:numId w:val="1"/>
-        </w:numPr>
-      </w:pPr>
-      <w:r>
-        <w:t xml:space="preserve">Guardar un </w:t>
-      </w:r>
-      <w:proofErr w:type="spellStart"/>
-      <w:r>
-        <w:t>Prestamo</w:t>
-      </w:r>
-      <w:proofErr w:type="spellEnd"/>
-      <w:r>
-        <w:t>.</w:t>
-      </w:r>
-      <w:r>
-        <w:rPr>
-          <w:color w:val="4EA72E" w:themeColor="accent6"/>
-        </w:rPr>
-        <w:t xml:space="preserve"> ☑</w:t>
-      </w:r>
-    </w:p>
-    <w:p>
-      <w:pPr>
-        <w:pStyle w:val="Ttulo1"/>
-      </w:pPr>
-      <w:r>
-        <w:t>Ubicación</w:t>
-      </w:r>
-    </w:p>
-    <w:p>
-      <w:pPr>
-        <w:pStyle w:val="Prrafodelista"/>
-        <w:numPr>
-          <w:ilvl w:val="0"/>
-          <w:numId w:val="2"/>
-        </w:numPr>
-      </w:pPr>
-      <w:r>
-        <w:t>Botones Volver</w:t>
-      </w:r>
-      <w:r>
-        <w:t xml:space="preserve">. </w:t>
-      </w:r>
-      <w:r>
-        <w:rPr>
-          <w:color w:val="4EA72E" w:themeColor="accent6"/>
-        </w:rPr>
-        <w:t>☑</w:t>
-      </w:r>
-    </w:p>
-    <w:p>
-      <w:pPr>
-        <w:pStyle w:val="Ttulo2"/>
-      </w:pPr>
-      <w:r>
-        <w:t>Adaptador</w:t>
-      </w:r>
-    </w:p>
-    <w:p>
-      <w:pPr>
-        <w:pStyle w:val="Prrafodelista"/>
-        <w:numPr>
-          <w:ilvl w:val="0"/>
-          <w:numId w:val="2"/>
-        </w:numPr>
-      </w:pPr>
-      <w:r>
-        <w:t xml:space="preserve">Muestre el Código, código de Ubicación y </w:t>
-      </w:r>
-      <w:r>
-        <w:t>Sala</w:t>
-      </w:r>
-      <w:r>
-        <w:t xml:space="preserve"> de la Ubicación.</w:t>
-      </w:r>
-      <w:r>
-        <w:rPr>
-          <w:color w:val="4EA72E" w:themeColor="accent6"/>
-        </w:rPr>
-        <w:t xml:space="preserve"> ☑</w:t>
-      </w:r>
-    </w:p>
-    <w:p>
-      <w:pPr>
-        <w:pStyle w:val="Ttulo2"/>
-        <w:rPr>
-          <w:lang w:val="en-GB"/>
-        </w:rPr>
-      </w:pPr>
-      <w:proofErr w:type="gramStart"/>
-      <w:r>
-        <w:rPr>
-          <w:lang w:val="en-GB"/>
-        </w:rPr>
-        <w:t>Activity(</w:t>
-      </w:r>
-      <w:proofErr w:type="gramEnd"/>
-      <w:r>
-        <w:rPr>
-          <w:lang w:val="en-GB"/>
-        </w:rPr>
-        <w:t>Lista)</w:t>
-      </w:r>
-    </w:p>
-    <w:p>
-      <w:pPr>
-        <w:pStyle w:val="Prrafodelista"/>
-        <w:numPr>
-          <w:ilvl w:val="0"/>
-          <w:numId w:val="2"/>
-        </w:numPr>
-      </w:pPr>
-      <w:r>
-        <w:t xml:space="preserve">Mostrar lista de Ubicaciones con el Código y el nombre de la Sala. </w:t>
-      </w:r>
-      <w:r>
-        <w:rPr>
-          <w:color w:val="4EA72E" w:themeColor="accent6"/>
-        </w:rPr>
-        <w:t>☑</w:t>
-      </w:r>
-    </w:p>
-    <w:p>
-      <w:pPr>
-        <w:pStyle w:val="Prrafodelista"/>
-        <w:numPr>
-          <w:ilvl w:val="0"/>
-          <w:numId w:val="1"/>
-        </w:numPr>
-      </w:pPr>
-      <w:proofErr w:type="spellStart"/>
-      <w:r>
-        <w:t>Boton</w:t>
-      </w:r>
-      <w:proofErr w:type="spellEnd"/>
-      <w:r>
-        <w:t xml:space="preserve"> Añadir Nueva.</w:t>
-      </w:r>
-      <w:r>
-        <w:rPr>
-          <w:color w:val="4EA72E" w:themeColor="accent6"/>
-        </w:rPr>
-        <w:t xml:space="preserve"> ☑</w:t>
-      </w:r>
-    </w:p>
-    <w:p>
-      <w:pPr>
-        <w:pStyle w:val="Prrafodelista"/>
-        <w:numPr>
-          <w:ilvl w:val="0"/>
-          <w:numId w:val="1"/>
-        </w:numPr>
-      </w:pPr>
-      <w:r>
-        <w:t xml:space="preserve">Que pase el código de la ubicación </w:t>
-      </w:r>
-      <w:proofErr w:type="gramStart"/>
-      <w:r>
-        <w:t>y  el</w:t>
-      </w:r>
-      <w:proofErr w:type="gramEnd"/>
-      <w:r>
-        <w:t xml:space="preserve"> de la sala al </w:t>
-      </w:r>
-      <w:proofErr w:type="spellStart"/>
-      <w:r>
-        <w:t>Activity_Info_Ubicación</w:t>
-      </w:r>
-      <w:proofErr w:type="spellEnd"/>
-      <w:r>
-        <w:t>.</w:t>
-      </w:r>
-      <w:r>
-        <w:rPr>
-          <w:color w:val="4EA72E" w:themeColor="accent6"/>
-        </w:rPr>
-        <w:t xml:space="preserve"> ☑</w:t>
-      </w:r>
-    </w:p>
-    <w:p>
-      <w:pPr>
-        <w:pStyle w:val="Prrafodelista"/>
-        <w:numPr>
-          <w:ilvl w:val="0"/>
-          <w:numId w:val="1"/>
-        </w:numPr>
-      </w:pPr>
-      <w:r>
-        <w:t xml:space="preserve">Al pulsar en la lista que vaya a la </w:t>
-      </w:r>
-      <w:proofErr w:type="spellStart"/>
-      <w:r>
-        <w:t>Activity_Info</w:t>
-      </w:r>
-      <w:proofErr w:type="spellEnd"/>
-      <w:r>
-        <w:t>_</w:t>
-      </w:r>
-      <w:r>
-        <w:t xml:space="preserve"> </w:t>
-      </w:r>
-      <w:r>
-        <w:t>Ubicación.</w:t>
-      </w:r>
-      <w:r>
-        <w:rPr>
-          <w:color w:val="4EA72E" w:themeColor="accent6"/>
-        </w:rPr>
-        <w:t xml:space="preserve"> ☑</w:t>
-      </w:r>
-    </w:p>
-    <w:p>
-      <w:pPr>
-        <w:pStyle w:val="Ttulo2"/>
-        <w:rPr>
-          <w:lang w:val="en-GB"/>
-        </w:rPr>
-      </w:pPr>
-      <w:proofErr w:type="spellStart"/>
       <w:r>
         <w:rPr>
           <w:lang w:val="en-GB"/>
@@ -1260,203 +1131,391 @@
         <w:rPr>
           <w:lang w:val="en-GB"/>
         </w:rPr>
-        <w:t>Info</w:t>
+        <w:t>Info(</w:t>
+      </w:r>
+      <w:proofErr w:type="gramEnd"/>
+      <w:r>
+        <w:rPr>
+          <w:lang w:val="en-GB"/>
+        </w:rPr>
+        <w:t>Ficha)</w:t>
+      </w:r>
+      <w:r>
+        <w:rPr>
+          <w:lang w:val="en-GB"/>
+        </w:rPr>
+        <w:tab/>
+      </w:r>
+    </w:p>
+    <w:p>
+      <w:pPr>
+        <w:pStyle w:val="Prrafodelista"/>
+        <w:numPr>
+          <w:ilvl w:val="0"/>
+          <w:numId w:val="1"/>
+        </w:numPr>
+      </w:pPr>
+      <w:r>
+        <w:t xml:space="preserve">Modificación de los datos de los </w:t>
+      </w:r>
+      <w:proofErr w:type="spellStart"/>
+      <w:r>
+        <w:t>editText</w:t>
       </w:r>
       <w:proofErr w:type="spellEnd"/>
       <w:r>
-        <w:rPr>
-          <w:lang w:val="en-GB"/>
-        </w:rPr>
-        <w:t>(</w:t>
-      </w:r>
+        <w:t xml:space="preserve">. </w:t>
+      </w:r>
+      <w:r>
+        <w:rPr>
+          <w:color w:val="4EA72E" w:themeColor="accent6"/>
+        </w:rPr>
+        <w:t>☑</w:t>
+      </w:r>
+    </w:p>
+    <w:p>
+      <w:pPr>
+        <w:pStyle w:val="Prrafodelista"/>
+        <w:numPr>
+          <w:ilvl w:val="0"/>
+          <w:numId w:val="1"/>
+        </w:numPr>
+      </w:pPr>
+      <w:r>
+        <w:t>Ocultar los campos del código cuando sea una nueva ubicación.</w:t>
+      </w:r>
+      <w:r>
+        <w:rPr>
+          <w:color w:val="4EA72E" w:themeColor="accent6"/>
+        </w:rPr>
+        <w:t xml:space="preserve"> ☑</w:t>
+      </w:r>
+    </w:p>
+    <w:p>
+      <w:pPr>
+        <w:pStyle w:val="Prrafodelista"/>
+        <w:numPr>
+          <w:ilvl w:val="0"/>
+          <w:numId w:val="3"/>
+        </w:numPr>
+      </w:pPr>
       <w:proofErr w:type="spellStart"/>
+      <w:r>
+        <w:t>DatePickers</w:t>
+      </w:r>
+      <w:proofErr w:type="spellEnd"/>
+      <w:r>
+        <w:t xml:space="preserve">. </w:t>
+      </w:r>
+      <w:r>
+        <w:rPr>
+          <w:color w:val="4EA72E" w:themeColor="accent6"/>
+        </w:rPr>
+        <w:t>☑</w:t>
+      </w:r>
+    </w:p>
+    <w:p>
+      <w:pPr>
+        <w:pStyle w:val="Prrafodelista"/>
+        <w:numPr>
+          <w:ilvl w:val="0"/>
+          <w:numId w:val="3"/>
+        </w:numPr>
+      </w:pPr>
+      <w:r>
+        <w:t>Guardar las fechas.</w:t>
+      </w:r>
+      <w:r>
+        <w:rPr>
+          <w:color w:val="4EA72E" w:themeColor="accent6"/>
+        </w:rPr>
+        <w:t xml:space="preserve"> ☑</w:t>
+      </w:r>
+    </w:p>
+    <w:p>
+      <w:pPr>
+        <w:pStyle w:val="Prrafodelista"/>
+        <w:numPr>
+          <w:ilvl w:val="0"/>
+          <w:numId w:val="3"/>
+        </w:numPr>
+      </w:pPr>
+      <w:r>
+        <w:t>Mostrar Spinner Salas.</w:t>
+      </w:r>
+      <w:r>
+        <w:t xml:space="preserve"> </w:t>
+      </w:r>
+      <w:r>
+        <w:rPr>
+          <w:color w:val="4EA72E" w:themeColor="accent6"/>
+        </w:rPr>
+        <w:t>☑</w:t>
+      </w:r>
+    </w:p>
+    <w:p>
+      <w:pPr>
+        <w:pStyle w:val="Prrafodelista"/>
+        <w:numPr>
+          <w:ilvl w:val="0"/>
+          <w:numId w:val="3"/>
+        </w:numPr>
+      </w:pPr>
+      <w:r>
+        <w:t>Mostrar Spinner Elementos.</w:t>
+      </w:r>
+      <w:r>
+        <w:t xml:space="preserve"> </w:t>
+      </w:r>
+      <w:r>
+        <w:rPr>
+          <w:color w:val="4EA72E" w:themeColor="accent6"/>
+        </w:rPr>
+        <w:t>☑</w:t>
+      </w:r>
+    </w:p>
+    <w:p>
+      <w:pPr>
+        <w:pStyle w:val="Prrafodelista"/>
+        <w:numPr>
+          <w:ilvl w:val="0"/>
+          <w:numId w:val="3"/>
+        </w:numPr>
+      </w:pPr>
+      <w:r>
+        <w:t xml:space="preserve">Guardar Spinner </w:t>
+      </w:r>
+      <w:r>
+        <w:t>Salas</w:t>
+      </w:r>
+      <w:r>
+        <w:t>.</w:t>
+      </w:r>
+      <w:r>
+        <w:rPr>
+          <w:color w:val="4EA72E" w:themeColor="accent6"/>
+        </w:rPr>
+        <w:t xml:space="preserve"> ☑</w:t>
+      </w:r>
+    </w:p>
+    <w:p>
+      <w:pPr>
+        <w:pStyle w:val="Prrafodelista"/>
+        <w:numPr>
+          <w:ilvl w:val="0"/>
+          <w:numId w:val="3"/>
+        </w:numPr>
+      </w:pPr>
+      <w:r>
+        <w:t>Guardar Spinner Elementos.</w:t>
+      </w:r>
+      <w:r>
+        <w:rPr>
+          <w:color w:val="4EA72E" w:themeColor="accent6"/>
+        </w:rPr>
+        <w:t xml:space="preserve"> ☑</w:t>
+      </w:r>
+    </w:p>
+    <w:p>
+      <w:pPr>
+        <w:pStyle w:val="Prrafodelista"/>
+        <w:numPr>
+          <w:ilvl w:val="0"/>
+          <w:numId w:val="1"/>
+        </w:numPr>
+      </w:pPr>
+      <w:r>
+        <w:t xml:space="preserve">Guardar un </w:t>
+      </w:r>
+      <w:r>
+        <w:t>Ubicación</w:t>
+      </w:r>
+      <w:r>
+        <w:t>.</w:t>
+      </w:r>
+      <w:r>
+        <w:rPr>
+          <w:color w:val="4EA72E" w:themeColor="accent6"/>
+        </w:rPr>
+        <w:t xml:space="preserve"> ☑</w:t>
+      </w:r>
+    </w:p>
+    <w:p>
+      <w:pPr>
+        <w:rPr>
+          <w:lang w:val="en-GB"/>
+        </w:rPr>
+      </w:pPr>
+    </w:p>
+    <w:p>
+      <w:pPr>
+        <w:pStyle w:val="Ttulo1"/>
+        <w:rPr>
+          <w:lang w:val="en-GB"/>
+        </w:rPr>
+      </w:pPr>
+      <w:proofErr w:type="spellStart"/>
+      <w:r>
+        <w:rPr>
+          <w:lang w:val="en-GB"/>
+        </w:rPr>
+        <w:t>Usuario</w:t>
+      </w:r>
+      <w:proofErr w:type="spellEnd"/>
+    </w:p>
+    <w:p>
+      <w:pPr>
+        <w:pStyle w:val="Prrafodelista"/>
+        <w:numPr>
+          <w:ilvl w:val="0"/>
+          <w:numId w:val="2"/>
+        </w:numPr>
+      </w:pPr>
+      <w:r>
+        <w:t>Botones Volver</w:t>
+      </w:r>
+      <w:r>
+        <w:t>.</w:t>
+      </w:r>
+      <w:r>
+        <w:rPr>
+          <w:color w:val="4EA72E" w:themeColor="accent6"/>
+        </w:rPr>
+        <w:t xml:space="preserve"> ☑</w:t>
+      </w:r>
+    </w:p>
+    <w:p>
+      <w:pPr>
+        <w:pStyle w:val="Ttulo2"/>
+      </w:pPr>
+      <w:r>
+        <w:t>Adaptador</w:t>
+      </w:r>
+    </w:p>
+    <w:p>
+      <w:pPr>
+        <w:pStyle w:val="Prrafodelista"/>
+        <w:numPr>
+          <w:ilvl w:val="0"/>
+          <w:numId w:val="2"/>
+        </w:numPr>
+      </w:pPr>
+      <w:r>
+        <w:t>Muestre el Código y el nombre del Usuario.</w:t>
+      </w:r>
+      <w:r>
+        <w:rPr>
+          <w:color w:val="4EA72E" w:themeColor="accent6"/>
+        </w:rPr>
+        <w:t xml:space="preserve"> ☑</w:t>
+      </w:r>
+    </w:p>
+    <w:p>
+      <w:pPr>
+        <w:pStyle w:val="Ttulo2"/>
+        <w:rPr>
+          <w:lang w:val="en-GB"/>
+        </w:rPr>
+      </w:pPr>
+      <w:proofErr w:type="gramStart"/>
+      <w:r>
+        <w:rPr>
+          <w:lang w:val="en-GB"/>
+        </w:rPr>
+        <w:t>Activity(</w:t>
+      </w:r>
       <w:proofErr w:type="gramEnd"/>
       <w:r>
         <w:rPr>
           <w:lang w:val="en-GB"/>
         </w:rPr>
-        <w:t>Ficha</w:t>
+        <w:t>Lista)</w:t>
+      </w:r>
+    </w:p>
+    <w:p>
+      <w:pPr>
+        <w:pStyle w:val="Prrafodelista"/>
+        <w:numPr>
+          <w:ilvl w:val="0"/>
+          <w:numId w:val="1"/>
+        </w:numPr>
+      </w:pPr>
+      <w:r>
+        <w:t>Mostrar lista de Salas con el Código y Nombre.</w:t>
+      </w:r>
+      <w:r>
+        <w:rPr>
+          <w:color w:val="4EA72E" w:themeColor="accent6"/>
+        </w:rPr>
+        <w:t xml:space="preserve"> ☑</w:t>
+      </w:r>
+    </w:p>
+    <w:p>
+      <w:pPr>
+        <w:pStyle w:val="Prrafodelista"/>
+        <w:numPr>
+          <w:ilvl w:val="0"/>
+          <w:numId w:val="1"/>
+        </w:numPr>
+      </w:pPr>
+      <w:proofErr w:type="spellStart"/>
+      <w:r>
+        <w:t>Boton</w:t>
       </w:r>
       <w:proofErr w:type="spellEnd"/>
       <w:r>
-        <w:rPr>
-          <w:lang w:val="en-GB"/>
-        </w:rPr>
-        <w:t>)</w:t>
-      </w:r>
-      <w:r>
-        <w:rPr>
-          <w:lang w:val="en-GB"/>
-        </w:rPr>
-        <w:tab/>
-      </w:r>
-    </w:p>
-    <w:p>
-      <w:pPr>
-        <w:pStyle w:val="Prrafodelista"/>
-        <w:numPr>
-          <w:ilvl w:val="0"/>
-          <w:numId w:val="1"/>
-        </w:numPr>
-      </w:pPr>
-      <w:r>
-        <w:t xml:space="preserve">Modificación de los datos de los </w:t>
+        <w:t xml:space="preserve"> Añadir Nuevo.</w:t>
+      </w:r>
+      <w:r>
+        <w:rPr>
+          <w:color w:val="4EA72E" w:themeColor="accent6"/>
+        </w:rPr>
+        <w:t xml:space="preserve"> ☑</w:t>
+      </w:r>
+    </w:p>
+    <w:p>
+      <w:pPr>
+        <w:pStyle w:val="Prrafodelista"/>
+        <w:numPr>
+          <w:ilvl w:val="0"/>
+          <w:numId w:val="1"/>
+        </w:numPr>
+      </w:pPr>
+      <w:r>
+        <w:t xml:space="preserve">Que pase el código del Usuario y Nombre al </w:t>
       </w:r>
       <w:proofErr w:type="spellStart"/>
       <w:r>
-        <w:t>editText</w:t>
+        <w:t>Activity_Info_Usuario</w:t>
       </w:r>
       <w:proofErr w:type="spellEnd"/>
       <w:r>
-        <w:t xml:space="preserve">. </w:t>
-      </w:r>
-      <w:r>
-        <w:rPr>
-          <w:color w:val="4EA72E" w:themeColor="accent6"/>
-        </w:rPr>
-        <w:t>☑</w:t>
-      </w:r>
-    </w:p>
-    <w:p>
-      <w:pPr>
-        <w:pStyle w:val="Prrafodelista"/>
-        <w:numPr>
-          <w:ilvl w:val="0"/>
-          <w:numId w:val="1"/>
-        </w:numPr>
-      </w:pPr>
-      <w:r>
-        <w:t>Ocultar los campos del código cuando sea una nueva ubicación.</w:t>
-      </w:r>
-      <w:r>
-        <w:rPr>
-          <w:color w:val="4EA72E" w:themeColor="accent6"/>
-        </w:rPr>
-        <w:t xml:space="preserve"> ☑</w:t>
-      </w:r>
-    </w:p>
-    <w:p>
-      <w:pPr>
-        <w:pStyle w:val="Prrafodelista"/>
-        <w:numPr>
-          <w:ilvl w:val="0"/>
-          <w:numId w:val="3"/>
-        </w:numPr>
-      </w:pPr>
+        <w:t>.</w:t>
+      </w:r>
+      <w:r>
+        <w:rPr>
+          <w:color w:val="4EA72E" w:themeColor="accent6"/>
+        </w:rPr>
+        <w:t xml:space="preserve"> ☑</w:t>
+      </w:r>
+    </w:p>
+    <w:p>
+      <w:pPr>
+        <w:pStyle w:val="Prrafodelista"/>
+        <w:numPr>
+          <w:ilvl w:val="0"/>
+          <w:numId w:val="1"/>
+        </w:numPr>
+      </w:pPr>
+      <w:r>
+        <w:t xml:space="preserve">Al pulsar en la lista que vaya a la </w:t>
+      </w:r>
       <w:proofErr w:type="spellStart"/>
       <w:r>
-        <w:t>DatePickers</w:t>
+        <w:t>Activity_Info_Usuario</w:t>
       </w:r>
       <w:proofErr w:type="spellEnd"/>
       <w:r>
-        <w:t xml:space="preserve">. </w:t>
-      </w:r>
-      <w:r>
-        <w:rPr>
-          <w:color w:val="4EA72E" w:themeColor="accent6"/>
-        </w:rPr>
-        <w:t>☑</w:t>
-      </w:r>
-    </w:p>
-    <w:p>
-      <w:pPr>
-        <w:pStyle w:val="Prrafodelista"/>
-        <w:numPr>
-          <w:ilvl w:val="0"/>
-          <w:numId w:val="3"/>
-        </w:numPr>
-      </w:pPr>
-      <w:r>
-        <w:t>Guardar las fechas.</w:t>
-      </w:r>
-      <w:r>
-        <w:rPr>
-          <w:color w:val="4EA72E" w:themeColor="accent6"/>
-        </w:rPr>
-        <w:t xml:space="preserve"> ☑</w:t>
-      </w:r>
-    </w:p>
-    <w:p>
-      <w:pPr>
-        <w:pStyle w:val="Prrafodelista"/>
-        <w:numPr>
-          <w:ilvl w:val="0"/>
-          <w:numId w:val="3"/>
-        </w:numPr>
-      </w:pPr>
-      <w:r>
-        <w:t xml:space="preserve">Mostrar </w:t>
-      </w:r>
-      <w:proofErr w:type="spellStart"/>
-      <w:r>
-        <w:t>Spinner</w:t>
-      </w:r>
-      <w:proofErr w:type="spellEnd"/>
-      <w:r>
-        <w:t xml:space="preserve"> Salas.</w:t>
-      </w:r>
-      <w:r>
-        <w:t xml:space="preserve"> </w:t>
-      </w:r>
-      <w:r>
-        <w:rPr>
-          <w:color w:val="4EA72E" w:themeColor="accent6"/>
-        </w:rPr>
-        <w:t>☑</w:t>
-      </w:r>
-    </w:p>
-    <w:p>
-      <w:pPr>
-        <w:pStyle w:val="Prrafodelista"/>
-        <w:numPr>
-          <w:ilvl w:val="0"/>
-          <w:numId w:val="3"/>
-        </w:numPr>
-      </w:pPr>
-      <w:r>
-        <w:t xml:space="preserve">Mostrar </w:t>
-      </w:r>
-      <w:proofErr w:type="spellStart"/>
-      <w:r>
-        <w:t>Spinner</w:t>
-      </w:r>
-      <w:proofErr w:type="spellEnd"/>
-      <w:r>
-        <w:t xml:space="preserve"> Elementos.</w:t>
-      </w:r>
-      <w:r>
-        <w:t xml:space="preserve"> </w:t>
-      </w:r>
-      <w:r>
-        <w:rPr>
-          <w:color w:val="4EA72E" w:themeColor="accent6"/>
-        </w:rPr>
-        <w:t>☑</w:t>
-      </w:r>
-    </w:p>
-    <w:p>
-      <w:pPr>
-        <w:pStyle w:val="Prrafodelista"/>
-        <w:numPr>
-          <w:ilvl w:val="0"/>
-          <w:numId w:val="3"/>
-        </w:numPr>
-      </w:pPr>
-      <w:r>
-        <w:t xml:space="preserve">Guardar </w:t>
-      </w:r>
-      <w:proofErr w:type="spellStart"/>
-      <w:r>
-        <w:t>Spinner</w:t>
-      </w:r>
-      <w:proofErr w:type="spellEnd"/>
-      <w:r>
-        <w:t xml:space="preserve"> </w:t>
-      </w:r>
-      <w:r>
-        <w:t>Salas</w:t>
-      </w:r>
-      <w:r>
         <w:t>.</w:t>
       </w:r>
       <w:r>
@@ -1468,281 +1527,30 @@
     </w:p>
     <w:p>
       <w:pPr>
-        <w:pStyle w:val="Prrafodelista"/>
-        <w:numPr>
-          <w:ilvl w:val="0"/>
-          <w:numId w:val="3"/>
-        </w:numPr>
-      </w:pPr>
-      <w:r>
-        <w:t xml:space="preserve">Guardar </w:t>
-      </w:r>
-      <w:proofErr w:type="spellStart"/>
-      <w:r>
-        <w:t>Spinner</w:t>
-      </w:r>
-      <w:proofErr w:type="spellEnd"/>
-      <w:r>
-        <w:t xml:space="preserve"> Elementos.</w:t>
-      </w:r>
-      <w:r>
-        <w:rPr>
-          <w:color w:val="4EA72E" w:themeColor="accent6"/>
-        </w:rPr>
-        <w:t xml:space="preserve"> ☑</w:t>
-      </w:r>
-    </w:p>
-    <w:p>
-      <w:pPr>
-        <w:pStyle w:val="Prrafodelista"/>
-        <w:numPr>
-          <w:ilvl w:val="0"/>
-          <w:numId w:val="1"/>
-        </w:numPr>
-      </w:pPr>
-      <w:r>
-        <w:t xml:space="preserve">Guardar un </w:t>
-      </w:r>
-      <w:r>
-        <w:t>Ubicación</w:t>
-      </w:r>
-      <w:r>
-        <w:t>.</w:t>
-      </w:r>
-      <w:r>
-        <w:rPr>
-          <w:color w:val="4EA72E" w:themeColor="accent6"/>
-        </w:rPr>
-        <w:t xml:space="preserve"> ☑</w:t>
-      </w:r>
-    </w:p>
-    <w:p>
-      <w:pPr>
-        <w:rPr>
-          <w:lang w:val="en-GB"/>
-        </w:rPr>
-      </w:pPr>
-    </w:p>
-    <w:p>
-      <w:pPr>
-        <w:pStyle w:val="Ttulo1"/>
-        <w:rPr>
-          <w:lang w:val="en-GB"/>
-        </w:rPr>
-      </w:pPr>
-      <w:proofErr w:type="spellStart"/>
-      <w:r>
-        <w:rPr>
-          <w:lang w:val="en-GB"/>
-        </w:rPr>
-        <w:t>Usuario</w:t>
-      </w:r>
-      <w:proofErr w:type="spellEnd"/>
-    </w:p>
-    <w:p>
-      <w:pPr>
-        <w:pStyle w:val="Prrafodelista"/>
-        <w:numPr>
-          <w:ilvl w:val="0"/>
-          <w:numId w:val="2"/>
-        </w:numPr>
-      </w:pPr>
-      <w:r>
-        <w:t>Botones Volver</w:t>
-      </w:r>
-      <w:r>
-        <w:t>.</w:t>
-      </w:r>
-      <w:r>
-        <w:rPr>
-          <w:color w:val="4EA72E" w:themeColor="accent6"/>
-        </w:rPr>
-        <w:t xml:space="preserve"> ☑</w:t>
-      </w:r>
-    </w:p>
-    <w:p>
-      <w:pPr>
         <w:pStyle w:val="Ttulo2"/>
-      </w:pPr>
-      <w:r>
-        <w:t>Adaptador</w:t>
-      </w:r>
-    </w:p>
-    <w:p>
-      <w:pPr>
-        <w:pStyle w:val="Prrafodelista"/>
-        <w:numPr>
-          <w:ilvl w:val="0"/>
-          <w:numId w:val="2"/>
-        </w:numPr>
-      </w:pPr>
-      <w:r>
-        <w:t>Muestre el Código y el nombre del Usuario.</w:t>
-      </w:r>
-      <w:r>
-        <w:rPr>
-          <w:color w:val="4EA72E" w:themeColor="accent6"/>
-        </w:rPr>
-        <w:t xml:space="preserve"> ☑</w:t>
-      </w:r>
-    </w:p>
-    <w:p>
-      <w:pPr>
-        <w:pStyle w:val="Ttulo2"/>
-        <w:rPr>
-          <w:lang w:val="en-GB"/>
-        </w:rPr>
-      </w:pPr>
+        <w:rPr>
+          <w:lang w:val="en-GB"/>
+        </w:rPr>
+      </w:pPr>
+      <w:r>
+        <w:rPr>
+          <w:lang w:val="en-GB"/>
+        </w:rPr>
+        <w:t>Activity_</w:t>
+      </w:r>
       <w:proofErr w:type="gramStart"/>
       <w:r>
         <w:rPr>
           <w:lang w:val="en-GB"/>
         </w:rPr>
-        <w:t>Activity(</w:t>
+        <w:t>Info(</w:t>
       </w:r>
       <w:proofErr w:type="gramEnd"/>
       <w:r>
         <w:rPr>
           <w:lang w:val="en-GB"/>
         </w:rPr>
-        <w:t>Lista)</w:t>
-      </w:r>
-    </w:p>
-    <w:p>
-      <w:pPr>
-        <w:pStyle w:val="Prrafodelista"/>
-        <w:numPr>
-          <w:ilvl w:val="0"/>
-          <w:numId w:val="1"/>
-        </w:numPr>
-      </w:pPr>
-      <w:r>
-        <w:t>Mostrar lista de Salas con el Código y Nombre.</w:t>
-      </w:r>
-      <w:r>
-        <w:rPr>
-          <w:color w:val="4EA72E" w:themeColor="accent6"/>
-        </w:rPr>
-        <w:t xml:space="preserve"> ☑</w:t>
-      </w:r>
-    </w:p>
-    <w:p>
-      <w:pPr>
-        <w:pStyle w:val="Prrafodelista"/>
-        <w:numPr>
-          <w:ilvl w:val="0"/>
-          <w:numId w:val="1"/>
-        </w:numPr>
-      </w:pPr>
-      <w:proofErr w:type="spellStart"/>
-      <w:r>
-        <w:t>Boton</w:t>
-      </w:r>
-      <w:proofErr w:type="spellEnd"/>
-      <w:r>
-        <w:t xml:space="preserve"> Añadir Nuevo.</w:t>
-      </w:r>
-      <w:r>
-        <w:rPr>
-          <w:color w:val="4EA72E" w:themeColor="accent6"/>
-        </w:rPr>
-        <w:t xml:space="preserve"> ☑</w:t>
-      </w:r>
-    </w:p>
-    <w:p>
-      <w:pPr>
-        <w:pStyle w:val="Prrafodelista"/>
-        <w:numPr>
-          <w:ilvl w:val="0"/>
-          <w:numId w:val="1"/>
-        </w:numPr>
-      </w:pPr>
-      <w:r>
-        <w:t xml:space="preserve">Que pase el código del Usuario y Nombre al </w:t>
-      </w:r>
-      <w:proofErr w:type="spellStart"/>
-      <w:r>
-        <w:t>Activity_Info_Usuario</w:t>
-      </w:r>
-      <w:proofErr w:type="spellEnd"/>
-      <w:r>
-        <w:t>.</w:t>
-      </w:r>
-      <w:r>
-        <w:rPr>
-          <w:color w:val="4EA72E" w:themeColor="accent6"/>
-        </w:rPr>
-        <w:t xml:space="preserve"> ☑</w:t>
-      </w:r>
-    </w:p>
-    <w:p>
-      <w:pPr>
-        <w:pStyle w:val="Prrafodelista"/>
-        <w:numPr>
-          <w:ilvl w:val="0"/>
-          <w:numId w:val="1"/>
-        </w:numPr>
-      </w:pPr>
-      <w:r>
-        <w:t xml:space="preserve">Al pulsar en la lista que vaya a la </w:t>
-      </w:r>
-      <w:proofErr w:type="spellStart"/>
-      <w:r>
-        <w:t>Activity_Info_Usuario</w:t>
-      </w:r>
-      <w:proofErr w:type="spellEnd"/>
-      <w:r>
-        <w:t>.</w:t>
-      </w:r>
-      <w:r>
-        <w:rPr>
-          <w:color w:val="4EA72E" w:themeColor="accent6"/>
-        </w:rPr>
-        <w:t xml:space="preserve"> ☑</w:t>
-      </w:r>
-    </w:p>
-    <w:p>
-      <w:pPr>
-        <w:pStyle w:val="Ttulo2"/>
-        <w:rPr>
-          <w:lang w:val="en-GB"/>
-        </w:rPr>
-      </w:pPr>
-      <w:proofErr w:type="spellStart"/>
-      <w:r>
-        <w:rPr>
-          <w:lang w:val="en-GB"/>
-        </w:rPr>
-        <w:t>Activity_</w:t>
-      </w:r>
-      <w:proofErr w:type="gramStart"/>
-      <w:r>
-        <w:rPr>
-          <w:lang w:val="en-GB"/>
-        </w:rPr>
-        <w:t>Info</w:t>
-      </w:r>
-      <w:proofErr w:type="spellEnd"/>
-      <w:r>
-        <w:rPr>
-          <w:lang w:val="en-GB"/>
-        </w:rPr>
-        <w:t>(</w:t>
-      </w:r>
-      <w:proofErr w:type="spellStart"/>
-      <w:proofErr w:type="gramEnd"/>
-      <w:r>
-        <w:rPr>
-          <w:lang w:val="en-GB"/>
-        </w:rPr>
-        <w:t>Ficha</w:t>
-      </w:r>
-      <w:proofErr w:type="spellEnd"/>
-      <w:r>
-        <w:rPr>
-          <w:lang w:val="en-GB"/>
-        </w:rPr>
-        <w:t>)</w:t>
+        <w:t>Ficha)</w:t>
       </w:r>
       <w:r>
         <w:rPr>
@@ -1994,38 +1802,462 @@
         </w:numPr>
       </w:pPr>
       <w:r>
-        <w:t xml:space="preserve">Al pulsar en la lista que vaya a la </w:t>
+        <w:t>Al pulsar en la lista que vaya a la Activity_Info_</w:t>
+      </w:r>
+      <w:r>
+        <w:t xml:space="preserve"> </w:t>
+      </w:r>
+      <w:r>
+        <w:t>Elemento.</w:t>
+      </w:r>
+      <w:r>
+        <w:rPr>
+          <w:color w:val="4EA72E" w:themeColor="accent6"/>
+        </w:rPr>
+        <w:t xml:space="preserve"> ☑</w:t>
+      </w:r>
+    </w:p>
+    <w:p>
+      <w:pPr>
+        <w:pStyle w:val="Ttulo2"/>
+        <w:rPr>
+          <w:lang w:val="en-GB"/>
+        </w:rPr>
+      </w:pPr>
+      <w:r>
+        <w:rPr>
+          <w:lang w:val="en-GB"/>
+        </w:rPr>
+        <w:t>Activity_</w:t>
+      </w:r>
+      <w:proofErr w:type="gramStart"/>
+      <w:r>
+        <w:rPr>
+          <w:lang w:val="en-GB"/>
+        </w:rPr>
+        <w:t>Info(</w:t>
+      </w:r>
+      <w:proofErr w:type="gramEnd"/>
+      <w:r>
+        <w:rPr>
+          <w:lang w:val="en-GB"/>
+        </w:rPr>
+        <w:t>Ficha)</w:t>
+      </w:r>
+      <w:r>
+        <w:rPr>
+          <w:lang w:val="en-GB"/>
+        </w:rPr>
+        <w:tab/>
+      </w:r>
+    </w:p>
+    <w:p>
+      <w:pPr>
+        <w:pStyle w:val="Prrafodelista"/>
+        <w:numPr>
+          <w:ilvl w:val="0"/>
+          <w:numId w:val="1"/>
+        </w:numPr>
+      </w:pPr>
+      <w:r>
+        <w:t xml:space="preserve">Modificación de los datos de los </w:t>
       </w:r>
       <w:proofErr w:type="spellStart"/>
       <w:r>
-        <w:t>Activity_Info</w:t>
+        <w:t>editText</w:t>
       </w:r>
       <w:proofErr w:type="spellEnd"/>
       <w:r>
-        <w:t>_</w:t>
+        <w:t>.</w:t>
+      </w:r>
+      <w:r>
+        <w:rPr>
+          <w:color w:val="4EA72E" w:themeColor="accent6"/>
+        </w:rPr>
+        <w:t xml:space="preserve"> ☑</w:t>
+      </w:r>
+    </w:p>
+    <w:p>
+      <w:pPr>
+        <w:pStyle w:val="Prrafodelista"/>
+        <w:numPr>
+          <w:ilvl w:val="0"/>
+          <w:numId w:val="1"/>
+        </w:numPr>
+      </w:pPr>
+      <w:r>
+        <w:t>Ocultar los campos del código cuando sea un nuevo Elemento.</w:t>
+      </w:r>
+      <w:r>
+        <w:rPr>
+          <w:color w:val="4EA72E" w:themeColor="accent6"/>
+        </w:rPr>
+        <w:t xml:space="preserve"> ☑</w:t>
+      </w:r>
+    </w:p>
+    <w:p>
+      <w:pPr>
+        <w:pStyle w:val="Prrafodelista"/>
+        <w:numPr>
+          <w:ilvl w:val="0"/>
+          <w:numId w:val="3"/>
+        </w:numPr>
+      </w:pPr>
+      <w:proofErr w:type="spellStart"/>
+      <w:r>
+        <w:t>DatePickers</w:t>
+      </w:r>
+      <w:proofErr w:type="spellEnd"/>
+      <w:r>
+        <w:t>.</w:t>
+      </w:r>
+      <w:r>
+        <w:rPr>
+          <w:color w:val="4EA72E" w:themeColor="accent6"/>
+        </w:rPr>
+        <w:t xml:space="preserve"> ☑</w:t>
+      </w:r>
+    </w:p>
+    <w:p>
+      <w:pPr>
+        <w:pStyle w:val="Prrafodelista"/>
+        <w:numPr>
+          <w:ilvl w:val="0"/>
+          <w:numId w:val="3"/>
+        </w:numPr>
+      </w:pPr>
+      <w:r>
+        <w:t>Guardar las fechas.</w:t>
+      </w:r>
+      <w:r>
+        <w:rPr>
+          <w:color w:val="4EA72E" w:themeColor="accent6"/>
+        </w:rPr>
+        <w:t xml:space="preserve"> ☑</w:t>
+      </w:r>
+    </w:p>
+    <w:p>
+      <w:pPr>
+        <w:pStyle w:val="Prrafodelista"/>
+        <w:numPr>
+          <w:ilvl w:val="0"/>
+          <w:numId w:val="3"/>
+        </w:numPr>
+      </w:pPr>
+      <w:r>
+        <w:t>Mostrar Spinner Usuarios.</w:t>
+      </w:r>
+      <w:r>
+        <w:rPr>
+          <w:color w:val="4EA72E" w:themeColor="accent6"/>
+        </w:rPr>
+        <w:t xml:space="preserve"> ☑</w:t>
+      </w:r>
+    </w:p>
+    <w:p>
+      <w:pPr>
+        <w:pStyle w:val="Prrafodelista"/>
+        <w:numPr>
+          <w:ilvl w:val="0"/>
+          <w:numId w:val="3"/>
+        </w:numPr>
+      </w:pPr>
+      <w:r>
+        <w:t>Mostrar Spinner Elementos.</w:t>
+      </w:r>
+      <w:r>
+        <w:rPr>
+          <w:color w:val="4EA72E" w:themeColor="accent6"/>
+        </w:rPr>
+        <w:t xml:space="preserve"> ☑</w:t>
+      </w:r>
+    </w:p>
+    <w:p>
+      <w:pPr>
+        <w:pStyle w:val="Prrafodelista"/>
+        <w:numPr>
+          <w:ilvl w:val="0"/>
+          <w:numId w:val="3"/>
+        </w:numPr>
+      </w:pPr>
+      <w:r>
+        <w:t>Guardar Spinner Usuarios.</w:t>
       </w:r>
       <w:r>
         <w:t xml:space="preserve"> </w:t>
       </w:r>
       <w:r>
-        <w:t>Elemento.</w:t>
-      </w:r>
-      <w:r>
-        <w:rPr>
-          <w:color w:val="4EA72E" w:themeColor="accent6"/>
-        </w:rPr>
-        <w:t xml:space="preserve"> ☑</w:t>
+        <w:rPr>
+          <w:color w:val="4EA72E" w:themeColor="accent6"/>
+        </w:rPr>
+        <w:t>☑</w:t>
+      </w:r>
+    </w:p>
+    <w:p>
+      <w:pPr>
+        <w:pStyle w:val="Prrafodelista"/>
+        <w:numPr>
+          <w:ilvl w:val="0"/>
+          <w:numId w:val="3"/>
+        </w:numPr>
+      </w:pPr>
+      <w:r>
+        <w:t>Guardar Spinner Elementos.</w:t>
+      </w:r>
+      <w:r>
+        <w:t xml:space="preserve"> </w:t>
+      </w:r>
+      <w:r>
+        <w:rPr>
+          <w:color w:val="4EA72E" w:themeColor="accent6"/>
+        </w:rPr>
+        <w:t>☑</w:t>
+      </w:r>
+    </w:p>
+    <w:p>
+      <w:pPr>
+        <w:pStyle w:val="Prrafodelista"/>
+        <w:numPr>
+          <w:ilvl w:val="0"/>
+          <w:numId w:val="1"/>
+        </w:numPr>
+      </w:pPr>
+      <w:r>
+        <w:t xml:space="preserve">Guardar un </w:t>
+      </w:r>
+      <w:proofErr w:type="spellStart"/>
+      <w:r>
+        <w:t>Prestamo</w:t>
+      </w:r>
+      <w:proofErr w:type="spellEnd"/>
+      <w:r>
+        <w:t>.</w:t>
+      </w:r>
+      <w:r>
+        <w:t xml:space="preserve"> </w:t>
+      </w:r>
+      <w:r>
+        <w:rPr>
+          <w:color w:val="4EA72E" w:themeColor="accent6"/>
+        </w:rPr>
+        <w:t>☑</w:t>
+      </w:r>
+    </w:p>
+    <w:p>
+      <w:pPr>
+        <w:rPr>
+          <w:lang w:val="en-GB"/>
+        </w:rPr>
+      </w:pPr>
+    </w:p>
+    <w:p>
+      <w:pPr>
+        <w:pStyle w:val="Ttulo1"/>
+        <w:rPr>
+          <w:lang w:val="en-GB"/>
+        </w:rPr>
+      </w:pPr>
+      <w:proofErr w:type="spellStart"/>
+      <w:r>
+        <w:rPr>
+          <w:lang w:val="en-GB"/>
+        </w:rPr>
+        <w:t>Incidencias</w:t>
+      </w:r>
+      <w:proofErr w:type="spellEnd"/>
+    </w:p>
+    <w:p>
+      <w:pPr>
+        <w:pStyle w:val="Prrafodelista"/>
+        <w:numPr>
+          <w:ilvl w:val="0"/>
+          <w:numId w:val="2"/>
+        </w:numPr>
+      </w:pPr>
+      <w:r>
+        <w:t>Botones Volver</w:t>
+      </w:r>
+      <w:r>
+        <w:t xml:space="preserve">. </w:t>
+      </w:r>
+      <w:r>
+        <w:rPr>
+          <w:color w:val="4EA72E" w:themeColor="accent6"/>
+        </w:rPr>
+        <w:t>☑</w:t>
       </w:r>
     </w:p>
     <w:p>
       <w:pPr>
         <w:pStyle w:val="Ttulo2"/>
-        <w:rPr>
-          <w:lang w:val="en-GB"/>
-        </w:rPr>
+      </w:pPr>
+      <w:r>
+        <w:t>Adaptador</w:t>
+      </w:r>
+    </w:p>
+    <w:p>
+      <w:pPr>
+        <w:pStyle w:val="Prrafodelista"/>
+        <w:numPr>
+          <w:ilvl w:val="0"/>
+          <w:numId w:val="2"/>
+        </w:numPr>
+      </w:pPr>
+      <w:r>
+        <w:t>Muestre el Código, nombre del Usuario y Nombre del Elemento.</w:t>
+      </w:r>
+      <w:r>
+        <w:t xml:space="preserve"> </w:t>
+      </w:r>
+      <w:r>
+        <w:rPr>
+          <w:color w:val="4EA72E" w:themeColor="accent6"/>
+        </w:rPr>
+        <w:t>☑</w:t>
+      </w:r>
+    </w:p>
+    <w:p>
+      <w:pPr>
+        <w:pStyle w:val="Ttulo2"/>
+        <w:rPr>
+          <w:lang w:val="en-GB"/>
+        </w:rPr>
+      </w:pPr>
+      <w:proofErr w:type="gramStart"/>
+      <w:r>
+        <w:rPr>
+          <w:lang w:val="en-GB"/>
+        </w:rPr>
+        <w:t>Activity(</w:t>
+      </w:r>
+      <w:proofErr w:type="gramEnd"/>
+      <w:r>
+        <w:rPr>
+          <w:lang w:val="en-GB"/>
+        </w:rPr>
+        <w:t>Lista)</w:t>
+      </w:r>
+    </w:p>
+    <w:p>
+      <w:pPr>
+        <w:pStyle w:val="Prrafodelista"/>
+        <w:numPr>
+          <w:ilvl w:val="0"/>
+          <w:numId w:val="2"/>
+        </w:numPr>
+      </w:pPr>
+      <w:r>
+        <w:t>Mostrar lista de Prestamos con el Código, nombre del Usuario y Nombre del Elemento.</w:t>
+      </w:r>
+      <w:r>
+        <w:t xml:space="preserve"> </w:t>
+      </w:r>
+      <w:r>
+        <w:rPr>
+          <w:color w:val="4EA72E" w:themeColor="accent6"/>
+        </w:rPr>
+        <w:t>☑</w:t>
+      </w:r>
+    </w:p>
+    <w:p>
+      <w:pPr>
+        <w:pStyle w:val="Prrafodelista"/>
+        <w:numPr>
+          <w:ilvl w:val="0"/>
+          <w:numId w:val="1"/>
+        </w:numPr>
       </w:pPr>
       <w:proofErr w:type="spellStart"/>
       <w:r>
+        <w:t>Boton</w:t>
+      </w:r>
+      <w:proofErr w:type="spellEnd"/>
+      <w:r>
+        <w:t xml:space="preserve"> Añadir Nueva.</w:t>
+      </w:r>
+      <w:r>
+        <w:t xml:space="preserve"> </w:t>
+      </w:r>
+      <w:r>
+        <w:rPr>
+          <w:color w:val="4EA72E" w:themeColor="accent6"/>
+        </w:rPr>
+        <w:t>☑</w:t>
+      </w:r>
+    </w:p>
+    <w:p>
+      <w:pPr>
+        <w:pStyle w:val="Prrafodelista"/>
+        <w:numPr>
+          <w:ilvl w:val="0"/>
+          <w:numId w:val="1"/>
+        </w:numPr>
+      </w:pPr>
+      <w:r>
+        <w:t xml:space="preserve">Que pase el código </w:t>
+      </w:r>
+      <w:r>
+        <w:t>de la incidencia</w:t>
+      </w:r>
+      <w:r>
+        <w:t xml:space="preserve"> al </w:t>
+      </w:r>
+      <w:proofErr w:type="spellStart"/>
+      <w:r>
+        <w:t>Activity_Info_</w:t>
+      </w:r>
+      <w:r>
+        <w:t>Incidencia</w:t>
+      </w:r>
+      <w:proofErr w:type="spellEnd"/>
+      <w:r>
+        <w:t>.</w:t>
+      </w:r>
+      <w:r>
+        <w:t xml:space="preserve"> </w:t>
+      </w:r>
+      <w:r>
+        <w:rPr>
+          <w:color w:val="4EA72E" w:themeColor="accent6"/>
+        </w:rPr>
+        <w:t>☑</w:t>
+      </w:r>
+    </w:p>
+    <w:p>
+      <w:pPr>
+        <w:pStyle w:val="Prrafodelista"/>
+        <w:numPr>
+          <w:ilvl w:val="0"/>
+          <w:numId w:val="1"/>
+        </w:numPr>
+      </w:pPr>
+      <w:r>
+        <w:t>Al pulsar en la lista que vaya a la Activity_Info_</w:t>
+      </w:r>
+      <w:r>
+        <w:t xml:space="preserve"> </w:t>
+      </w:r>
+      <w:r>
+        <w:t>Incidencia</w:t>
+      </w:r>
+      <w:r>
+        <w:t>.</w:t>
+      </w:r>
+      <w:r>
+        <w:rPr>
+          <w:color w:val="4EA72E" w:themeColor="accent6"/>
+        </w:rPr>
+        <w:t xml:space="preserve"> ☑</w:t>
+      </w:r>
+    </w:p>
+    <w:p>
+      <w:pPr>
+        <w:pStyle w:val="Ttulo2"/>
+        <w:rPr>
+          <w:lang w:val="en-GB"/>
+        </w:rPr>
+      </w:pPr>
+      <w:r>
         <w:rPr>
           <w:lang w:val="en-GB"/>
         </w:rPr>
@@ -2036,884 +2268,333 @@
         <w:rPr>
           <w:lang w:val="en-GB"/>
         </w:rPr>
-        <w:t>Info</w:t>
+        <w:t>Info(</w:t>
+      </w:r>
+      <w:proofErr w:type="gramEnd"/>
+      <w:r>
+        <w:rPr>
+          <w:lang w:val="en-GB"/>
+        </w:rPr>
+        <w:t>Ficha)</w:t>
+      </w:r>
+      <w:r>
+        <w:rPr>
+          <w:lang w:val="en-GB"/>
+        </w:rPr>
+        <w:tab/>
+      </w:r>
+    </w:p>
+    <w:p>
+      <w:pPr>
+        <w:pStyle w:val="Prrafodelista"/>
+        <w:numPr>
+          <w:ilvl w:val="0"/>
+          <w:numId w:val="1"/>
+        </w:numPr>
+      </w:pPr>
+      <w:r>
+        <w:t xml:space="preserve">Modificación de los datos de los </w:t>
+      </w:r>
+      <w:proofErr w:type="spellStart"/>
+      <w:r>
+        <w:t>editText</w:t>
       </w:r>
       <w:proofErr w:type="spellEnd"/>
       <w:r>
-        <w:rPr>
-          <w:lang w:val="en-GB"/>
-        </w:rPr>
-        <w:t>(</w:t>
-      </w:r>
+        <w:t>.</w:t>
+      </w:r>
+      <w:r>
+        <w:t xml:space="preserve"> </w:t>
+      </w:r>
+      <w:r>
+        <w:rPr>
+          <w:color w:val="4EA72E" w:themeColor="accent6"/>
+        </w:rPr>
+        <w:t>☑</w:t>
+      </w:r>
+    </w:p>
+    <w:p>
+      <w:pPr>
+        <w:pStyle w:val="Prrafodelista"/>
+        <w:numPr>
+          <w:ilvl w:val="0"/>
+          <w:numId w:val="1"/>
+        </w:numPr>
+      </w:pPr>
+      <w:r>
+        <w:t xml:space="preserve">Ocultar los campos del código cuando sea un nuevo </w:t>
+      </w:r>
+      <w:r>
+        <w:t>Incidencia</w:t>
+      </w:r>
+      <w:r>
+        <w:t>.</w:t>
+      </w:r>
+      <w:r>
+        <w:t xml:space="preserve"> </w:t>
+      </w:r>
+      <w:r>
+        <w:rPr>
+          <w:color w:val="4EA72E" w:themeColor="accent6"/>
+        </w:rPr>
+        <w:t>☑</w:t>
+      </w:r>
+    </w:p>
+    <w:p>
+      <w:pPr>
+        <w:pStyle w:val="Prrafodelista"/>
+        <w:numPr>
+          <w:ilvl w:val="0"/>
+          <w:numId w:val="3"/>
+        </w:numPr>
+      </w:pPr>
       <w:proofErr w:type="spellStart"/>
-      <w:proofErr w:type="gramEnd"/>
-      <w:r>
-        <w:rPr>
-          <w:lang w:val="en-GB"/>
-        </w:rPr>
-        <w:t>Ficha</w:t>
+      <w:r>
+        <w:t>DatePickers</w:t>
       </w:r>
       <w:proofErr w:type="spellEnd"/>
       <w:r>
-        <w:rPr>
-          <w:lang w:val="en-GB"/>
-        </w:rPr>
-        <w:t>)</w:t>
-      </w:r>
-      <w:r>
-        <w:rPr>
-          <w:lang w:val="en-GB"/>
-        </w:rPr>
-        <w:tab/>
-      </w:r>
-    </w:p>
-    <w:p>
-      <w:pPr>
-        <w:pStyle w:val="Prrafodelista"/>
-        <w:numPr>
-          <w:ilvl w:val="0"/>
-          <w:numId w:val="1"/>
-        </w:numPr>
-      </w:pPr>
-      <w:r>
-        <w:t xml:space="preserve">Modificación de los datos de los </w:t>
+        <w:t>.</w:t>
+      </w:r>
+      <w:r>
+        <w:t xml:space="preserve"> </w:t>
+      </w:r>
+      <w:r>
+        <w:rPr>
+          <w:color w:val="4EA72E" w:themeColor="accent6"/>
+        </w:rPr>
+        <w:t>☑</w:t>
+      </w:r>
+    </w:p>
+    <w:p>
+      <w:pPr>
+        <w:pStyle w:val="Prrafodelista"/>
+        <w:numPr>
+          <w:ilvl w:val="0"/>
+          <w:numId w:val="3"/>
+        </w:numPr>
+      </w:pPr>
+      <w:r>
+        <w:t>Guardar las fechas.</w:t>
+      </w:r>
+      <w:r>
+        <w:t xml:space="preserve"> </w:t>
+      </w:r>
+      <w:r>
+        <w:rPr>
+          <w:color w:val="4EA72E" w:themeColor="accent6"/>
+        </w:rPr>
+        <w:t>☑</w:t>
+      </w:r>
+    </w:p>
+    <w:p>
+      <w:pPr>
+        <w:pStyle w:val="Prrafodelista"/>
+        <w:numPr>
+          <w:ilvl w:val="0"/>
+          <w:numId w:val="3"/>
+        </w:numPr>
+      </w:pPr>
+      <w:r>
+        <w:t>Mostrar Spinner Usuario</w:t>
+      </w:r>
+      <w:r>
+        <w:t>s de Creación</w:t>
+      </w:r>
+      <w:r>
+        <w:t>.</w:t>
+      </w:r>
+      <w:r>
+        <w:t xml:space="preserve"> </w:t>
+      </w:r>
+      <w:r>
+        <w:rPr>
+          <w:color w:val="4EA72E" w:themeColor="accent6"/>
+        </w:rPr>
+        <w:t>☑</w:t>
+      </w:r>
+    </w:p>
+    <w:p>
+      <w:pPr>
+        <w:pStyle w:val="Prrafodelista"/>
+        <w:numPr>
+          <w:ilvl w:val="0"/>
+          <w:numId w:val="3"/>
+        </w:numPr>
+      </w:pPr>
+      <w:r>
+        <w:t>Mostrar Spinner Elementos.</w:t>
+      </w:r>
+      <w:r>
+        <w:t xml:space="preserve"> </w:t>
+      </w:r>
+      <w:r>
+        <w:rPr>
+          <w:color w:val="4EA72E" w:themeColor="accent6"/>
+        </w:rPr>
+        <w:t>☑</w:t>
+      </w:r>
+    </w:p>
+    <w:p>
+      <w:pPr>
+        <w:pStyle w:val="Prrafodelista"/>
+        <w:numPr>
+          <w:ilvl w:val="0"/>
+          <w:numId w:val="3"/>
+        </w:numPr>
+      </w:pPr>
+      <w:r>
+        <w:lastRenderedPageBreak/>
+        <w:t>Guardar Spinner Usuarios</w:t>
+      </w:r>
+      <w:r>
+        <w:t xml:space="preserve"> de Creación</w:t>
+      </w:r>
+      <w:r>
+        <w:t>.</w:t>
+      </w:r>
+      <w:r>
+        <w:t xml:space="preserve"> </w:t>
+      </w:r>
+      <w:r>
+        <w:rPr>
+          <w:color w:val="4EA72E" w:themeColor="accent6"/>
+        </w:rPr>
+        <w:t>☑</w:t>
+      </w:r>
+    </w:p>
+    <w:p>
+      <w:pPr>
+        <w:pStyle w:val="Prrafodelista"/>
+        <w:numPr>
+          <w:ilvl w:val="0"/>
+          <w:numId w:val="3"/>
+        </w:numPr>
+      </w:pPr>
+      <w:r>
+        <w:t>Guardar Spinner Elementos.</w:t>
+      </w:r>
+      <w:r>
+        <w:t xml:space="preserve"> </w:t>
+      </w:r>
+      <w:r>
+        <w:rPr>
+          <w:color w:val="4EA72E" w:themeColor="accent6"/>
+        </w:rPr>
+        <w:t>☑</w:t>
+      </w:r>
+    </w:p>
+    <w:p>
+      <w:pPr>
+        <w:pStyle w:val="Prrafodelista"/>
+        <w:numPr>
+          <w:ilvl w:val="0"/>
+          <w:numId w:val="1"/>
+        </w:numPr>
+      </w:pPr>
+      <w:r>
+        <w:t>Guardar u</w:t>
+      </w:r>
+      <w:r>
+        <w:t>na Incidencia</w:t>
+      </w:r>
+      <w:r>
+        <w:t>.</w:t>
+      </w:r>
+      <w:r>
+        <w:t xml:space="preserve"> </w:t>
+      </w:r>
+      <w:r>
+        <w:rPr>
+          <w:color w:val="4EA72E" w:themeColor="accent6"/>
+        </w:rPr>
+        <w:t>☑</w:t>
+      </w:r>
+    </w:p>
+    <w:p/>
+    <w:p>
+      <w:pPr>
+        <w:pStyle w:val="Ttulo1"/>
+      </w:pPr>
+      <w:r>
+        <w:t>Modificaciones para consultar los datos en la base de datos:</w:t>
+      </w:r>
+    </w:p>
+    <w:p>
+      <w:r>
+        <w:t>Hechos Completos: Sala, Tipo,</w:t>
+      </w:r>
+      <w:r>
+        <w:t xml:space="preserve"> </w:t>
+      </w:r>
+      <w:r>
+        <w:t>Elemento,</w:t>
+      </w:r>
+      <w:r>
+        <w:t xml:space="preserve"> </w:t>
+      </w:r>
+      <w:r>
+        <w:t>Usuario,</w:t>
+      </w:r>
+      <w:r>
+        <w:t xml:space="preserve"> </w:t>
+      </w:r>
+      <w:r>
+        <w:t>Rol</w:t>
+      </w:r>
+      <w:r>
+        <w:t>, Préstamo</w:t>
+      </w:r>
+      <w:r>
+        <w:t>, Ubicación</w:t>
+      </w:r>
+      <w:r>
+        <w:t>.</w:t>
+      </w:r>
+    </w:p>
+    <w:p>
+      <w:r>
+        <w:t xml:space="preserve">Incidencia al buscar el nombre que he seleccionado en el Spinner me da </w:t>
       </w:r>
       <w:proofErr w:type="spellStart"/>
       <w:r>
-        <w:t>editText</w:t>
+        <w:t>N</w:t>
+      </w:r>
+      <w:r>
+        <w:t>ullPointerException</w:t>
       </w:r>
       <w:proofErr w:type="spellEnd"/>
       <w:r>
+        <w:t xml:space="preserve"> y no sé </w:t>
+      </w:r>
+      <w:r>
+        <w:t>por qué</w:t>
+      </w:r>
+      <w:r>
         <w:t>.</w:t>
       </w:r>
-      <w:r>
-        <w:rPr>
-          <w:color w:val="4EA72E" w:themeColor="accent6"/>
-        </w:rPr>
-        <w:t xml:space="preserve"> ☑</w:t>
-      </w:r>
-    </w:p>
-    <w:p>
-      <w:pPr>
-        <w:pStyle w:val="Prrafodelista"/>
-        <w:numPr>
-          <w:ilvl w:val="0"/>
-          <w:numId w:val="1"/>
-        </w:numPr>
-      </w:pPr>
-      <w:r>
-        <w:t>Ocultar los campos del código cuando sea un nuevo Elemento.</w:t>
-      </w:r>
-      <w:r>
-        <w:rPr>
-          <w:color w:val="4EA72E" w:themeColor="accent6"/>
-        </w:rPr>
-        <w:t xml:space="preserve"> ☑</w:t>
-      </w:r>
-    </w:p>
-    <w:p>
-      <w:pPr>
-        <w:pStyle w:val="Prrafodelista"/>
-        <w:numPr>
-          <w:ilvl w:val="0"/>
-          <w:numId w:val="3"/>
-        </w:numPr>
-      </w:pPr>
+    </w:p>
+    <w:p>
+      <w:r>
+        <w:t xml:space="preserve">Se me sale la aplicación al buscar por sala en el </w:t>
+      </w:r>
       <w:proofErr w:type="spellStart"/>
       <w:r>
-        <w:t>DatePickers</w:t>
+        <w:t>searchview</w:t>
       </w:r>
       <w:proofErr w:type="spellEnd"/>
       <w:r>
-        <w:t>.</w:t>
-      </w:r>
-      <w:r>
-        <w:rPr>
-          <w:color w:val="4EA72E" w:themeColor="accent6"/>
-        </w:rPr>
-        <w:t xml:space="preserve"> ☑</w:t>
-      </w:r>
-    </w:p>
-    <w:p>
-      <w:pPr>
-        <w:pStyle w:val="Prrafodelista"/>
-        <w:numPr>
-          <w:ilvl w:val="0"/>
-          <w:numId w:val="3"/>
-        </w:numPr>
-      </w:pPr>
-      <w:r>
-        <w:t>Guardar las fechas.</w:t>
-      </w:r>
-      <w:r>
-        <w:rPr>
-          <w:color w:val="4EA72E" w:themeColor="accent6"/>
-        </w:rPr>
-        <w:t xml:space="preserve"> ☑</w:t>
-      </w:r>
-    </w:p>
-    <w:p>
-      <w:pPr>
-        <w:pStyle w:val="Prrafodelista"/>
-        <w:numPr>
-          <w:ilvl w:val="0"/>
-          <w:numId w:val="3"/>
-        </w:numPr>
-      </w:pPr>
-      <w:r>
-        <w:t xml:space="preserve">Mostrar </w:t>
+        <w:t xml:space="preserve">. Y los errores no </w:t>
       </w:r>
       <w:proofErr w:type="spellStart"/>
       <w:r>
-        <w:t>Spinner</w:t>
+        <w:t>se</w:t>
       </w:r>
       <w:proofErr w:type="spellEnd"/>
       <w:r>
-        <w:t xml:space="preserve"> Usuarios.</w:t>
-      </w:r>
-      <w:r>
-        <w:rPr>
-          <w:color w:val="4EA72E" w:themeColor="accent6"/>
-        </w:rPr>
-        <w:t xml:space="preserve"> ☑</w:t>
-      </w:r>
-    </w:p>
-    <w:p>
-      <w:pPr>
-        <w:pStyle w:val="Prrafodelista"/>
-        <w:numPr>
-          <w:ilvl w:val="0"/>
-          <w:numId w:val="3"/>
-        </w:numPr>
-      </w:pPr>
-      <w:r>
-        <w:t xml:space="preserve">Mostrar </w:t>
-      </w:r>
-      <w:proofErr w:type="spellStart"/>
-      <w:r>
-        <w:t>Spinner</w:t>
-      </w:r>
-      <w:proofErr w:type="spellEnd"/>
-      <w:r>
-        <w:t xml:space="preserve"> Elementos.</w:t>
-      </w:r>
-      <w:r>
-        <w:rPr>
-          <w:color w:val="4EA72E" w:themeColor="accent6"/>
-        </w:rPr>
-        <w:t xml:space="preserve"> ☑</w:t>
-      </w:r>
-    </w:p>
-    <w:p>
-      <w:pPr>
-        <w:pStyle w:val="Prrafodelista"/>
-        <w:numPr>
-          <w:ilvl w:val="0"/>
-          <w:numId w:val="3"/>
-        </w:numPr>
-      </w:pPr>
-      <w:r>
-        <w:t xml:space="preserve">Guardar </w:t>
-      </w:r>
-      <w:proofErr w:type="spellStart"/>
-      <w:r>
-        <w:t>Spinner</w:t>
-      </w:r>
-      <w:proofErr w:type="spellEnd"/>
-      <w:r>
-        <w:t xml:space="preserve"> Usuarios.</w:t>
-      </w:r>
-      <w:r>
-        <w:t xml:space="preserve"> </w:t>
-      </w:r>
-      <w:r>
-        <w:rPr>
-          <w:color w:val="4EA72E" w:themeColor="accent6"/>
-        </w:rPr>
-        <w:t>☑</w:t>
-      </w:r>
-    </w:p>
-    <w:p>
-      <w:pPr>
-        <w:pStyle w:val="Prrafodelista"/>
-        <w:numPr>
-          <w:ilvl w:val="0"/>
-          <w:numId w:val="3"/>
-        </w:numPr>
-      </w:pPr>
-      <w:r>
-        <w:t xml:space="preserve">Guardar </w:t>
-      </w:r>
-      <w:proofErr w:type="spellStart"/>
-      <w:r>
-        <w:t>Spinner</w:t>
-      </w:r>
-      <w:proofErr w:type="spellEnd"/>
-      <w:r>
-        <w:t xml:space="preserve"> Elementos.</w:t>
-      </w:r>
-      <w:r>
-        <w:t xml:space="preserve"> </w:t>
-      </w:r>
-      <w:r>
-        <w:rPr>
-          <w:color w:val="4EA72E" w:themeColor="accent6"/>
-        </w:rPr>
-        <w:t>☑</w:t>
-      </w:r>
-    </w:p>
-    <w:p>
-      <w:pPr>
-        <w:pStyle w:val="Prrafodelista"/>
-        <w:numPr>
-          <w:ilvl w:val="0"/>
-          <w:numId w:val="1"/>
-        </w:numPr>
-      </w:pPr>
-      <w:r>
-        <w:t xml:space="preserve">Guardar un </w:t>
-      </w:r>
-      <w:proofErr w:type="spellStart"/>
-      <w:r>
-        <w:t>Prestamo</w:t>
-      </w:r>
-      <w:proofErr w:type="spellEnd"/>
-      <w:r>
-        <w:t>.</w:t>
-      </w:r>
-      <w:r>
-        <w:t xml:space="preserve"> </w:t>
-      </w:r>
-      <w:r>
-        <w:rPr>
-          <w:color w:val="4EA72E" w:themeColor="accent6"/>
-        </w:rPr>
-        <w:t>☑</w:t>
-      </w:r>
-    </w:p>
-    <w:p>
-      <w:pPr>
-        <w:rPr>
-          <w:lang w:val="en-GB"/>
-        </w:rPr>
-      </w:pPr>
-    </w:p>
-    <w:p>
-      <w:pPr>
-        <w:pStyle w:val="Ttulo1"/>
-        <w:rPr>
-          <w:lang w:val="en-GB"/>
-        </w:rPr>
-      </w:pPr>
-      <w:proofErr w:type="spellStart"/>
-      <w:r>
-        <w:rPr>
-          <w:lang w:val="en-GB"/>
-        </w:rPr>
-        <w:t>Incidencias</w:t>
-      </w:r>
-      <w:proofErr w:type="spellEnd"/>
-    </w:p>
-    <w:p>
-      <w:pPr>
-        <w:pStyle w:val="Prrafodelista"/>
-        <w:numPr>
-          <w:ilvl w:val="0"/>
-          <w:numId w:val="2"/>
-        </w:numPr>
-      </w:pPr>
-      <w:r>
-        <w:t>Botones Volver</w:t>
-      </w:r>
-      <w:r>
-        <w:t xml:space="preserve">. </w:t>
-      </w:r>
-      <w:r>
-        <w:rPr>
-          <w:color w:val="4EA72E" w:themeColor="accent6"/>
-        </w:rPr>
-        <w:t>☑</w:t>
-      </w:r>
-    </w:p>
-    <w:p>
-      <w:pPr>
-        <w:pStyle w:val="Ttulo2"/>
-      </w:pPr>
-      <w:r>
-        <w:t>Adaptador</w:t>
-      </w:r>
-    </w:p>
-    <w:p>
-      <w:pPr>
-        <w:pStyle w:val="Prrafodelista"/>
-        <w:numPr>
-          <w:ilvl w:val="0"/>
-          <w:numId w:val="2"/>
-        </w:numPr>
-      </w:pPr>
-      <w:r>
-        <w:t>Muestre el Código, nombre del Usuario y Nombre del Elemento.</w:t>
-      </w:r>
-      <w:r>
-        <w:t xml:space="preserve"> </w:t>
-      </w:r>
-      <w:r>
-        <w:rPr>
-          <w:color w:val="4EA72E" w:themeColor="accent6"/>
-        </w:rPr>
-        <w:t>☑</w:t>
-      </w:r>
-    </w:p>
-    <w:p>
-      <w:pPr>
-        <w:pStyle w:val="Ttulo2"/>
-        <w:rPr>
-          <w:lang w:val="en-GB"/>
-        </w:rPr>
-      </w:pPr>
-      <w:proofErr w:type="gramStart"/>
-      <w:r>
-        <w:rPr>
-          <w:lang w:val="en-GB"/>
-        </w:rPr>
-        <w:t>Activity(</w:t>
-      </w:r>
-      <w:proofErr w:type="gramEnd"/>
-      <w:r>
-        <w:rPr>
-          <w:lang w:val="en-GB"/>
-        </w:rPr>
-        <w:t>Lista)</w:t>
-      </w:r>
-    </w:p>
-    <w:p>
-      <w:pPr>
-        <w:pStyle w:val="Prrafodelista"/>
-        <w:numPr>
-          <w:ilvl w:val="0"/>
-          <w:numId w:val="2"/>
-        </w:numPr>
-      </w:pPr>
-      <w:r>
-        <w:t>Mostrar lista de Prestamos con el Código, nombre del Usuario y Nombre del Elemento.</w:t>
-      </w:r>
-      <w:r>
-        <w:t xml:space="preserve"> </w:t>
-      </w:r>
-      <w:r>
-        <w:rPr>
-          <w:color w:val="4EA72E" w:themeColor="accent6"/>
-        </w:rPr>
-        <w:t>☑</w:t>
-      </w:r>
-    </w:p>
-    <w:p>
-      <w:pPr>
-        <w:pStyle w:val="Prrafodelista"/>
-        <w:numPr>
-          <w:ilvl w:val="0"/>
-          <w:numId w:val="1"/>
-        </w:numPr>
-      </w:pPr>
-      <w:proofErr w:type="spellStart"/>
-      <w:r>
-        <w:t>Boton</w:t>
-      </w:r>
-      <w:proofErr w:type="spellEnd"/>
-      <w:r>
-        <w:t xml:space="preserve"> Añadir Nueva.</w:t>
-      </w:r>
-      <w:r>
-        <w:t xml:space="preserve"> </w:t>
-      </w:r>
-      <w:r>
-        <w:rPr>
-          <w:color w:val="4EA72E" w:themeColor="accent6"/>
-        </w:rPr>
-        <w:t>☑</w:t>
-      </w:r>
-    </w:p>
-    <w:p>
-      <w:pPr>
-        <w:pStyle w:val="Prrafodelista"/>
-        <w:numPr>
-          <w:ilvl w:val="0"/>
-          <w:numId w:val="1"/>
-        </w:numPr>
-      </w:pPr>
-      <w:r>
-        <w:t xml:space="preserve">Que pase el código </w:t>
-      </w:r>
-      <w:r>
-        <w:t>de la incidencia</w:t>
-      </w:r>
-      <w:r>
-        <w:t xml:space="preserve"> al </w:t>
-      </w:r>
-      <w:proofErr w:type="spellStart"/>
-      <w:r>
-        <w:t>Activity_Info_</w:t>
-      </w:r>
-      <w:r>
-        <w:t>Incidencia</w:t>
-      </w:r>
-      <w:proofErr w:type="spellEnd"/>
-      <w:r>
-        <w:t>.</w:t>
-      </w:r>
-      <w:r>
-        <w:t xml:space="preserve"> </w:t>
-      </w:r>
-      <w:r>
-        <w:rPr>
-          <w:color w:val="4EA72E" w:themeColor="accent6"/>
-        </w:rPr>
-        <w:t>☑</w:t>
-      </w:r>
-    </w:p>
-    <w:p>
-      <w:pPr>
-        <w:pStyle w:val="Prrafodelista"/>
-        <w:numPr>
-          <w:ilvl w:val="0"/>
-          <w:numId w:val="1"/>
-        </w:numPr>
-      </w:pPr>
-      <w:r>
-        <w:t xml:space="preserve">Al pulsar en la lista que vaya a la </w:t>
-      </w:r>
-      <w:proofErr w:type="spellStart"/>
-      <w:r>
-        <w:t>Activity_Info</w:t>
-      </w:r>
-      <w:proofErr w:type="spellEnd"/>
-      <w:r>
-        <w:t>_</w:t>
-      </w:r>
-      <w:r>
-        <w:t xml:space="preserve"> </w:t>
-      </w:r>
-      <w:r>
-        <w:t>Incidencia</w:t>
-      </w:r>
-      <w:r>
-        <w:t>.</w:t>
-      </w:r>
-      <w:r>
-        <w:rPr>
-          <w:color w:val="4EA72E" w:themeColor="accent6"/>
-        </w:rPr>
-        <w:t xml:space="preserve"> ☑</w:t>
-      </w:r>
-    </w:p>
-    <w:p>
-      <w:pPr>
-        <w:pStyle w:val="Ttulo2"/>
-        <w:rPr>
-          <w:lang w:val="en-GB"/>
-        </w:rPr>
-      </w:pPr>
-      <w:proofErr w:type="spellStart"/>
-      <w:r>
-        <w:rPr>
-          <w:lang w:val="en-GB"/>
-        </w:rPr>
-        <w:t>Activity_</w:t>
-      </w:r>
-      <w:proofErr w:type="gramStart"/>
-      <w:r>
-        <w:rPr>
-          <w:lang w:val="en-GB"/>
-        </w:rPr>
-        <w:t>Info</w:t>
-      </w:r>
-      <w:proofErr w:type="spellEnd"/>
-      <w:r>
-        <w:rPr>
-          <w:lang w:val="en-GB"/>
-        </w:rPr>
-        <w:t>(</w:t>
-      </w:r>
-      <w:proofErr w:type="spellStart"/>
-      <w:proofErr w:type="gramEnd"/>
-      <w:r>
-        <w:rPr>
-          <w:lang w:val="en-GB"/>
-        </w:rPr>
-        <w:t>Ficha</w:t>
-      </w:r>
-      <w:proofErr w:type="spellEnd"/>
-      <w:r>
-        <w:rPr>
-          <w:lang w:val="en-GB"/>
-        </w:rPr>
-        <w:t>)</w:t>
-      </w:r>
-      <w:r>
-        <w:rPr>
-          <w:lang w:val="en-GB"/>
-        </w:rPr>
-        <w:tab/>
-      </w:r>
-    </w:p>
-    <w:p>
-      <w:pPr>
-        <w:pStyle w:val="Prrafodelista"/>
-        <w:numPr>
-          <w:ilvl w:val="0"/>
-          <w:numId w:val="1"/>
-        </w:numPr>
-      </w:pPr>
-      <w:r>
-        <w:t xml:space="preserve">Modificación de los datos de los </w:t>
-      </w:r>
-      <w:proofErr w:type="spellStart"/>
-      <w:r>
-        <w:t>editText</w:t>
-      </w:r>
-      <w:proofErr w:type="spellEnd"/>
-      <w:r>
-        <w:t>.</w:t>
-      </w:r>
-      <w:r>
-        <w:t xml:space="preserve"> </w:t>
-      </w:r>
-      <w:r>
-        <w:rPr>
-          <w:color w:val="4EA72E" w:themeColor="accent6"/>
-        </w:rPr>
-        <w:t>☑</w:t>
-      </w:r>
-    </w:p>
-    <w:p>
-      <w:pPr>
-        <w:pStyle w:val="Prrafodelista"/>
-        <w:numPr>
-          <w:ilvl w:val="0"/>
-          <w:numId w:val="1"/>
-        </w:numPr>
-      </w:pPr>
-      <w:r>
-        <w:t xml:space="preserve">Ocultar los campos del código cuando sea un nuevo </w:t>
-      </w:r>
-      <w:r>
-        <w:t>Incidencia</w:t>
-      </w:r>
-      <w:r>
-        <w:t>.</w:t>
-      </w:r>
-      <w:r>
-        <w:t xml:space="preserve"> </w:t>
-      </w:r>
-      <w:r>
-        <w:rPr>
-          <w:color w:val="4EA72E" w:themeColor="accent6"/>
-        </w:rPr>
-        <w:t>☑</w:t>
-      </w:r>
-    </w:p>
-    <w:p>
-      <w:pPr>
-        <w:pStyle w:val="Prrafodelista"/>
-        <w:numPr>
-          <w:ilvl w:val="0"/>
-          <w:numId w:val="3"/>
-        </w:numPr>
-      </w:pPr>
-      <w:proofErr w:type="spellStart"/>
-      <w:r>
-        <w:t>DatePickers</w:t>
-      </w:r>
-      <w:proofErr w:type="spellEnd"/>
-      <w:r>
-        <w:t>.</w:t>
-      </w:r>
-      <w:r>
-        <w:t xml:space="preserve"> </w:t>
-      </w:r>
-      <w:r>
-        <w:rPr>
-          <w:color w:val="4EA72E" w:themeColor="accent6"/>
-        </w:rPr>
-        <w:t>☑</w:t>
-      </w:r>
-    </w:p>
-    <w:p>
-      <w:pPr>
-        <w:pStyle w:val="Prrafodelista"/>
-        <w:numPr>
-          <w:ilvl w:val="0"/>
-          <w:numId w:val="3"/>
-        </w:numPr>
-      </w:pPr>
-      <w:r>
-        <w:t>Guardar las fechas.</w:t>
-      </w:r>
-      <w:r>
-        <w:t xml:space="preserve"> </w:t>
-      </w:r>
-      <w:r>
-        <w:rPr>
-          <w:color w:val="4EA72E" w:themeColor="accent6"/>
-        </w:rPr>
-        <w:t>☑</w:t>
-      </w:r>
-    </w:p>
-    <w:p>
-      <w:pPr>
-        <w:pStyle w:val="Prrafodelista"/>
-        <w:numPr>
-          <w:ilvl w:val="0"/>
-          <w:numId w:val="3"/>
-        </w:numPr>
-      </w:pPr>
-      <w:r>
-        <w:t xml:space="preserve">Mostrar </w:t>
-      </w:r>
-      <w:proofErr w:type="spellStart"/>
-      <w:r>
-        <w:t>Spinner</w:t>
-      </w:r>
-      <w:proofErr w:type="spellEnd"/>
-      <w:r>
-        <w:t xml:space="preserve"> Usuario</w:t>
-      </w:r>
-      <w:r>
-        <w:t>s de Creación</w:t>
-      </w:r>
-      <w:r>
-        <w:t>.</w:t>
-      </w:r>
-      <w:r>
-        <w:t xml:space="preserve"> </w:t>
-      </w:r>
-      <w:r>
-        <w:rPr>
-          <w:color w:val="4EA72E" w:themeColor="accent6"/>
-        </w:rPr>
-        <w:t>☑</w:t>
-      </w:r>
-    </w:p>
-    <w:p>
-      <w:pPr>
-        <w:pStyle w:val="Prrafodelista"/>
-        <w:numPr>
-          <w:ilvl w:val="0"/>
-          <w:numId w:val="3"/>
-        </w:numPr>
-      </w:pPr>
-      <w:r>
-        <w:t xml:space="preserve">Mostrar </w:t>
-      </w:r>
-      <w:proofErr w:type="spellStart"/>
-      <w:r>
-        <w:t>Spinner</w:t>
-      </w:r>
-      <w:proofErr w:type="spellEnd"/>
-      <w:r>
-        <w:t xml:space="preserve"> Elementos.</w:t>
-      </w:r>
-      <w:r>
-        <w:t xml:space="preserve"> </w:t>
-      </w:r>
-      <w:r>
-        <w:rPr>
-          <w:color w:val="4EA72E" w:themeColor="accent6"/>
-        </w:rPr>
-        <w:t>☑</w:t>
-      </w:r>
-    </w:p>
-    <w:p>
-      <w:pPr>
-        <w:pStyle w:val="Prrafodelista"/>
-        <w:numPr>
-          <w:ilvl w:val="0"/>
-          <w:numId w:val="3"/>
-        </w:numPr>
-      </w:pPr>
-      <w:r>
-        <w:lastRenderedPageBreak/>
-        <w:t xml:space="preserve">Guardar </w:t>
-      </w:r>
-      <w:proofErr w:type="spellStart"/>
-      <w:r>
-        <w:t>Spinner</w:t>
-      </w:r>
-      <w:proofErr w:type="spellEnd"/>
-      <w:r>
-        <w:t xml:space="preserve"> Usuarios</w:t>
-      </w:r>
-      <w:r>
-        <w:t xml:space="preserve"> de Creación</w:t>
-      </w:r>
-      <w:r>
-        <w:t>.</w:t>
-      </w:r>
-      <w:r>
-        <w:t xml:space="preserve"> </w:t>
-      </w:r>
-      <w:r>
-        <w:rPr>
-          <w:color w:val="4EA72E" w:themeColor="accent6"/>
-        </w:rPr>
-        <w:t>☑</w:t>
-      </w:r>
-    </w:p>
-    <w:p>
-      <w:pPr>
-        <w:pStyle w:val="Prrafodelista"/>
-        <w:numPr>
-          <w:ilvl w:val="0"/>
-          <w:numId w:val="3"/>
-        </w:numPr>
-      </w:pPr>
-      <w:r>
-        <w:t xml:space="preserve">Guardar </w:t>
-      </w:r>
-      <w:proofErr w:type="spellStart"/>
-      <w:r>
-        <w:t>Spinner</w:t>
-      </w:r>
-      <w:proofErr w:type="spellEnd"/>
-      <w:r>
-        <w:t xml:space="preserve"> Elementos.</w:t>
-      </w:r>
-      <w:r>
-        <w:t xml:space="preserve"> </w:t>
-      </w:r>
-      <w:r>
-        <w:rPr>
-          <w:color w:val="4EA72E" w:themeColor="accent6"/>
-        </w:rPr>
-        <w:t>☑</w:t>
-      </w:r>
-    </w:p>
-    <w:p>
-      <w:pPr>
-        <w:pStyle w:val="Prrafodelista"/>
-        <w:numPr>
-          <w:ilvl w:val="0"/>
-          <w:numId w:val="1"/>
-        </w:numPr>
-      </w:pPr>
-      <w:r>
-        <w:t>Guardar u</w:t>
-      </w:r>
-      <w:r>
-        <w:t>na Incidencia</w:t>
-      </w:r>
-      <w:r>
-        <w:t>.</w:t>
-      </w:r>
-      <w:r>
-        <w:t xml:space="preserve"> </w:t>
-      </w:r>
-      <w:r>
-        <w:rPr>
-          <w:color w:val="4EA72E" w:themeColor="accent6"/>
-        </w:rPr>
-        <w:t>☑</w:t>
-      </w:r>
-    </w:p>
-    <w:p/>
-    <w:p>
-      <w:pPr>
-        <w:pStyle w:val="Ttulo1"/>
-      </w:pPr>
-      <w:r>
-        <w:t>Modificaciones para consultar los datos en la base de datos:</w:t>
-      </w:r>
-    </w:p>
-    <w:p>
-      <w:r>
-        <w:t xml:space="preserve">Falta hacer la funcionalidad de todos los </w:t>
-      </w:r>
-      <w:proofErr w:type="spellStart"/>
-      <w:r>
-        <w:t>searchviews</w:t>
-      </w:r>
-      <w:proofErr w:type="spellEnd"/>
-      <w:r>
-        <w:t>.</w:t>
-      </w:r>
-    </w:p>
-    <w:p>
-      <w:r>
-        <w:t>Hechos Completos: Sala, Tipo,</w:t>
-      </w:r>
-      <w:r>
-        <w:t xml:space="preserve"> </w:t>
-      </w:r>
-      <w:r>
-        <w:t>Elemento,</w:t>
-      </w:r>
-      <w:r>
-        <w:t xml:space="preserve"> </w:t>
-      </w:r>
-      <w:r>
-        <w:t>Usuario,</w:t>
-      </w:r>
-      <w:r>
-        <w:t xml:space="preserve"> </w:t>
-      </w:r>
-      <w:r>
-        <w:t>Rol</w:t>
-      </w:r>
-      <w:r>
-        <w:t>, Préstamo</w:t>
-      </w:r>
-      <w:r>
-        <w:t>, Ubicación</w:t>
-      </w:r>
-      <w:r>
-        <w:t>.</w:t>
-      </w:r>
-    </w:p>
-    <w:p>
-      <w:r>
-        <w:t xml:space="preserve">Incidencia al buscar el nombre que he seleccionado en el </w:t>
-      </w:r>
-      <w:proofErr w:type="spellStart"/>
-      <w:r>
-        <w:t>Spinner</w:t>
-      </w:r>
-      <w:proofErr w:type="spellEnd"/>
-      <w:r>
-        <w:t xml:space="preserve"> me da </w:t>
-      </w:r>
-      <w:proofErr w:type="spellStart"/>
-      <w:r>
-        <w:t>N</w:t>
-      </w:r>
-      <w:r>
-        <w:t>ullPointerException</w:t>
-      </w:r>
-      <w:proofErr w:type="spellEnd"/>
-      <w:r>
-        <w:t xml:space="preserve"> y no sé </w:t>
-      </w:r>
-      <w:r>
-        <w:t>por qué</w:t>
-      </w:r>
-      <w:r>
-        <w:t>.</w:t>
-      </w:r>
-    </w:p>
-    <w:p>
-      <w:r>
-        <w:t xml:space="preserve">Ver las fechas en </w:t>
-      </w:r>
-      <w:proofErr w:type="spellStart"/>
-      <w:r>
-        <w:t>Info_Incidencia</w:t>
-      </w:r>
-      <w:proofErr w:type="spellEnd"/>
-      <w:r>
-        <w:t>.</w:t>
-      </w:r>
-    </w:p>
-    <w:p/>
-    <w:p/>
+        <w:t xml:space="preserve"> de que son.</w:t>
+      </w:r>
+    </w:p>
     <w:p/>
     <w:sectPr>
       <w:pgSz w:w="11906" w:h="16838"/>
